--- a/templates/word/2. DK18, thuế  3.docx
+++ b/templates/word/2. DK18, thuế  3.docx
@@ -1,5 +1,67 @@
 
-<file path=word/document.xml><?xml version="1.0" encoding="utf-8"?>
+<file path=customXml\item1.xml><?xml version="1.0" encoding="utf-8"?>
+<b:Sources xmlns:b="http://schemas.openxmlformats.org/officeDocument/2006/bibliography" xmlns="http://schemas.openxmlformats.org/officeDocument/2006/bibliography" SelectedStyle="\APASixthEditionOfficeOnline.xsl" StyleName="APA" Version="6"/>
+</file>
+
+<file path=customXml\itemProps1.xml><?xml version="1.0" encoding="utf-8"?>
+<ds:datastoreItem xmlns:ds="http://schemas.openxmlformats.org/officeDocument/2006/customXml" ds:itemID="{C3CAE955-13BB-48CC-9CEF-CDD7AAB4E86C}">
+  <ds:schemaRefs>
+    <ds:schemaRef ds:uri="http://schemas.openxmlformats.org/officeDocument/2006/bibliography"/>
+  </ds:schemaRefs>
+</ds:datastoreItem>
+</file>
+
+<file path=docProps\app.xml><?xml version="1.0" encoding="utf-8"?>
+<Properties xmlns="http://schemas.openxmlformats.org/officeDocument/2006/extended-properties" xmlns:vt="http://schemas.openxmlformats.org/officeDocument/2006/docPropsVTypes">
+  <Template>Normal.dotm</Template>
+  <TotalTime>163</TotalTime>
+  <Pages>12</Pages>
+  <Words>3381</Words>
+  <Characters>19277</Characters>
+  <Application>Microsoft Office Word</Application>
+  <DocSecurity>0</DocSecurity>
+  <Lines>160</Lines>
+  <Paragraphs>45</Paragraphs>
+  <ScaleCrop>false</ScaleCrop>
+  <HeadingPairs>
+    <vt:vector size="2" baseType="variant">
+      <vt:variant>
+        <vt:lpstr>Title</vt:lpstr>
+      </vt:variant>
+      <vt:variant>
+        <vt:i4>1</vt:i4>
+      </vt:variant>
+    </vt:vector>
+  </HeadingPairs>
+  <TitlesOfParts>
+    <vt:vector size="1" baseType="lpstr">
+      <vt:lpstr/>
+    </vt:vector>
+  </TitlesOfParts>
+  <Company>Thue Viet Nam</Company>
+  <LinksUpToDate>false</LinksUpToDate>
+  <CharactersWithSpaces>22613</CharactersWithSpaces>
+  <SharedDoc>false</SharedDoc>
+  <HyperlinksChanged>false</HyperlinksChanged>
+  <AppVersion>16.0000</AppVersion>
+</Properties>
+</file>
+
+<file path=docProps\core.xml><?xml version="1.0" encoding="utf-8"?>
+<cp:coreProperties xmlns:cp="http://schemas.openxmlformats.org/package/2006/metadata/core-properties" xmlns:dc="http://purl.org/dc/elements/1.1/" xmlns:dcterms="http://purl.org/dc/terms/" xmlns:dcmitype="http://purl.org/dc/dcmitype/" xmlns:xsi="http://www.w3.org/2001/XMLSchema-instance">
+  <dc:title/>
+  <dc:subject/>
+  <dc:creator>VS9 X64Bit</dc:creator>
+  <cp:keywords/>
+  <cp:lastModifiedBy>Administrator</cp:lastModifiedBy>
+  <cp:revision>23</cp:revision>
+  <cp:lastPrinted>2025-08-01T01:24:00Z</cp:lastPrinted>
+  <dcterms:created xsi:type="dcterms:W3CDTF">2025-08-12T01:01:00Z</dcterms:created>
+  <dcterms:modified xsi:type="dcterms:W3CDTF">2026-06-10T09:00:00Z</dcterms:modified>
+</cp:coreProperties>
+</file>
+
+<file path=word\document.xml><?xml version="1.0" encoding="utf-8"?>
 <w:document xmlns:wpc="http://schemas.microsoft.com/office/word/2010/wordprocessingCanvas" xmlns:cx="http://schemas.microsoft.com/office/drawing/2014/chartex" xmlns:cx1="http://schemas.microsoft.com/office/drawing/2015/9/8/chartex" xmlns:cx2="http://schemas.microsoft.com/office/drawing/2015/10/21/chartex" xmlns:cx3="http://schemas.microsoft.com/office/drawing/2016/5/9/chartex" xmlns:cx4="http://schemas.microsoft.com/office/drawing/2016/5/10/chartex" xmlns:cx5="http://schemas.microsoft.com/office/drawing/2016/5/11/chartex" xmlns:cx6="http://schemas.microsoft.com/office/drawing/2016/5/12/chartex" xmlns:cx7="http://schemas.microsoft.com/office/drawing/2016/5/13/chartex" xmlns:cx8="http://schemas.microsoft.com/office/drawing/2016/5/14/chartex" xmlns:mc="http://schemas.openxmlformats.org/markup-compatibility/2006" xmlns:aink="http://schemas.microsoft.com/office/drawing/2016/ink" xmlns:am3d="http://schemas.microsoft.com/office/drawing/2017/model3d" xmlns:o="urn:schemas-microsoft-com:office:office" xmlns:r="http://schemas.openxmlformats.org/officeDocument/2006/relationships" xmlns:m="http://schemas.openxmlformats.org/officeDocument/2006/math" xmlns:v="urn:schemas-microsoft-com:vml" xmlns:wp14="http://schemas.microsoft.com/office/word/2010/wordprocessingDrawing" xmlns:wp="http://schemas.openxmlformats.org/drawingml/2006/wordprocessingDrawing" xmlns:w10="urn:schemas-microsoft-com:office:word" xmlns:w="http://schemas.openxmlformats.org/wordprocessingml/2006/main" xmlns:w14="http://schemas.microsoft.com/office/word/2010/wordml" xmlns:w15="http://schemas.microsoft.com/office/word/2012/wordml" xmlns:w16cid="http://schemas.microsoft.com/office/word/2016/wordml/cid" xmlns:w16se="http://schemas.microsoft.com/office/word/2015/wordml/symex" xmlns:wpg="http://schemas.microsoft.com/office/word/2010/wordprocessingGroup" xmlns:wpi="http://schemas.microsoft.com/office/word/2010/wordprocessingInk" xmlns:wne="http://schemas.microsoft.com/office/word/2006/wordml" xmlns:wps="http://schemas.microsoft.com/office/word/2010/wordprocessingShape" mc:Ignorable="w14 w15 w16se w16cid wp14">
   <w:body>
     <w:p>
@@ -241,7 +303,7 @@
           <w:sz w:val="24"/>
           <w:szCs w:val="24"/>
         </w:rPr>
-        <w:t xml:space="preserve">[Tên </w:t>
+        <w:t xml:space="preserve">{{ten3}}</w:t>
       </w:r>
       <w:r>
         <w:rPr>
@@ -251,7 +313,7 @@
           <w:sz w:val="24"/>
           <w:szCs w:val="24"/>
         </w:rPr>
-        <w:t>3</w:t>
+        <w:t/>
       </w:r>
       <w:r>
         <w:rPr>
@@ -261,7 +323,7 @@
           <w:sz w:val="24"/>
           <w:szCs w:val="24"/>
         </w:rPr>
-        <w:t>]</w:t>
+        <w:t/>
       </w:r>
       <w:r>
         <w:rPr>
@@ -295,7 +357,7 @@
           <w:sz w:val="24"/>
           <w:szCs w:val="24"/>
         </w:rPr>
-        <w:t>[</w:t>
+        <w:t>{{namsinh3}}</w:t>
       </w:r>
       <w:r>
         <w:rPr>
@@ -305,7 +367,7 @@
           <w:sz w:val="24"/>
           <w:szCs w:val="24"/>
         </w:rPr>
-        <w:t>Năm sinh</w:t>
+        <w:t/>
       </w:r>
       <w:r>
         <w:rPr>
@@ -315,7 +377,7 @@
           <w:sz w:val="24"/>
           <w:szCs w:val="24"/>
         </w:rPr>
-        <w:t xml:space="preserve"> </w:t>
+        <w:t xml:space="preserve"/>
       </w:r>
       <w:r>
         <w:rPr>
@@ -325,7 +387,7 @@
           <w:sz w:val="24"/>
           <w:szCs w:val="24"/>
         </w:rPr>
-        <w:t>3</w:t>
+        <w:t/>
       </w:r>
       <w:r>
         <w:rPr>
@@ -335,7 +397,7 @@
           <w:sz w:val="24"/>
           <w:szCs w:val="24"/>
         </w:rPr>
-        <w:t>]</w:t>
+        <w:t/>
       </w:r>
       <w:r>
         <w:rPr>
@@ -405,7 +467,7 @@
           <w:sz w:val="24"/>
           <w:szCs w:val="24"/>
         </w:rPr>
-        <w:t xml:space="preserve">[Tên </w:t>
+        <w:t xml:space="preserve">{{ten3}}</w:t>
       </w:r>
       <w:r>
         <w:rPr>
@@ -415,7 +477,7 @@
           <w:sz w:val="24"/>
           <w:szCs w:val="24"/>
         </w:rPr>
-        <w:t>3</w:t>
+        <w:t/>
       </w:r>
       <w:r>
         <w:rPr>
@@ -425,7 +487,7 @@
           <w:sz w:val="24"/>
           <w:szCs w:val="24"/>
         </w:rPr>
-        <w:t>]</w:t>
+        <w:t/>
       </w:r>
       <w:r>
         <w:rPr>
@@ -452,7 +514,7 @@
           <w:sz w:val="24"/>
           <w:szCs w:val="24"/>
         </w:rPr>
-        <w:t>[</w:t>
+        <w:t>{{namsinh3}}</w:t>
       </w:r>
       <w:r>
         <w:rPr>
@@ -462,7 +524,7 @@
           <w:sz w:val="24"/>
           <w:szCs w:val="24"/>
         </w:rPr>
-        <w:t>Năm sinh</w:t>
+        <w:t/>
       </w:r>
       <w:r>
         <w:rPr>
@@ -472,7 +534,7 @@
           <w:sz w:val="24"/>
           <w:szCs w:val="24"/>
         </w:rPr>
-        <w:t xml:space="preserve"> </w:t>
+        <w:t xml:space="preserve"/>
       </w:r>
       <w:r>
         <w:rPr>
@@ -482,7 +544,7 @@
           <w:sz w:val="24"/>
           <w:szCs w:val="24"/>
         </w:rPr>
-        <w:t>3</w:t>
+        <w:t/>
       </w:r>
       <w:r>
         <w:rPr>
@@ -492,7 +554,7 @@
           <w:sz w:val="24"/>
           <w:szCs w:val="24"/>
         </w:rPr>
-        <w:t>]</w:t>
+        <w:t/>
       </w:r>
       <w:r>
         <w:rPr>
@@ -523,7 +585,7 @@
           <w:sz w:val="24"/>
           <w:szCs w:val="24"/>
         </w:rPr>
-        <w:t>[</w:t>
+        <w:t>{{loaicc3}}</w:t>
       </w:r>
       <w:r>
         <w:rPr>
@@ -532,7 +594,7 @@
           <w:sz w:val="24"/>
           <w:szCs w:val="24"/>
         </w:rPr>
-        <w:t>Loại CC</w:t>
+        <w:t/>
       </w:r>
       <w:r>
         <w:rPr>
@@ -541,7 +603,7 @@
           <w:sz w:val="24"/>
           <w:szCs w:val="24"/>
         </w:rPr>
-        <w:t xml:space="preserve"> </w:t>
+        <w:t xml:space="preserve"/>
       </w:r>
       <w:r>
         <w:rPr>
@@ -550,7 +612,7 @@
           <w:sz w:val="24"/>
           <w:szCs w:val="24"/>
         </w:rPr>
-        <w:t>3</w:t>
+        <w:t/>
       </w:r>
       <w:r>
         <w:rPr>
@@ -559,7 +621,7 @@
           <w:sz w:val="24"/>
           <w:szCs w:val="24"/>
         </w:rPr>
-        <w:t xml:space="preserve">] </w:t>
+        <w:t xml:space="preserve"> </w:t>
       </w:r>
       <w:r>
         <w:rPr>
@@ -577,7 +639,7 @@
           <w:sz w:val="24"/>
           <w:szCs w:val="24"/>
         </w:rPr>
-        <w:t xml:space="preserve">[CCCD </w:t>
+        <w:t xml:space="preserve">{{cccd3}}</w:t>
       </w:r>
       <w:r>
         <w:rPr>
@@ -587,7 +649,7 @@
           <w:sz w:val="24"/>
           <w:szCs w:val="24"/>
         </w:rPr>
-        <w:t>3</w:t>
+        <w:t/>
       </w:r>
       <w:r>
         <w:rPr>
@@ -597,7 +659,7 @@
           <w:sz w:val="24"/>
           <w:szCs w:val="24"/>
         </w:rPr>
-        <w:t>]</w:t>
+        <w:t/>
       </w:r>
       <w:r>
         <w:rPr>
@@ -615,7 +677,7 @@
           <w:szCs w:val="24"/>
           <w:lang w:val="nl-NL"/>
         </w:rPr>
-        <w:t>[</w:t>
+        <w:t>{{noicapcc3}}</w:t>
       </w:r>
       <w:r>
         <w:rPr>
@@ -625,7 +687,7 @@
           <w:szCs w:val="24"/>
           <w:lang w:val="nl-NL"/>
         </w:rPr>
-        <w:t>Nơi cấp CC</w:t>
+        <w:t/>
       </w:r>
       <w:r>
         <w:rPr>
@@ -635,7 +697,7 @@
           <w:szCs w:val="24"/>
           <w:lang w:val="nl-NL"/>
         </w:rPr>
-        <w:t xml:space="preserve"> </w:t>
+        <w:t xml:space="preserve"/>
       </w:r>
       <w:r>
         <w:rPr>
@@ -645,7 +707,7 @@
           <w:szCs w:val="24"/>
           <w:lang w:val="nl-NL"/>
         </w:rPr>
-        <w:t>3</w:t>
+        <w:t/>
       </w:r>
       <w:r>
         <w:rPr>
@@ -655,7 +717,7 @@
           <w:szCs w:val="24"/>
           <w:lang w:val="nl-NL"/>
         </w:rPr>
-        <w:t xml:space="preserve">] </w:t>
+        <w:t xml:space="preserve"> </w:t>
       </w:r>
       <w:r>
         <w:rPr>
@@ -673,7 +735,7 @@
           <w:sz w:val="24"/>
           <w:szCs w:val="24"/>
         </w:rPr>
-        <w:t>[</w:t>
+        <w:t>{{ngaycap3}}</w:t>
       </w:r>
       <w:r>
         <w:rPr>
@@ -683,7 +745,7 @@
           <w:sz w:val="24"/>
           <w:szCs w:val="24"/>
         </w:rPr>
-        <w:t>Ngày cấp</w:t>
+        <w:t/>
       </w:r>
       <w:r>
         <w:rPr>
@@ -693,7 +755,7 @@
           <w:sz w:val="24"/>
           <w:szCs w:val="24"/>
         </w:rPr>
-        <w:t xml:space="preserve"> </w:t>
+        <w:t xml:space="preserve"/>
       </w:r>
       <w:r>
         <w:rPr>
@@ -703,7 +765,7 @@
           <w:sz w:val="24"/>
           <w:szCs w:val="24"/>
         </w:rPr>
-        <w:t>3</w:t>
+        <w:t/>
       </w:r>
       <w:r>
         <w:rPr>
@@ -713,7 +775,7 @@
           <w:sz w:val="24"/>
           <w:szCs w:val="24"/>
         </w:rPr>
-        <w:t>]</w:t>
+        <w:t/>
       </w:r>
       <w:r>
         <w:rPr>
@@ -746,7 +808,7 @@
           <w:sz w:val="24"/>
           <w:szCs w:val="24"/>
         </w:rPr>
-        <w:t xml:space="preserve">- [Tên </w:t>
+        <w:t xml:space="preserve">- {{ten3}}</w:t>
       </w:r>
       <w:r>
         <w:rPr>
@@ -754,7 +816,7 @@
           <w:sz w:val="24"/>
           <w:szCs w:val="24"/>
         </w:rPr>
-        <w:t>3</w:t>
+        <w:t/>
       </w:r>
       <w:r>
         <w:rPr>
@@ -762,7 +824,7 @@
           <w:sz w:val="24"/>
           <w:szCs w:val="24"/>
         </w:rPr>
-        <w:t xml:space="preserve">]: [Địa chỉ </w:t>
+        <w:t xml:space="preserve">: {{diachi3}}</w:t>
       </w:r>
       <w:r>
         <w:rPr>
@@ -770,7 +832,7 @@
           <w:sz w:val="24"/>
           <w:szCs w:val="24"/>
         </w:rPr>
-        <w:t>3</w:t>
+        <w:t/>
       </w:r>
       <w:r>
         <w:rPr>
@@ -778,7 +840,7 @@
           <w:sz w:val="24"/>
           <w:szCs w:val="24"/>
         </w:rPr>
-        <w:t>]</w:t>
+        <w:t/>
       </w:r>
     </w:p>
     <w:p>
@@ -1066,7 +1128,7 @@
                 <w:sz w:val="24"/>
                 <w:szCs w:val="24"/>
               </w:rPr>
-              <w:t>[Ngày]</w:t>
+              <w:t>{{ngay}}</w:t>
             </w:r>
             <w:r>
               <w:rPr>
@@ -1083,7 +1145,7 @@
                 <w:sz w:val="24"/>
                 <w:szCs w:val="24"/>
               </w:rPr>
-              <w:t>[Tháng]</w:t>
+              <w:t>{{thang}}</w:t>
             </w:r>
             <w:r>
               <w:rPr>
@@ -1399,7 +1461,7 @@
           <w:sz w:val="24"/>
           <w:szCs w:val="24"/>
         </w:rPr>
-        <w:t xml:space="preserve">[Tên </w:t>
+        <w:t xml:space="preserve">{{ten3}}</w:t>
       </w:r>
       <w:r>
         <w:rPr>
@@ -1409,7 +1471,7 @@
           <w:sz w:val="24"/>
           <w:szCs w:val="24"/>
         </w:rPr>
-        <w:t>3</w:t>
+        <w:t/>
       </w:r>
       <w:r>
         <w:rPr>
@@ -1419,7 +1481,7 @@
           <w:sz w:val="24"/>
           <w:szCs w:val="24"/>
         </w:rPr>
-        <w:t>]</w:t>
+        <w:t/>
       </w:r>
       <w:r>
         <w:rPr>
@@ -1446,7 +1508,7 @@
           <w:sz w:val="24"/>
           <w:szCs w:val="24"/>
         </w:rPr>
-        <w:t>[</w:t>
+        <w:t>{{namsinh3}}</w:t>
       </w:r>
       <w:r>
         <w:rPr>
@@ -1456,7 +1518,7 @@
           <w:sz w:val="24"/>
           <w:szCs w:val="24"/>
         </w:rPr>
-        <w:t>Năm sinh</w:t>
+        <w:t/>
       </w:r>
       <w:r>
         <w:rPr>
@@ -1466,7 +1528,7 @@
           <w:sz w:val="24"/>
           <w:szCs w:val="24"/>
         </w:rPr>
-        <w:t xml:space="preserve"> </w:t>
+        <w:t xml:space="preserve"/>
       </w:r>
       <w:r>
         <w:rPr>
@@ -1476,7 +1538,7 @@
           <w:sz w:val="24"/>
           <w:szCs w:val="24"/>
         </w:rPr>
-        <w:t>3</w:t>
+        <w:t/>
       </w:r>
       <w:r>
         <w:rPr>
@@ -1486,7 +1548,7 @@
           <w:sz w:val="24"/>
           <w:szCs w:val="24"/>
         </w:rPr>
-        <w:t>]</w:t>
+        <w:t/>
       </w:r>
       <w:r>
         <w:rPr>
@@ -1556,7 +1618,7 @@
           <w:sz w:val="24"/>
           <w:szCs w:val="24"/>
         </w:rPr>
-        <w:t xml:space="preserve">[Tên </w:t>
+        <w:t xml:space="preserve">{{ten3}}</w:t>
       </w:r>
       <w:r>
         <w:rPr>
@@ -1566,7 +1628,7 @@
           <w:sz w:val="24"/>
           <w:szCs w:val="24"/>
         </w:rPr>
-        <w:t>3</w:t>
+        <w:t/>
       </w:r>
       <w:r>
         <w:rPr>
@@ -1576,7 +1638,7 @@
           <w:sz w:val="24"/>
           <w:szCs w:val="24"/>
         </w:rPr>
-        <w:t>]</w:t>
+        <w:t/>
       </w:r>
       <w:r>
         <w:rPr>
@@ -1603,7 +1665,7 @@
           <w:sz w:val="24"/>
           <w:szCs w:val="24"/>
         </w:rPr>
-        <w:t>[</w:t>
+        <w:t>{{namsinh3}}</w:t>
       </w:r>
       <w:r>
         <w:rPr>
@@ -1613,7 +1675,7 @@
           <w:sz w:val="24"/>
           <w:szCs w:val="24"/>
         </w:rPr>
-        <w:t>Năm sinh</w:t>
+        <w:t/>
       </w:r>
       <w:r>
         <w:rPr>
@@ -1623,7 +1685,7 @@
           <w:sz w:val="24"/>
           <w:szCs w:val="24"/>
         </w:rPr>
-        <w:t xml:space="preserve"> </w:t>
+        <w:t xml:space="preserve"/>
       </w:r>
       <w:r>
         <w:rPr>
@@ -1633,7 +1695,7 @@
           <w:sz w:val="24"/>
           <w:szCs w:val="24"/>
         </w:rPr>
-        <w:t>3</w:t>
+        <w:t/>
       </w:r>
       <w:r>
         <w:rPr>
@@ -1643,7 +1705,7 @@
           <w:sz w:val="24"/>
           <w:szCs w:val="24"/>
         </w:rPr>
-        <w:t>]</w:t>
+        <w:t/>
       </w:r>
       <w:r>
         <w:rPr>
@@ -1674,7 +1736,7 @@
           <w:sz w:val="24"/>
           <w:szCs w:val="24"/>
         </w:rPr>
-        <w:t>[</w:t>
+        <w:t>{{loaicc3}}</w:t>
       </w:r>
       <w:r>
         <w:rPr>
@@ -1683,7 +1745,7 @@
           <w:sz w:val="24"/>
           <w:szCs w:val="24"/>
         </w:rPr>
-        <w:t>Loại CC</w:t>
+        <w:t/>
       </w:r>
       <w:r>
         <w:rPr>
@@ -1692,7 +1754,7 @@
           <w:sz w:val="24"/>
           <w:szCs w:val="24"/>
         </w:rPr>
-        <w:t xml:space="preserve"> </w:t>
+        <w:t xml:space="preserve"/>
       </w:r>
       <w:r>
         <w:rPr>
@@ -1701,7 +1763,7 @@
           <w:sz w:val="24"/>
           <w:szCs w:val="24"/>
         </w:rPr>
-        <w:t>3</w:t>
+        <w:t/>
       </w:r>
       <w:r>
         <w:rPr>
@@ -1710,7 +1772,7 @@
           <w:sz w:val="24"/>
           <w:szCs w:val="24"/>
         </w:rPr>
-        <w:t xml:space="preserve">] </w:t>
+        <w:t xml:space="preserve"> </w:t>
       </w:r>
       <w:r>
         <w:rPr>
@@ -1728,7 +1790,7 @@
           <w:sz w:val="24"/>
           <w:szCs w:val="24"/>
         </w:rPr>
-        <w:t xml:space="preserve">[CCCD </w:t>
+        <w:t xml:space="preserve">{{cccd3}}</w:t>
       </w:r>
       <w:r>
         <w:rPr>
@@ -1738,7 +1800,7 @@
           <w:sz w:val="24"/>
           <w:szCs w:val="24"/>
         </w:rPr>
-        <w:t>3</w:t>
+        <w:t/>
       </w:r>
       <w:r>
         <w:rPr>
@@ -1748,7 +1810,7 @@
           <w:sz w:val="24"/>
           <w:szCs w:val="24"/>
         </w:rPr>
-        <w:t>]</w:t>
+        <w:t/>
       </w:r>
       <w:r>
         <w:rPr>
@@ -1766,7 +1828,7 @@
           <w:szCs w:val="24"/>
           <w:lang w:val="nl-NL"/>
         </w:rPr>
-        <w:t>[</w:t>
+        <w:t>{{noicapcc3}}</w:t>
       </w:r>
       <w:r>
         <w:rPr>
@@ -1776,7 +1838,7 @@
           <w:szCs w:val="24"/>
           <w:lang w:val="nl-NL"/>
         </w:rPr>
-        <w:t>Nơi cấp CC</w:t>
+        <w:t/>
       </w:r>
       <w:r>
         <w:rPr>
@@ -1786,7 +1848,7 @@
           <w:szCs w:val="24"/>
           <w:lang w:val="nl-NL"/>
         </w:rPr>
-        <w:t xml:space="preserve"> </w:t>
+        <w:t xml:space="preserve"/>
       </w:r>
       <w:r>
         <w:rPr>
@@ -1796,7 +1858,7 @@
           <w:szCs w:val="24"/>
           <w:lang w:val="nl-NL"/>
         </w:rPr>
-        <w:t>3</w:t>
+        <w:t/>
       </w:r>
       <w:r>
         <w:rPr>
@@ -1806,7 +1868,7 @@
           <w:szCs w:val="24"/>
           <w:lang w:val="nl-NL"/>
         </w:rPr>
-        <w:t xml:space="preserve">] </w:t>
+        <w:t xml:space="preserve"> </w:t>
       </w:r>
       <w:r>
         <w:rPr>
@@ -1824,7 +1886,7 @@
           <w:sz w:val="24"/>
           <w:szCs w:val="24"/>
         </w:rPr>
-        <w:t>[</w:t>
+        <w:t>{{ngaycap3}}</w:t>
       </w:r>
       <w:r>
         <w:rPr>
@@ -1834,7 +1896,7 @@
           <w:sz w:val="24"/>
           <w:szCs w:val="24"/>
         </w:rPr>
-        <w:t>Ngày cấp</w:t>
+        <w:t/>
       </w:r>
       <w:r>
         <w:rPr>
@@ -1844,7 +1906,7 @@
           <w:sz w:val="24"/>
           <w:szCs w:val="24"/>
         </w:rPr>
-        <w:t xml:space="preserve"> </w:t>
+        <w:t xml:space="preserve"/>
       </w:r>
       <w:r>
         <w:rPr>
@@ -1854,7 +1916,7 @@
           <w:sz w:val="24"/>
           <w:szCs w:val="24"/>
         </w:rPr>
-        <w:t>3</w:t>
+        <w:t/>
       </w:r>
       <w:r>
         <w:rPr>
@@ -1864,7 +1926,7 @@
           <w:sz w:val="24"/>
           <w:szCs w:val="24"/>
         </w:rPr>
-        <w:t>]</w:t>
+        <w:t/>
       </w:r>
       <w:r>
         <w:rPr>
@@ -1897,7 +1959,7 @@
           <w:sz w:val="24"/>
           <w:szCs w:val="24"/>
         </w:rPr>
-        <w:t xml:space="preserve">[Tên </w:t>
+        <w:t xml:space="preserve">{{ten3}}</w:t>
       </w:r>
       <w:r>
         <w:rPr>
@@ -1905,7 +1967,7 @@
           <w:sz w:val="24"/>
           <w:szCs w:val="24"/>
         </w:rPr>
-        <w:t>3</w:t>
+        <w:t/>
       </w:r>
       <w:r>
         <w:rPr>
@@ -1913,7 +1975,7 @@
           <w:sz w:val="24"/>
           <w:szCs w:val="24"/>
         </w:rPr>
-        <w:t xml:space="preserve">]: [Địa chỉ </w:t>
+        <w:t xml:space="preserve">: {{diachi3}}</w:t>
       </w:r>
       <w:r>
         <w:rPr>
@@ -1921,7 +1983,7 @@
           <w:sz w:val="24"/>
           <w:szCs w:val="24"/>
         </w:rPr>
-        <w:t>3</w:t>
+        <w:t/>
       </w:r>
       <w:r>
         <w:rPr>
@@ -1929,7 +1991,7 @@
           <w:sz w:val="24"/>
           <w:szCs w:val="24"/>
         </w:rPr>
-        <w:t>]</w:t>
+        <w:t/>
       </w:r>
     </w:p>
     <w:p>
@@ -2220,7 +2282,7 @@
                 <w:sz w:val="24"/>
                 <w:szCs w:val="24"/>
               </w:rPr>
-              <w:t>[Ngày]</w:t>
+              <w:t>{{ngay}}</w:t>
             </w:r>
             <w:r>
               <w:rPr>
@@ -2236,7 +2298,7 @@
                 <w:sz w:val="24"/>
                 <w:szCs w:val="24"/>
               </w:rPr>
-              <w:t>[Tháng]</w:t>
+              <w:t>{{thang}}</w:t>
             </w:r>
             <w:r>
               <w:rPr>
@@ -2920,7 +2982,7 @@
           <w:sz w:val="24"/>
           <w:szCs w:val="24"/>
         </w:rPr>
-        <w:t>[Ngày]</w:t>
+        <w:t>{{ngay}}</w:t>
       </w:r>
       <w:r>
         <w:rPr>
@@ -2934,7 +2996,7 @@
           <w:sz w:val="24"/>
           <w:szCs w:val="24"/>
         </w:rPr>
-        <w:t>[Tháng]</w:t>
+        <w:t>{{thang}}</w:t>
       </w:r>
       <w:r>
         <w:rPr>
@@ -2970,7 +3032,7 @@
           <w:szCs w:val="24"/>
           <w:lang w:val="vi-VN"/>
         </w:rPr>
-        <w:t>[0</w:t>
+        <w:t>[02]</w:t>
       </w:r>
       <w:r>
         <w:rPr>
@@ -2979,7 +3041,7 @@
           <w:sz w:val="24"/>
           <w:szCs w:val="24"/>
         </w:rPr>
-        <w:t>2</w:t>
+        <w:t/>
       </w:r>
       <w:r>
         <w:rPr>
@@ -2989,7 +3051,7 @@
           <w:szCs w:val="24"/>
           <w:lang w:val="vi-VN"/>
         </w:rPr>
-        <w:t>]</w:t>
+        <w:t/>
       </w:r>
       <w:r>
         <w:rPr>
@@ -3043,7 +3105,7 @@
           <w:szCs w:val="24"/>
           <w:lang w:val="vi-VN"/>
         </w:rPr>
-        <w:t>[0</w:t>
+        <w:t>[03]</w:t>
       </w:r>
       <w:r>
         <w:rPr>
@@ -3052,7 +3114,7 @@
           <w:sz w:val="24"/>
           <w:szCs w:val="24"/>
         </w:rPr>
-        <w:t>3</w:t>
+        <w:t/>
       </w:r>
       <w:r>
         <w:rPr>
@@ -3062,7 +3124,7 @@
           <w:szCs w:val="24"/>
           <w:lang w:val="vi-VN"/>
         </w:rPr>
-        <w:t>]</w:t>
+        <w:t/>
       </w:r>
       <w:r>
         <w:rPr>
@@ -4214,21 +4276,21 @@
           <w:sz w:val="24"/>
           <w:szCs w:val="24"/>
         </w:rPr>
-        <w:t xml:space="preserve">: [Tên </w:t>
-      </w:r>
-      <w:r>
-        <w:rPr>
-          <w:sz w:val="24"/>
-          <w:szCs w:val="24"/>
-        </w:rPr>
-        <w:t>3</w:t>
-      </w:r>
-      <w:r>
-        <w:rPr>
-          <w:sz w:val="24"/>
-          <w:szCs w:val="24"/>
-        </w:rPr>
-        <w:t>]</w:t>
+        <w:t xml:space="preserve">: {{ten3}}</w:t>
+      </w:r>
+      <w:r>
+        <w:rPr>
+          <w:sz w:val="24"/>
+          <w:szCs w:val="24"/>
+        </w:rPr>
+        <w:t/>
+      </w:r>
+      <w:r>
+        <w:rPr>
+          <w:sz w:val="24"/>
+          <w:szCs w:val="24"/>
+        </w:rPr>
+        <w:t/>
       </w:r>
     </w:p>
     <w:p>
@@ -4327,21 +4389,21 @@
           <w:sz w:val="24"/>
           <w:szCs w:val="24"/>
         </w:rPr>
-        <w:t xml:space="preserve">[CCCD </w:t>
-      </w:r>
-      <w:r>
-        <w:rPr>
-          <w:sz w:val="24"/>
-          <w:szCs w:val="24"/>
-        </w:rPr>
-        <w:t>3</w:t>
-      </w:r>
-      <w:r>
-        <w:rPr>
-          <w:sz w:val="24"/>
-          <w:szCs w:val="24"/>
-        </w:rPr>
-        <w:t>]</w:t>
+        <w:t xml:space="preserve">{{cccd3}}</w:t>
+      </w:r>
+      <w:r>
+        <w:rPr>
+          <w:sz w:val="24"/>
+          <w:szCs w:val="24"/>
+        </w:rPr>
+        <w:t/>
+      </w:r>
+      <w:r>
+        <w:rPr>
+          <w:sz w:val="24"/>
+          <w:szCs w:val="24"/>
+        </w:rPr>
+        <w:t/>
       </w:r>
     </w:p>
     <w:p>
@@ -4365,7 +4427,7 @@
           <w:sz w:val="24"/>
           <w:szCs w:val="24"/>
         </w:rPr>
-        <w:t>[06.1]</w:t>
+        <w:t>[061]</w:t>
       </w:r>
       <w:r>
         <w:rPr>
@@ -4388,7 +4450,7 @@
           <w:sz w:val="24"/>
           <w:szCs w:val="24"/>
         </w:rPr>
-        <w:t>[</w:t>
+        <w:t>{{ngaycap3}}</w:t>
       </w:r>
       <w:r>
         <w:rPr>
@@ -4396,7 +4458,7 @@
           <w:sz w:val="24"/>
           <w:szCs w:val="24"/>
         </w:rPr>
-        <w:t>Ngày cấp</w:t>
+        <w:t/>
       </w:r>
       <w:r>
         <w:rPr>
@@ -4404,15 +4466,40 @@
           <w:sz w:val="24"/>
           <w:szCs w:val="24"/>
         </w:rPr>
+        <w:t xml:space="preserve"/>
+      </w:r>
+      <w:r>
+        <w:rPr>
+          <w:color w:val="000000"/>
+          <w:sz w:val="24"/>
+          <w:szCs w:val="24"/>
+        </w:rPr>
+        <w:t/>
+      </w:r>
+      <w:r>
+        <w:rPr>
+          <w:color w:val="000000"/>
+          <w:sz w:val="24"/>
+          <w:szCs w:val="24"/>
+        </w:rPr>
+        <w:t/>
+      </w:r>
+      <w:r>
+        <w:rPr>
+          <w:color w:val="000000"/>
+          <w:sz w:val="24"/>
+          <w:szCs w:val="24"/>
+        </w:rPr>
         <w:t xml:space="preserve"> </w:t>
       </w:r>
       <w:r>
         <w:rPr>
+          <w:b/>
           <w:color w:val="000000"/>
           <w:sz w:val="24"/>
           <w:szCs w:val="24"/>
         </w:rPr>
-        <w:t>3</w:t>
+        <w:t>[062]</w:t>
       </w:r>
       <w:r>
         <w:rPr>
@@ -4420,31 +4507,6 @@
           <w:sz w:val="24"/>
           <w:szCs w:val="24"/>
         </w:rPr>
-        <w:t>]</w:t>
-      </w:r>
-      <w:r>
-        <w:rPr>
-          <w:color w:val="000000"/>
-          <w:sz w:val="24"/>
-          <w:szCs w:val="24"/>
-        </w:rPr>
-        <w:t xml:space="preserve"> </w:t>
-      </w:r>
-      <w:r>
-        <w:rPr>
-          <w:b/>
-          <w:color w:val="000000"/>
-          <w:sz w:val="24"/>
-          <w:szCs w:val="24"/>
-        </w:rPr>
-        <w:t>[06.2]</w:t>
-      </w:r>
-      <w:r>
-        <w:rPr>
-          <w:color w:val="000000"/>
-          <w:sz w:val="24"/>
-          <w:szCs w:val="24"/>
-        </w:rPr>
         <w:t xml:space="preserve"> Nơi cấp:</w:t>
       </w:r>
       <w:r>
@@ -4452,35 +4514,35 @@
           <w:sz w:val="24"/>
           <w:szCs w:val="24"/>
         </w:rPr>
-        <w:t xml:space="preserve"> [</w:t>
-      </w:r>
-      <w:r>
-        <w:rPr>
-          <w:sz w:val="24"/>
-          <w:szCs w:val="24"/>
-        </w:rPr>
-        <w:t>Nơi cấp CC</w:t>
-      </w:r>
-      <w:r>
-        <w:rPr>
-          <w:sz w:val="24"/>
-          <w:szCs w:val="24"/>
-        </w:rPr>
-        <w:t xml:space="preserve"> </w:t>
-      </w:r>
-      <w:r>
-        <w:rPr>
-          <w:sz w:val="24"/>
-          <w:szCs w:val="24"/>
-        </w:rPr>
-        <w:t>3</w:t>
-      </w:r>
-      <w:r>
-        <w:rPr>
-          <w:sz w:val="24"/>
-          <w:szCs w:val="24"/>
-        </w:rPr>
-        <w:t>]</w:t>
+        <w:t xml:space="preserve"> {{noicapcc3}}</w:t>
+      </w:r>
+      <w:r>
+        <w:rPr>
+          <w:sz w:val="24"/>
+          <w:szCs w:val="24"/>
+        </w:rPr>
+        <w:t/>
+      </w:r>
+      <w:r>
+        <w:rPr>
+          <w:sz w:val="24"/>
+          <w:szCs w:val="24"/>
+        </w:rPr>
+        <w:t xml:space="preserve"/>
+      </w:r>
+      <w:r>
+        <w:rPr>
+          <w:sz w:val="24"/>
+          <w:szCs w:val="24"/>
+        </w:rPr>
+        <w:t/>
+      </w:r>
+      <w:r>
+        <w:rPr>
+          <w:sz w:val="24"/>
+          <w:szCs w:val="24"/>
+        </w:rPr>
+        <w:t/>
       </w:r>
     </w:p>
     <w:p>
@@ -4529,7 +4591,7 @@
           <w:sz w:val="24"/>
           <w:szCs w:val="24"/>
         </w:rPr>
-        <w:t>[07.1]</w:t>
+        <w:t>[071]</w:t>
       </w:r>
       <w:r>
         <w:rPr>
@@ -4546,7 +4608,7 @@
           <w:sz w:val="24"/>
           <w:szCs w:val="24"/>
         </w:rPr>
-        <w:t>[07.2]</w:t>
+        <w:t>[072]</w:t>
       </w:r>
       <w:r>
         <w:rPr>
@@ -4593,21 +4655,21 @@
           <w:sz w:val="24"/>
           <w:szCs w:val="24"/>
         </w:rPr>
-        <w:t xml:space="preserve">[Địa chỉ </w:t>
-      </w:r>
-      <w:r>
-        <w:rPr>
-          <w:sz w:val="24"/>
-          <w:szCs w:val="24"/>
-        </w:rPr>
-        <w:t>3</w:t>
-      </w:r>
-      <w:r>
-        <w:rPr>
-          <w:sz w:val="24"/>
-          <w:szCs w:val="24"/>
-        </w:rPr>
-        <w:t>]</w:t>
+        <w:t xml:space="preserve">{{diachi3}}</w:t>
+      </w:r>
+      <w:r>
+        <w:rPr>
+          <w:sz w:val="24"/>
+          <w:szCs w:val="24"/>
+        </w:rPr>
+        <w:t/>
+      </w:r>
+      <w:r>
+        <w:rPr>
+          <w:sz w:val="24"/>
+          <w:szCs w:val="24"/>
+        </w:rPr>
+        <w:t/>
       </w:r>
     </w:p>
     <w:p>
@@ -7317,7 +7379,7 @@
           <w:sz w:val="24"/>
           <w:szCs w:val="24"/>
         </w:rPr>
-        <w:t>[30.1]</w:t>
+        <w:t>[301]</w:t>
       </w:r>
       <w:r>
         <w:rPr>
@@ -7331,21 +7393,21 @@
           <w:sz w:val="24"/>
           <w:szCs w:val="24"/>
         </w:rPr>
-        <w:t xml:space="preserve"> [Serial</w:t>
-      </w:r>
-      <w:r>
-        <w:rPr>
-          <w:sz w:val="24"/>
-          <w:szCs w:val="24"/>
-        </w:rPr>
-        <w:t xml:space="preserve"> 3</w:t>
-      </w:r>
-      <w:r>
-        <w:rPr>
-          <w:sz w:val="24"/>
-          <w:szCs w:val="24"/>
-        </w:rPr>
-        <w:t>]</w:t>
+        <w:t xml:space="preserve"> {{serial3}}</w:t>
+      </w:r>
+      <w:r>
+        <w:rPr>
+          <w:sz w:val="24"/>
+          <w:szCs w:val="24"/>
+        </w:rPr>
+        <w:t xml:space="preserve"/>
+      </w:r>
+      <w:r>
+        <w:rPr>
+          <w:sz w:val="24"/>
+          <w:szCs w:val="24"/>
+        </w:rPr>
+        <w:t/>
       </w:r>
       <w:r>
         <w:rPr>
@@ -7363,7 +7425,7 @@
           <w:sz w:val="24"/>
           <w:szCs w:val="24"/>
         </w:rPr>
-        <w:t>[30.2]</w:t>
+        <w:t>[302]</w:t>
       </w:r>
       <w:r>
         <w:rPr>
@@ -7377,21 +7439,21 @@
           <w:sz w:val="24"/>
           <w:szCs w:val="24"/>
         </w:rPr>
-        <w:t xml:space="preserve">  [Cơ quan cấp sổ</w:t>
-      </w:r>
-      <w:r>
-        <w:rPr>
-          <w:sz w:val="24"/>
-          <w:szCs w:val="24"/>
-        </w:rPr>
-        <w:t xml:space="preserve"> 3</w:t>
-      </w:r>
-      <w:r>
-        <w:rPr>
-          <w:sz w:val="24"/>
-          <w:szCs w:val="24"/>
-        </w:rPr>
-        <w:t>]</w:t>
+        <w:t xml:space="preserve">  {{coquancapso3}}</w:t>
+      </w:r>
+      <w:r>
+        <w:rPr>
+          <w:sz w:val="24"/>
+          <w:szCs w:val="24"/>
+        </w:rPr>
+        <w:t xml:space="preserve"/>
+      </w:r>
+      <w:r>
+        <w:rPr>
+          <w:sz w:val="24"/>
+          <w:szCs w:val="24"/>
+        </w:rPr>
+        <w:t/>
       </w:r>
       <w:r>
         <w:rPr>
@@ -7407,7 +7469,7 @@
           <w:sz w:val="24"/>
           <w:szCs w:val="24"/>
         </w:rPr>
-        <w:t>[30.3]</w:t>
+        <w:t>[303]</w:t>
       </w:r>
       <w:r>
         <w:rPr>
@@ -7421,21 +7483,21 @@
           <w:sz w:val="24"/>
           <w:szCs w:val="24"/>
         </w:rPr>
-        <w:t xml:space="preserve"> [Ngày cấp sổ</w:t>
-      </w:r>
-      <w:r>
-        <w:rPr>
-          <w:sz w:val="24"/>
-          <w:szCs w:val="24"/>
-        </w:rPr>
-        <w:t xml:space="preserve"> 3</w:t>
-      </w:r>
-      <w:r>
-        <w:rPr>
-          <w:sz w:val="24"/>
-          <w:szCs w:val="24"/>
-        </w:rPr>
-        <w:t>]</w:t>
+        <w:t xml:space="preserve"> {{ngaycapso3}}</w:t>
+      </w:r>
+      <w:r>
+        <w:rPr>
+          <w:sz w:val="24"/>
+          <w:szCs w:val="24"/>
+        </w:rPr>
+        <w:t xml:space="preserve"/>
+      </w:r>
+      <w:r>
+        <w:rPr>
+          <w:sz w:val="24"/>
+          <w:szCs w:val="24"/>
+        </w:rPr>
+        <w:t/>
       </w:r>
     </w:p>
     <w:p>
@@ -7480,7 +7542,7 @@
           <w:sz w:val="24"/>
           <w:szCs w:val="24"/>
         </w:rPr>
-        <w:t xml:space="preserve">[31.1] </w:t>
+        <w:t xml:space="preserve">[311] </w:t>
       </w:r>
       <w:r>
         <w:rPr>
@@ -7495,7 +7557,7 @@
           <w:sz w:val="24"/>
           <w:szCs w:val="24"/>
         </w:rPr>
-        <w:t xml:space="preserve">[31.2] </w:t>
+        <w:t xml:space="preserve">[312] </w:t>
       </w:r>
       <w:r>
         <w:rPr>
@@ -7564,7 +7626,7 @@
           <w:sz w:val="24"/>
           <w:szCs w:val="24"/>
         </w:rPr>
-        <w:t>[32.1]</w:t>
+        <w:t>[321]</w:t>
       </w:r>
       <w:r>
         <w:rPr>
@@ -7590,7 +7652,7 @@
           <w:sz w:val="24"/>
           <w:szCs w:val="24"/>
         </w:rPr>
-        <w:t>[32.2]</w:t>
+        <w:t>[322]</w:t>
       </w:r>
       <w:r>
         <w:rPr>
@@ -7627,7 +7689,7 @@
           <w:sz w:val="24"/>
           <w:szCs w:val="24"/>
         </w:rPr>
-        <w:t>[32.3]</w:t>
+        <w:t>[323]</w:t>
       </w:r>
       <w:r>
         <w:rPr>
@@ -7651,7 +7713,7 @@
           <w:sz w:val="24"/>
           <w:szCs w:val="24"/>
         </w:rPr>
-        <w:t>[Ngày]/</w:t>
+        <w:t>{{ngay}}/</w:t>
       </w:r>
       <w:r>
         <w:rPr>
@@ -7671,7 +7733,7 @@
           <w:sz w:val="24"/>
           <w:szCs w:val="24"/>
         </w:rPr>
-        <w:t>[Tháng]/</w:t>
+        <w:t>{{thang}}/</w:t>
       </w:r>
       <w:r>
         <w:rPr>
@@ -7724,7 +7786,7 @@
           <w:szCs w:val="24"/>
         </w:rPr>
         <w:lastRenderedPageBreak/>
-        <w:t xml:space="preserve">[32.4] </w:t>
+        <w:t xml:space="preserve">[324] </w:t>
       </w:r>
       <w:r>
         <w:rPr>
@@ -7761,7 +7823,7 @@
           <w:sz w:val="24"/>
           <w:szCs w:val="24"/>
         </w:rPr>
-        <w:t>[32.5]</w:t>
+        <w:t>[325]</w:t>
       </w:r>
       <w:r>
         <w:rPr>
@@ -7775,7 +7837,7 @@
           <w:sz w:val="24"/>
           <w:szCs w:val="24"/>
         </w:rPr>
-        <w:t>[Ngày]/ [Tháng]/</w:t>
+        <w:t>{{ngay}}/ {{thang}}/</w:t>
       </w:r>
       <w:r>
         <w:rPr>
@@ -8752,7 +8814,7 @@
           <w:sz w:val="24"/>
           <w:szCs w:val="24"/>
         </w:rPr>
-        <w:t xml:space="preserve"> [Tên 3]</w:t>
+        <w:t xml:space="preserve"> {{ten3}}</w:t>
       </w:r>
     </w:p>
     <w:p>
@@ -8983,7 +9045,7 @@
           <w:sz w:val="24"/>
           <w:szCs w:val="24"/>
         </w:rPr>
-        <w:t xml:space="preserve"> [CCCD 3]</w:t>
+        <w:t xml:space="preserve"> {{cccd3}}</w:t>
       </w:r>
     </w:p>
     <w:p>
@@ -9007,7 +9069,7 @@
           <w:sz w:val="24"/>
           <w:szCs w:val="24"/>
         </w:rPr>
-        <w:t>[35.1]</w:t>
+        <w:t>[351]</w:t>
       </w:r>
       <w:r>
         <w:rPr>
@@ -9023,7 +9085,7 @@
           <w:sz w:val="24"/>
           <w:szCs w:val="24"/>
         </w:rPr>
-        <w:t xml:space="preserve"> [</w:t>
+        <w:t xml:space="preserve"> {{ngaycap3}}</w:t>
       </w:r>
       <w:r>
         <w:rPr>
@@ -9031,7 +9093,7 @@
           <w:sz w:val="24"/>
           <w:szCs w:val="24"/>
         </w:rPr>
-        <w:t>Ngày cấp</w:t>
+        <w:t/>
       </w:r>
       <w:r>
         <w:rPr>
@@ -9039,7 +9101,7 @@
           <w:sz w:val="24"/>
           <w:szCs w:val="24"/>
         </w:rPr>
-        <w:t xml:space="preserve"> 3]</w:t>
+        <w:t xml:space="preserve"/>
       </w:r>
       <w:r>
         <w:rPr>
@@ -9056,7 +9118,7 @@
           <w:sz w:val="24"/>
           <w:szCs w:val="24"/>
         </w:rPr>
-        <w:t>[35.2]</w:t>
+        <w:t>[352]</w:t>
       </w:r>
       <w:r>
         <w:rPr>
@@ -9071,21 +9133,21 @@
           <w:sz w:val="24"/>
           <w:szCs w:val="24"/>
         </w:rPr>
-        <w:t xml:space="preserve"> [</w:t>
-      </w:r>
-      <w:r>
-        <w:rPr>
-          <w:sz w:val="24"/>
-          <w:szCs w:val="24"/>
-        </w:rPr>
-        <w:t>Nơi cấp CC</w:t>
-      </w:r>
-      <w:r>
-        <w:rPr>
-          <w:sz w:val="24"/>
-          <w:szCs w:val="24"/>
-        </w:rPr>
-        <w:t xml:space="preserve"> 3]</w:t>
+        <w:t xml:space="preserve"> {{noicapcc3}}</w:t>
+      </w:r>
+      <w:r>
+        <w:rPr>
+          <w:sz w:val="24"/>
+          <w:szCs w:val="24"/>
+        </w:rPr>
+        <w:t/>
+      </w:r>
+      <w:r>
+        <w:rPr>
+          <w:sz w:val="24"/>
+          <w:szCs w:val="24"/>
+        </w:rPr>
+        <w:t xml:space="preserve"/>
       </w:r>
     </w:p>
     <w:p>
@@ -9137,7 +9199,7 @@
           <w:sz w:val="24"/>
           <w:szCs w:val="24"/>
         </w:rPr>
-        <w:t>[36.1]</w:t>
+        <w:t>[361]</w:t>
       </w:r>
       <w:r>
         <w:rPr>
@@ -9175,7 +9237,7 @@
           <w:sz w:val="24"/>
           <w:szCs w:val="24"/>
         </w:rPr>
-        <w:t>[36.2]</w:t>
+        <w:t>[362]</w:t>
       </w:r>
       <w:r>
         <w:rPr>
@@ -9196,7 +9258,7 @@
           <w:sz w:val="24"/>
           <w:szCs w:val="24"/>
         </w:rPr>
-        <w:t>[Ngày]/[Tháng]/</w:t>
+        <w:t>{{ngay}}/{{thang}}/</w:t>
       </w:r>
       <w:r>
         <w:rPr>
@@ -9223,7 +9285,7 @@
           <w:sz w:val="24"/>
           <w:szCs w:val="24"/>
         </w:rPr>
-        <w:t>[36.3]</w:t>
+        <w:t>[363]</w:t>
       </w:r>
       <w:r>
         <w:rPr>
@@ -9264,7 +9326,7 @@
           <w:sz w:val="24"/>
           <w:szCs w:val="24"/>
         </w:rPr>
-        <w:t>[36.4]</w:t>
+        <w:t>[364]</w:t>
       </w:r>
       <w:r>
         <w:rPr>
@@ -9285,7 +9347,7 @@
           <w:sz w:val="24"/>
           <w:szCs w:val="24"/>
         </w:rPr>
-        <w:t>[Ngày]/[Tháng]/</w:t>
+        <w:t>{{ngay}}/{{thang}}/</w:t>
       </w:r>
       <w:r>
         <w:rPr>
@@ -9839,7 +9901,7 @@
           <w:sz w:val="24"/>
           <w:szCs w:val="24"/>
         </w:rPr>
-        <w:t xml:space="preserve">[41.1] </w:t>
+        <w:t xml:space="preserve">[411] </w:t>
       </w:r>
       <w:r>
         <w:rPr>
@@ -9853,21 +9915,21 @@
           <w:sz w:val="24"/>
           <w:szCs w:val="24"/>
         </w:rPr>
-        <w:t>: [Số thửa</w:t>
-      </w:r>
-      <w:r>
-        <w:rPr>
-          <w:sz w:val="24"/>
-          <w:szCs w:val="24"/>
-        </w:rPr>
-        <w:t xml:space="preserve"> 3</w:t>
-      </w:r>
-      <w:r>
-        <w:rPr>
-          <w:sz w:val="24"/>
-          <w:szCs w:val="24"/>
-        </w:rPr>
-        <w:t>]</w:t>
+        <w:t>: {{sothua3}}</w:t>
+      </w:r>
+      <w:r>
+        <w:rPr>
+          <w:sz w:val="24"/>
+          <w:szCs w:val="24"/>
+        </w:rPr>
+        <w:t xml:space="preserve"/>
+      </w:r>
+      <w:r>
+        <w:rPr>
+          <w:sz w:val="24"/>
+          <w:szCs w:val="24"/>
+        </w:rPr>
+        <w:t/>
       </w:r>
       <w:r>
         <w:rPr>
@@ -9881,21 +9943,21 @@
           <w:sz w:val="24"/>
           <w:szCs w:val="24"/>
         </w:rPr>
-        <w:t xml:space="preserve"> [Số tờ</w:t>
-      </w:r>
-      <w:r>
-        <w:rPr>
-          <w:sz w:val="24"/>
-          <w:szCs w:val="24"/>
-        </w:rPr>
-        <w:t xml:space="preserve"> 3</w:t>
-      </w:r>
-      <w:r>
-        <w:rPr>
-          <w:sz w:val="24"/>
-          <w:szCs w:val="24"/>
-        </w:rPr>
-        <w:t>]</w:t>
+        <w:t xml:space="preserve"> {{soto3}}</w:t>
+      </w:r>
+      <w:r>
+        <w:rPr>
+          <w:sz w:val="24"/>
+          <w:szCs w:val="24"/>
+        </w:rPr>
+        <w:t xml:space="preserve"/>
+      </w:r>
+      <w:r>
+        <w:rPr>
+          <w:sz w:val="24"/>
+          <w:szCs w:val="24"/>
+        </w:rPr>
+        <w:t/>
       </w:r>
     </w:p>
     <w:p>
@@ -9915,7 +9977,7 @@
           <w:sz w:val="24"/>
           <w:szCs w:val="24"/>
         </w:rPr>
-        <w:t>[41.2]</w:t>
+        <w:t>[412]</w:t>
       </w:r>
       <w:r>
         <w:rPr>
@@ -9929,21 +9991,21 @@
           <w:sz w:val="24"/>
           <w:szCs w:val="24"/>
         </w:rPr>
-        <w:t xml:space="preserve"> [Địa chỉ đất</w:t>
-      </w:r>
-      <w:r>
-        <w:rPr>
-          <w:sz w:val="24"/>
-          <w:szCs w:val="24"/>
-        </w:rPr>
-        <w:t xml:space="preserve"> 3</w:t>
-      </w:r>
-      <w:r>
-        <w:rPr>
-          <w:sz w:val="24"/>
-          <w:szCs w:val="24"/>
-        </w:rPr>
-        <w:t>]</w:t>
+        <w:t xml:space="preserve"> {{diachidat3}}</w:t>
+      </w:r>
+      <w:r>
+        <w:rPr>
+          <w:sz w:val="24"/>
+          <w:szCs w:val="24"/>
+        </w:rPr>
+        <w:t xml:space="preserve"/>
+      </w:r>
+      <w:r>
+        <w:rPr>
+          <w:sz w:val="24"/>
+          <w:szCs w:val="24"/>
+        </w:rPr>
+        <w:t/>
       </w:r>
     </w:p>
     <w:p>
@@ -9964,7 +10026,7 @@
           <w:sz w:val="24"/>
           <w:szCs w:val="24"/>
         </w:rPr>
-        <w:t>[41.3] Số nhà Toà nhà…Ngõ/hẻm…..đường/phố….Thôn/xóm/ấp:.....................</w:t>
+        <w:t>[413] Số nhà Toà nhà…Ngõ/hẻm…..đường/phố….Thôn/xóm/ấp:.....................</w:t>
       </w:r>
     </w:p>
     <w:p>
@@ -9986,7 +10048,7 @@
           <w:sz w:val="24"/>
           <w:szCs w:val="24"/>
         </w:rPr>
-        <w:t>[41.4]</w:t>
+        <w:t>[414]</w:t>
       </w:r>
       <w:r>
         <w:rPr>
@@ -10030,7 +10092,7 @@
           <w:sz w:val="24"/>
           <w:szCs w:val="24"/>
         </w:rPr>
-        <w:t>[41.6]</w:t>
+        <w:t>[416]</w:t>
       </w:r>
       <w:r>
         <w:rPr>
@@ -10074,7 +10136,7 @@
           <w:sz w:val="24"/>
           <w:szCs w:val="24"/>
         </w:rPr>
-        <w:t xml:space="preserve">[41.7] </w:t>
+        <w:t xml:space="preserve">[417] </w:t>
       </w:r>
       <w:r>
         <w:rPr>
@@ -10143,21 +10205,21 @@
           <w:sz w:val="24"/>
           <w:szCs w:val="24"/>
         </w:rPr>
-        <w:t>[ONT</w:t>
-      </w:r>
-      <w:r>
-        <w:rPr>
-          <w:sz w:val="24"/>
-          <w:szCs w:val="24"/>
-        </w:rPr>
-        <w:t xml:space="preserve"> 3</w:t>
-      </w:r>
-      <w:r>
-        <w:rPr>
-          <w:sz w:val="24"/>
-          <w:szCs w:val="24"/>
-        </w:rPr>
-        <w:t>]</w:t>
+        <w:t>{{ont3}}</w:t>
+      </w:r>
+      <w:r>
+        <w:rPr>
+          <w:sz w:val="24"/>
+          <w:szCs w:val="24"/>
+        </w:rPr>
+        <w:t xml:space="preserve"/>
+      </w:r>
+      <w:r>
+        <w:rPr>
+          <w:sz w:val="24"/>
+          <w:szCs w:val="24"/>
+        </w:rPr>
+        <w:t/>
       </w:r>
       <w:r>
         <w:rPr>
@@ -10245,21 +10307,21 @@
           <w:sz w:val="24"/>
           <w:szCs w:val="24"/>
         </w:rPr>
-        <w:t>[CLN</w:t>
-      </w:r>
-      <w:r>
-        <w:rPr>
-          <w:sz w:val="24"/>
-          <w:szCs w:val="24"/>
-        </w:rPr>
-        <w:t xml:space="preserve"> 3</w:t>
-      </w:r>
-      <w:r>
-        <w:rPr>
-          <w:sz w:val="24"/>
-          <w:szCs w:val="24"/>
-        </w:rPr>
-        <w:t>]</w:t>
+        <w:t>{{cln3}}</w:t>
+      </w:r>
+      <w:r>
+        <w:rPr>
+          <w:sz w:val="24"/>
+          <w:szCs w:val="24"/>
+        </w:rPr>
+        <w:t xml:space="preserve"/>
+      </w:r>
+      <w:r>
+        <w:rPr>
+          <w:sz w:val="24"/>
+          <w:szCs w:val="24"/>
+        </w:rPr>
+        <w:t/>
       </w:r>
       <w:r>
         <w:rPr>
@@ -10355,21 +10417,21 @@
           <w:sz w:val="24"/>
           <w:szCs w:val="24"/>
         </w:rPr>
-        <w:t>[NTS</w:t>
-      </w:r>
-      <w:r>
-        <w:rPr>
-          <w:sz w:val="24"/>
-          <w:szCs w:val="24"/>
-        </w:rPr>
-        <w:t xml:space="preserve"> 3</w:t>
-      </w:r>
-      <w:r>
-        <w:rPr>
-          <w:sz w:val="24"/>
-          <w:szCs w:val="24"/>
-        </w:rPr>
-        <w:t>]</w:t>
+        <w:t>{{nts3}}</w:t>
+      </w:r>
+      <w:r>
+        <w:rPr>
+          <w:sz w:val="24"/>
+          <w:szCs w:val="24"/>
+        </w:rPr>
+        <w:t xml:space="preserve"/>
+      </w:r>
+      <w:r>
+        <w:rPr>
+          <w:sz w:val="24"/>
+          <w:szCs w:val="24"/>
+        </w:rPr>
+        <w:t/>
       </w:r>
       <w:r>
         <w:rPr>
@@ -10463,21 +10525,21 @@
           <w:sz w:val="24"/>
           <w:szCs w:val="24"/>
         </w:rPr>
-        <w:t>[LUC</w:t>
-      </w:r>
-      <w:r>
-        <w:rPr>
-          <w:sz w:val="24"/>
-          <w:szCs w:val="24"/>
-        </w:rPr>
-        <w:t xml:space="preserve"> 3</w:t>
-      </w:r>
-      <w:r>
-        <w:rPr>
-          <w:sz w:val="24"/>
-          <w:szCs w:val="24"/>
-        </w:rPr>
-        <w:t>]</w:t>
+        <w:t>{{luc3}}</w:t>
+      </w:r>
+      <w:r>
+        <w:rPr>
+          <w:sz w:val="24"/>
+          <w:szCs w:val="24"/>
+        </w:rPr>
+        <w:t xml:space="preserve"/>
+      </w:r>
+      <w:r>
+        <w:rPr>
+          <w:sz w:val="24"/>
+          <w:szCs w:val="24"/>
+        </w:rPr>
+        <w:t/>
       </w:r>
       <w:r>
         <w:rPr>
@@ -10514,7 +10576,7 @@
           <w:sz w:val="24"/>
           <w:szCs w:val="24"/>
         </w:rPr>
-        <w:t xml:space="preserve">[41.8] </w:t>
+        <w:t xml:space="preserve">[418] </w:t>
       </w:r>
       <w:r>
         <w:rPr>
@@ -10542,7 +10604,7 @@
           <w:sz w:val="24"/>
           <w:szCs w:val="24"/>
         </w:rPr>
-        <w:t xml:space="preserve">[41.9] </w:t>
+        <w:t xml:space="preserve">[419] </w:t>
       </w:r>
       <w:r>
         <w:rPr>
@@ -10559,7 +10621,7 @@
           <w:sz w:val="24"/>
           <w:szCs w:val="24"/>
         </w:rPr>
-        <w:t>[Nguồn gốc</w:t>
+        <w:t>{{nguongoc3}}</w:t>
       </w:r>
       <w:r>
         <w:rPr>
@@ -10569,7 +10631,7 @@
           <w:sz w:val="24"/>
           <w:szCs w:val="24"/>
         </w:rPr>
-        <w:t xml:space="preserve"> 3</w:t>
+        <w:t xml:space="preserve"/>
       </w:r>
       <w:r>
         <w:rPr>
@@ -10579,7 +10641,7 @@
           <w:sz w:val="24"/>
           <w:szCs w:val="24"/>
         </w:rPr>
-        <w:t>]</w:t>
+        <w:t/>
       </w:r>
     </w:p>
     <w:p>
@@ -10601,7 +10663,7 @@
           <w:sz w:val="24"/>
           <w:szCs w:val="24"/>
         </w:rPr>
-        <w:t xml:space="preserve">[41.10] </w:t>
+        <w:t xml:space="preserve">[4110] </w:t>
       </w:r>
       <w:r>
         <w:rPr>
@@ -10682,7 +10744,7 @@
           <w:sz w:val="24"/>
           <w:szCs w:val="24"/>
         </w:rPr>
-        <w:t>[42.1]</w:t>
+        <w:t>[421]</w:t>
       </w:r>
       <w:r>
         <w:rPr>
@@ -10710,7 +10772,7 @@
           <w:sz w:val="24"/>
           <w:szCs w:val="24"/>
         </w:rPr>
-        <w:t>[42.2] Loại 1:......... Cấp nhà ở…..Diện tích sàn xây dựng:…………m2</w:t>
+        <w:t>[422] Loại 1:......... Cấp nhà ở…..Diện tích sàn xây dựng:…………m2</w:t>
       </w:r>
     </w:p>
     <w:p>
@@ -10731,7 +10793,7 @@
           <w:sz w:val="24"/>
           <w:szCs w:val="24"/>
         </w:rPr>
-        <w:t xml:space="preserve">[42.3] Loại 2:......... Cấp nhà ở…..Diện tích sàn xây dựng:…………m2 </w:t>
+        <w:t xml:space="preserve">[423] Loại 2:......... Cấp nhà ở…..Diện tích sàn xây dựng:…………m2 </w:t>
       </w:r>
     </w:p>
     <w:p>
@@ -10753,15 +10815,15 @@
           <w:sz w:val="24"/>
           <w:szCs w:val="24"/>
         </w:rPr>
-        <w:t>[</w:t>
-      </w:r>
-      <w:r>
-        <w:rPr>
-          <w:b/>
-          <w:sz w:val="24"/>
-          <w:szCs w:val="24"/>
-        </w:rPr>
-        <w:t xml:space="preserve">42.4] </w:t>
+        <w:t>[424]</w:t>
+      </w:r>
+      <w:r>
+        <w:rPr>
+          <w:b/>
+          <w:sz w:val="24"/>
+          <w:szCs w:val="24"/>
+        </w:rPr>
+        <w:t xml:space="preserve"> </w:t>
       </w:r>
       <w:r>
         <w:rPr>
@@ -10799,7 +10861,7 @@
           <w:sz w:val="24"/>
           <w:szCs w:val="24"/>
         </w:rPr>
-        <w:t xml:space="preserve">[42.5] </w:t>
+        <w:t xml:space="preserve">[425] </w:t>
       </w:r>
       <w:r>
         <w:rPr>
@@ -10828,7 +10890,7 @@
           <w:szCs w:val="24"/>
         </w:rPr>
         <w:lastRenderedPageBreak/>
-        <w:t>[42.6] Chủ dự án:.......................... [42.7] Địa chỉ dự án, công trình:………….</w:t>
+        <w:t>[426] Chủ dự án:.......................... [427] Địa chỉ dự án, công trình:………….</w:t>
       </w:r>
     </w:p>
     <w:p>
@@ -10849,7 +10911,7 @@
           <w:sz w:val="24"/>
           <w:szCs w:val="24"/>
         </w:rPr>
-        <w:t xml:space="preserve">[42.8] Diện tích xây dựng:............ [42.9] Diện tích sàn xây dựng:…..….m2 </w:t>
+        <w:t xml:space="preserve">[428] Diện tích xây dựng:............ [429] Diện tích sàn xây dựng:…..….m2 </w:t>
       </w:r>
     </w:p>
     <w:p>
@@ -10870,7 +10932,7 @@
           <w:sz w:val="24"/>
           <w:szCs w:val="24"/>
         </w:rPr>
-        <w:t>[42.10] Diện tích sở hữu chung:.….m2 [42.11] Diện tích sở hữu riêng:..….m2</w:t>
+        <w:t>[4210] Diện tích sở hữu chung:.….m2 [4211] Diện tích sở hữu riêng:..….m2</w:t>
       </w:r>
     </w:p>
     <w:p>
@@ -10891,7 +10953,7 @@
           <w:sz w:val="24"/>
           <w:szCs w:val="24"/>
         </w:rPr>
-        <w:t>[42.12] Kết cấu:............ [42.13] Số tầng nổi:............ [42.14] Số tầng hầm:……..</w:t>
+        <w:t>[4212] Kết cấu:............ [4213] Số tầng nổi:............ [4214] Số tầng hầm:……..</w:t>
       </w:r>
     </w:p>
     <w:p>
@@ -10912,7 +10974,7 @@
           <w:sz w:val="24"/>
           <w:szCs w:val="24"/>
         </w:rPr>
-        <w:t>[42.15] Năm hoàn công:………………</w:t>
+        <w:t>[4215] Năm hoàn công:………………</w:t>
       </w:r>
     </w:p>
     <w:p>
@@ -10936,7 +10998,7 @@
           <w:sz w:val="24"/>
           <w:szCs w:val="24"/>
         </w:rPr>
-        <w:t xml:space="preserve">[42.16] </w:t>
+        <w:t xml:space="preserve">[4216] </w:t>
       </w:r>
       <w:r>
         <w:rPr>
@@ -11048,7 +11110,7 @@
           <w:sz w:val="24"/>
           <w:szCs w:val="24"/>
         </w:rPr>
-        <w:t xml:space="preserve">[42.17] </w:t>
+        <w:t xml:space="preserve">[4217] </w:t>
       </w:r>
       <w:r>
         <w:rPr>
@@ -11159,7 +11221,7 @@
           <w:sz w:val="24"/>
           <w:szCs w:val="24"/>
         </w:rPr>
-        <w:t>Tự xây dựng                [42.18] Năm hoàn thành (hoặc năm bắt đầu sử dụng nhà):.….</w:t>
+        <w:t>Tự xây dựng                [4218] Năm hoàn thành (hoặc năm bắt đầu sử dụng nhà):.….</w:t>
       </w:r>
     </w:p>
     <w:p>
@@ -11180,7 +11242,7 @@
           <w:sz w:val="24"/>
           <w:szCs w:val="24"/>
         </w:rPr>
-        <w:t>Chuyển nhượng           [42.19] Thời điểm làm giấy tờ chuyển giao nhà:.....................</w:t>
+        <w:t>Chuyển nhượng           [4219] Thời điểm làm giấy tờ chuyển giao nhà:.....................</w:t>
       </w:r>
     </w:p>
     <w:p>
@@ -11202,7 +11264,7 @@
           <w:sz w:val="24"/>
           <w:szCs w:val="24"/>
         </w:rPr>
-        <w:t xml:space="preserve">[42.20] </w:t>
+        <w:t xml:space="preserve">[4220] </w:t>
       </w:r>
       <w:r>
         <w:rPr>
@@ -11230,7 +11292,7 @@
           <w:sz w:val="24"/>
           <w:szCs w:val="24"/>
         </w:rPr>
-        <w:t>[42.21] Chủ dự án:........................[42.22] Địa chỉ dự án, công trình…………….</w:t>
+        <w:t>[4221] Chủ dự án:........................[4222] Địa chỉ dự án, công trình…………….</w:t>
       </w:r>
     </w:p>
     <w:p>
@@ -11251,7 +11313,7 @@
           <w:sz w:val="24"/>
           <w:szCs w:val="24"/>
         </w:rPr>
-        <w:t>[42.23] Loại công trình:............... Hạng mục công trình……Cấp công trình……</w:t>
+        <w:t>[4223] Loại công trình:............... Hạng mục công trình……Cấp công trình……</w:t>
       </w:r>
     </w:p>
     <w:p>
@@ -11272,7 +11334,7 @@
           <w:sz w:val="24"/>
           <w:szCs w:val="24"/>
         </w:rPr>
-        <w:t xml:space="preserve">[42.24] Diện tích xây dựng: ........ [42.25] Diện tích sàn xây dựng:…..….m2; </w:t>
+        <w:t xml:space="preserve">[4224] Diện tích xây dựng: ........ [4225] Diện tích sàn xây dựng:…..….m2; </w:t>
       </w:r>
     </w:p>
     <w:p>
@@ -11293,7 +11355,7 @@
           <w:sz w:val="24"/>
           <w:szCs w:val="24"/>
         </w:rPr>
-        <w:t>[42.26] Hệ số (nếu có):......................</w:t>
+        <w:t>[4226] Hệ số (nếu có):......................</w:t>
       </w:r>
     </w:p>
     <w:p>
@@ -11314,7 +11376,7 @@
           <w:sz w:val="24"/>
           <w:szCs w:val="24"/>
         </w:rPr>
-        <w:t>[42.27] Đơn giá:................................</w:t>
+        <w:t>[4227] Đơn giá:................................</w:t>
       </w:r>
     </w:p>
     <w:p>
@@ -11336,7 +11398,7 @@
           <w:sz w:val="24"/>
           <w:szCs w:val="24"/>
         </w:rPr>
-        <w:t xml:space="preserve">[42.28] </w:t>
+        <w:t xml:space="preserve">[4228] </w:t>
       </w:r>
       <w:r>
         <w:rPr>
@@ -11392,7 +11454,7 @@
           <w:sz w:val="24"/>
           <w:szCs w:val="24"/>
         </w:rPr>
-        <w:t>[43.1]</w:t>
+        <w:t>[431]</w:t>
       </w:r>
       <w:r>
         <w:rPr>
@@ -11423,7 +11485,7 @@
           <w:sz w:val="24"/>
           <w:szCs w:val="24"/>
         </w:rPr>
-        <w:t>[43.2]</w:t>
+        <w:t>[432]</w:t>
       </w:r>
       <w:r>
         <w:rPr>
@@ -11686,7 +11748,7 @@
           <w:sz w:val="24"/>
           <w:szCs w:val="24"/>
         </w:rPr>
-        <w:t>[44.1]</w:t>
+        <w:t>[441]</w:t>
       </w:r>
       <w:r>
         <w:rPr>
@@ -11715,7 +11777,7 @@
           <w:sz w:val="24"/>
           <w:szCs w:val="24"/>
         </w:rPr>
-        <w:t>[44.2]</w:t>
+        <w:t>[442]</w:t>
       </w:r>
       <w:r>
         <w:rPr>
@@ -11766,7 +11828,7 @@
           <w:sz w:val="24"/>
           <w:szCs w:val="24"/>
         </w:rPr>
-        <w:t>[Giá chuyển nhượng]</w:t>
+        <w:t>{{giachuyennhuong}}</w:t>
       </w:r>
       <w:r>
         <w:rPr>
@@ -12331,7 +12393,7 @@
                 <w:sz w:val="24"/>
                 <w:szCs w:val="24"/>
               </w:rPr>
-              <w:t>[51.1]</w:t>
+              <w:t>[511]</w:t>
             </w:r>
           </w:p>
         </w:tc>
@@ -12358,7 +12420,7 @@
                 <w:sz w:val="24"/>
                 <w:szCs w:val="24"/>
               </w:rPr>
-              <w:t>[51.2]</w:t>
+              <w:t>[512]</w:t>
             </w:r>
           </w:p>
         </w:tc>
@@ -12385,7 +12447,7 @@
                 <w:sz w:val="24"/>
                 <w:szCs w:val="24"/>
               </w:rPr>
-              <w:t>[51.3]</w:t>
+              <w:t>[513]</w:t>
             </w:r>
           </w:p>
         </w:tc>
@@ -12412,7 +12474,7 @@
                 <w:sz w:val="24"/>
                 <w:szCs w:val="24"/>
               </w:rPr>
-              <w:t>[51.4]</w:t>
+              <w:t>[514]</w:t>
             </w:r>
           </w:p>
         </w:tc>
@@ -12439,7 +12501,7 @@
                 <w:sz w:val="24"/>
                 <w:szCs w:val="24"/>
               </w:rPr>
-              <w:t>[51.5]</w:t>
+              <w:t>[515]</w:t>
             </w:r>
           </w:p>
         </w:tc>
@@ -12466,7 +12528,7 @@
                 <w:sz w:val="24"/>
                 <w:szCs w:val="24"/>
               </w:rPr>
-              <w:t>[51.6]</w:t>
+              <w:t>[516]</w:t>
             </w:r>
           </w:p>
         </w:tc>
@@ -12493,7 +12555,7 @@
                 <w:sz w:val="24"/>
                 <w:szCs w:val="24"/>
               </w:rPr>
-              <w:t>[51.7]</w:t>
+              <w:t>[517]</w:t>
             </w:r>
           </w:p>
         </w:tc>
@@ -12520,7 +12582,7 @@
                 <w:sz w:val="24"/>
                 <w:szCs w:val="24"/>
               </w:rPr>
-              <w:t>[51.8]</w:t>
+              <w:t>[518]</w:t>
             </w:r>
           </w:p>
         </w:tc>
@@ -13809,7 +13871,7 @@
                 <w:szCs w:val="24"/>
                 <w:lang w:val="nl-NL" w:eastAsia="vi-VN"/>
               </w:rPr>
-              <w:t xml:space="preserve"> [Ngày]</w:t>
+              <w:t xml:space="preserve"> {{ngay}}</w:t>
             </w:r>
             <w:r>
               <w:rPr>
@@ -13829,7 +13891,7 @@
                 <w:szCs w:val="24"/>
                 <w:lang w:val="nl-NL" w:eastAsia="vi-VN"/>
               </w:rPr>
-              <w:t xml:space="preserve"> [Tháng]</w:t>
+              <w:t xml:space="preserve"> {{thang}}</w:t>
             </w:r>
             <w:r>
               <w:rPr>
@@ -14689,7 +14751,7 @@
           <w:sz w:val="24"/>
           <w:szCs w:val="24"/>
         </w:rPr>
-        <w:t>[Ngày]</w:t>
+        <w:t>{{ngay}}</w:t>
       </w:r>
       <w:r>
         <w:rPr>
@@ -14707,7 +14769,7 @@
           <w:sz w:val="24"/>
           <w:szCs w:val="24"/>
         </w:rPr>
-        <w:t>[Tháng]</w:t>
+        <w:t>{{thang}}</w:t>
       </w:r>
       <w:r>
         <w:rPr>
@@ -14746,7 +14808,7 @@
           <w:szCs w:val="24"/>
           <w:lang w:val="vi-VN"/>
         </w:rPr>
-        <w:t>[0</w:t>
+        <w:t>[02]</w:t>
       </w:r>
       <w:r>
         <w:rPr>
@@ -14755,7 +14817,7 @@
           <w:sz w:val="24"/>
           <w:szCs w:val="24"/>
         </w:rPr>
-        <w:t>2</w:t>
+        <w:t/>
       </w:r>
       <w:r>
         <w:rPr>
@@ -14765,7 +14827,7 @@
           <w:szCs w:val="24"/>
           <w:lang w:val="vi-VN"/>
         </w:rPr>
-        <w:t>]</w:t>
+        <w:t/>
       </w:r>
       <w:r>
         <w:rPr>
@@ -14818,7 +14880,7 @@
           <w:szCs w:val="24"/>
           <w:lang w:val="vi-VN"/>
         </w:rPr>
-        <w:t>[0</w:t>
+        <w:t>[03]</w:t>
       </w:r>
       <w:r>
         <w:rPr>
@@ -14827,7 +14889,7 @@
           <w:sz w:val="24"/>
           <w:szCs w:val="24"/>
         </w:rPr>
-        <w:t>3</w:t>
+        <w:t/>
       </w:r>
       <w:r>
         <w:rPr>
@@ -14837,7 +14899,7 @@
           <w:szCs w:val="24"/>
           <w:lang w:val="vi-VN"/>
         </w:rPr>
-        <w:t>]</w:t>
+        <w:t/>
       </w:r>
       <w:r>
         <w:rPr>
@@ -16142,7 +16204,7 @@
           <w:sz w:val="24"/>
           <w:szCs w:val="24"/>
         </w:rPr>
-        <w:t>[Tên 3]</w:t>
+        <w:t>{{ten3}}</w:t>
       </w:r>
     </w:p>
     <w:p>
@@ -16220,7 +16282,7 @@
           <w:sz w:val="24"/>
           <w:szCs w:val="24"/>
         </w:rPr>
-        <w:t>[CCCD 3]</w:t>
+        <w:t>{{cccd3}}</w:t>
       </w:r>
     </w:p>
     <w:p>
@@ -16255,7 +16317,7 @@
           <w:sz w:val="24"/>
           <w:szCs w:val="24"/>
         </w:rPr>
-        <w:t>[Địa chỉ 3]</w:t>
+        <w:t>{{diachi3}}</w:t>
       </w:r>
     </w:p>
     <w:p>
@@ -17573,7 +17635,7 @@
           <w:sz w:val="24"/>
           <w:szCs w:val="24"/>
         </w:rPr>
-        <w:t>[Số thửa</w:t>
+        <w:t>{{sothua3}}</w:t>
       </w:r>
       <w:r>
         <w:rPr>
@@ -17581,7 +17643,7 @@
           <w:sz w:val="24"/>
           <w:szCs w:val="24"/>
         </w:rPr>
-        <w:t xml:space="preserve"> 3</w:t>
+        <w:t xml:space="preserve"/>
       </w:r>
       <w:r>
         <w:rPr>
@@ -17589,7 +17651,7 @@
           <w:sz w:val="24"/>
           <w:szCs w:val="24"/>
         </w:rPr>
-        <w:t>]</w:t>
+        <w:t/>
       </w:r>
       <w:r>
         <w:rPr>
@@ -17613,7 +17675,7 @@
           <w:sz w:val="24"/>
           <w:szCs w:val="24"/>
         </w:rPr>
-        <w:t>[Số tờ</w:t>
+        <w:t>{{soto3}}</w:t>
       </w:r>
       <w:r>
         <w:rPr>
@@ -17621,7 +17683,7 @@
           <w:sz w:val="24"/>
           <w:szCs w:val="24"/>
         </w:rPr>
-        <w:t xml:space="preserve"> 3</w:t>
+        <w:t xml:space="preserve"/>
       </w:r>
       <w:r>
         <w:rPr>
@@ -17629,7 +17691,7 @@
           <w:sz w:val="24"/>
           <w:szCs w:val="24"/>
         </w:rPr>
-        <w:t>]</w:t>
+        <w:t/>
       </w:r>
     </w:p>
     <w:p>
@@ -17657,7 +17719,7 @@
           <w:sz w:val="24"/>
           <w:szCs w:val="24"/>
         </w:rPr>
-        <w:t>[Địa chỉ đất</w:t>
+        <w:t>{{diachidat3}}</w:t>
       </w:r>
       <w:r>
         <w:rPr>
@@ -17665,7 +17727,7 @@
           <w:sz w:val="24"/>
           <w:szCs w:val="24"/>
         </w:rPr>
-        <w:t xml:space="preserve"> 3</w:t>
+        <w:t xml:space="preserve"/>
       </w:r>
       <w:r>
         <w:rPr>
@@ -17673,7 +17735,7 @@
           <w:sz w:val="24"/>
           <w:szCs w:val="24"/>
         </w:rPr>
-        <w:t>]</w:t>
+        <w:t/>
       </w:r>
     </w:p>
     <w:p>
@@ -17838,7 +17900,7 @@
           <w:sz w:val="24"/>
           <w:szCs w:val="24"/>
         </w:rPr>
-        <w:t>[Diện tích</w:t>
+        <w:t>{{dientich3}}</w:t>
       </w:r>
       <w:r>
         <w:rPr>
@@ -17846,7 +17908,7 @@
           <w:sz w:val="24"/>
           <w:szCs w:val="24"/>
         </w:rPr>
-        <w:t xml:space="preserve"> 3</w:t>
+        <w:t xml:space="preserve"/>
       </w:r>
       <w:r>
         <w:rPr>
@@ -17854,7 +17916,7 @@
           <w:sz w:val="24"/>
           <w:szCs w:val="24"/>
         </w:rPr>
-        <w:t>]</w:t>
+        <w:t/>
       </w:r>
     </w:p>
     <w:p>
@@ -17882,7 +17944,7 @@
           <w:sz w:val="24"/>
           <w:szCs w:val="24"/>
         </w:rPr>
-        <w:t xml:space="preserve"> [Nguồn gốc</w:t>
+        <w:t xml:space="preserve"> {{nguongoc3}}</w:t>
       </w:r>
       <w:r>
         <w:rPr>
@@ -17890,7 +17952,7 @@
           <w:sz w:val="24"/>
           <w:szCs w:val="24"/>
         </w:rPr>
-        <w:t xml:space="preserve"> 3</w:t>
+        <w:t xml:space="preserve"/>
       </w:r>
       <w:r>
         <w:rPr>
@@ -17898,7 +17960,7 @@
           <w:sz w:val="24"/>
           <w:szCs w:val="24"/>
         </w:rPr>
-        <w:t>]</w:t>
+        <w:t/>
       </w:r>
     </w:p>
     <w:p>
@@ -17953,7 +18015,7 @@
           <w:sz w:val="24"/>
           <w:szCs w:val="24"/>
         </w:rPr>
-        <w:t>[Tên 1]</w:t>
+        <w:t>{{ten1}}</w:t>
       </w:r>
     </w:p>
     <w:p>
@@ -18009,7 +18071,7 @@
           <w:sz w:val="24"/>
           <w:szCs w:val="24"/>
         </w:rPr>
-        <w:t>[CCCD 1]</w:t>
+        <w:t>{{cccd1}}</w:t>
       </w:r>
     </w:p>
     <w:p>
@@ -18037,7 +18099,7 @@
           <w:sz w:val="24"/>
           <w:szCs w:val="24"/>
         </w:rPr>
-        <w:t>[Địa chỉ 1]</w:t>
+        <w:t>{{diachi1}}</w:t>
       </w:r>
     </w:p>
     <w:p>
@@ -18067,7 +18129,7 @@
           <w:sz w:val="24"/>
           <w:szCs w:val="24"/>
         </w:rPr>
-        <w:t>[Ngày]/</w:t>
+        <w:t>{{ngay}}/</w:t>
       </w:r>
       <w:r>
         <w:rPr>
@@ -18087,7 +18149,7 @@
           <w:sz w:val="24"/>
           <w:szCs w:val="24"/>
         </w:rPr>
-        <w:t>[Tháng]/</w:t>
+        <w:t>{{thang}}/</w:t>
       </w:r>
       <w:r>
         <w:rPr>
@@ -19383,7 +19445,7 @@
                 <w:szCs w:val="24"/>
                 <w:lang w:val="nl-NL" w:eastAsia="vi-VN"/>
               </w:rPr>
-              <w:t>[Ngày]</w:t>
+              <w:t>{{ngay}}</w:t>
             </w:r>
             <w:r>
               <w:rPr>
@@ -19419,7 +19481,7 @@
                 <w:szCs w:val="24"/>
                 <w:lang w:val="nl-NL" w:eastAsia="vi-VN"/>
               </w:rPr>
-              <w:t>[Tháng]</w:t>
+              <w:t>{{thang}}</w:t>
             </w:r>
             <w:r>
               <w:rPr>
@@ -19940,7 +20002,7 @@
           <w:sz w:val="24"/>
           <w:szCs w:val="24"/>
         </w:rPr>
-        <w:t>[Tên 3]</w:t>
+        <w:t>{{ten3}}</w:t>
       </w:r>
     </w:p>
     <w:p>
@@ -19972,7 +20034,7 @@
           <w:sz w:val="24"/>
           <w:szCs w:val="24"/>
         </w:rPr>
-        <w:t>[Năm sinh 3]</w:t>
+        <w:t>{{namsinh3}}</w:t>
       </w:r>
     </w:p>
     <w:p>
@@ -20038,7 +20100,7 @@
           <w:sz w:val="24"/>
           <w:szCs w:val="24"/>
         </w:rPr>
-        <w:t>[CCCD 3]</w:t>
+        <w:t>{{cccd3}}</w:t>
       </w:r>
     </w:p>
     <w:p>
@@ -20072,7 +20134,7 @@
           <w:sz w:val="24"/>
           <w:szCs w:val="24"/>
         </w:rPr>
-        <w:t xml:space="preserve">[Ngày cấp 3] </w:t>
+        <w:t xml:space="preserve">{{ngaycap3}} </w:t>
       </w:r>
       <w:r>
         <w:rPr>
@@ -20098,7 +20160,7 @@
           <w:szCs w:val="24"/>
           <w:lang w:val="nl-NL"/>
         </w:rPr>
-        <w:t>[Nơi cấp CC 3]</w:t>
+        <w:t>{{noicapcc3}}</w:t>
       </w:r>
     </w:p>
     <w:p>
@@ -20116,7 +20178,7 @@
           <w:sz w:val="26"/>
           <w:szCs w:val="26"/>
         </w:rPr>
-        <w:t>[10.1]</w:t>
+        <w:t>[101]</w:t>
       </w:r>
       <w:r>
         <w:rPr>
@@ -20132,7 +20194,7 @@
           <w:sz w:val="26"/>
           <w:szCs w:val="26"/>
         </w:rPr>
-        <w:t>[10.2]</w:t>
+        <w:t>[102]</w:t>
       </w:r>
       <w:r>
         <w:rPr>
@@ -20157,7 +20219,7 @@
           <w:sz w:val="26"/>
           <w:szCs w:val="26"/>
         </w:rPr>
-        <w:t>[10.3]</w:t>
+        <w:t>[103]</w:t>
       </w:r>
       <w:r>
         <w:rPr>
@@ -20173,7 +20235,7 @@
           <w:sz w:val="26"/>
           <w:szCs w:val="26"/>
         </w:rPr>
-        <w:t>[10.4]</w:t>
+        <w:t>[104]</w:t>
       </w:r>
       <w:r>
         <w:rPr>
@@ -20198,7 +20260,7 @@
           <w:sz w:val="26"/>
           <w:szCs w:val="26"/>
         </w:rPr>
-        <w:t>[10.5]</w:t>
+        <w:t>[105]</w:t>
       </w:r>
       <w:r>
         <w:rPr>
@@ -20238,7 +20300,7 @@
           <w:sz w:val="24"/>
           <w:szCs w:val="24"/>
         </w:rPr>
-        <w:t>[Địa chỉ 3]</w:t>
+        <w:t>{{diachi3}}</w:t>
       </w:r>
     </w:p>
     <w:p>
@@ -20982,7 +21044,7 @@
           <w:sz w:val="24"/>
           <w:szCs w:val="24"/>
         </w:rPr>
-        <w:t>[Địa chỉ đất]</w:t>
+        <w:t>{{diachidat1}}</w:t>
       </w:r>
     </w:p>
     <w:p>
@@ -21000,7 +21062,7 @@
           <w:sz w:val="26"/>
           <w:szCs w:val="26"/>
         </w:rPr>
-        <w:t>[17.1]</w:t>
+        <w:t>[171]</w:t>
       </w:r>
       <w:r>
         <w:rPr>
@@ -21032,7 +21094,7 @@
           <w:sz w:val="26"/>
           <w:szCs w:val="26"/>
         </w:rPr>
-        <w:t xml:space="preserve"> [17.2] </w:t>
+        <w:t xml:space="preserve"> [172] </w:t>
       </w:r>
       <w:r>
         <w:rPr>
@@ -21057,7 +21119,7 @@
           <w:sz w:val="26"/>
           <w:szCs w:val="26"/>
         </w:rPr>
-        <w:t>[17.3]</w:t>
+        <w:t>[173]</w:t>
       </w:r>
       <w:r>
         <w:rPr>
@@ -21073,7 +21135,7 @@
           <w:sz w:val="26"/>
           <w:szCs w:val="26"/>
         </w:rPr>
-        <w:t>[17.4]</w:t>
+        <w:t>[174]</w:t>
       </w:r>
       <w:r>
         <w:rPr>
@@ -21098,7 +21160,7 @@
           <w:sz w:val="26"/>
           <w:szCs w:val="26"/>
         </w:rPr>
-        <w:t>[17.5]</w:t>
+        <w:t>[175]</w:t>
       </w:r>
       <w:r>
         <w:rPr>
@@ -21214,7 +21276,7 @@
           <w:sz w:val="26"/>
           <w:szCs w:val="26"/>
         </w:rPr>
-        <w:t>[20.1]</w:t>
+        <w:t>[201]</w:t>
       </w:r>
       <w:r>
         <w:rPr>
@@ -21237,7 +21299,7 @@
           <w:sz w:val="24"/>
           <w:szCs w:val="24"/>
         </w:rPr>
-        <w:t>[Serial</w:t>
+        <w:t>{{serial3}}</w:t>
       </w:r>
       <w:r>
         <w:rPr>
@@ -21245,7 +21307,7 @@
           <w:sz w:val="24"/>
           <w:szCs w:val="24"/>
         </w:rPr>
-        <w:t xml:space="preserve"> 3</w:t>
+        <w:t xml:space="preserve"/>
       </w:r>
       <w:r>
         <w:rPr>
@@ -21253,23 +21315,23 @@
           <w:sz w:val="24"/>
           <w:szCs w:val="24"/>
         </w:rPr>
-        <w:t xml:space="preserve">] </w:t>
-      </w:r>
-      <w:r>
-        <w:rPr>
-          <w:sz w:val="26"/>
-          <w:szCs w:val="26"/>
-        </w:rPr>
         <w:t xml:space="preserve"> </w:t>
       </w:r>
       <w:r>
         <w:rPr>
+          <w:sz w:val="26"/>
+          <w:szCs w:val="26"/>
+        </w:rPr>
+        <w:t xml:space="preserve"> </w:t>
+      </w:r>
+      <w:r>
+        <w:rPr>
           <w:b/>
           <w:bCs/>
           <w:sz w:val="26"/>
           <w:szCs w:val="26"/>
         </w:rPr>
-        <w:t xml:space="preserve">[20.2] </w:t>
+        <w:t xml:space="preserve">[202] </w:t>
       </w:r>
       <w:r>
         <w:rPr>
@@ -21284,7 +21346,7 @@
           <w:sz w:val="24"/>
           <w:szCs w:val="24"/>
         </w:rPr>
-        <w:t>[Ngày cấp sổ</w:t>
+        <w:t>{{ngaycapso3}}</w:t>
       </w:r>
       <w:r>
         <w:rPr>
@@ -21292,7 +21354,7 @@
           <w:sz w:val="24"/>
           <w:szCs w:val="24"/>
         </w:rPr>
-        <w:t xml:space="preserve"> 3</w:t>
+        <w:t xml:space="preserve"/>
       </w:r>
       <w:r>
         <w:rPr>
@@ -21300,7 +21362,7 @@
           <w:sz w:val="24"/>
           <w:szCs w:val="24"/>
         </w:rPr>
-        <w:t>]</w:t>
+        <w:t/>
       </w:r>
     </w:p>
     <w:p>
@@ -21318,7 +21380,7 @@
           <w:sz w:val="26"/>
           <w:szCs w:val="26"/>
         </w:rPr>
-        <w:t>[20.3]</w:t>
+        <w:t>[203]</w:t>
       </w:r>
       <w:r>
         <w:rPr>
@@ -21333,7 +21395,7 @@
           <w:sz w:val="24"/>
           <w:szCs w:val="24"/>
         </w:rPr>
-        <w:t>[Số thửa</w:t>
+        <w:t>{{sothua3}}</w:t>
       </w:r>
       <w:r>
         <w:rPr>
@@ -21341,7 +21403,7 @@
           <w:sz w:val="24"/>
           <w:szCs w:val="24"/>
         </w:rPr>
-        <w:t xml:space="preserve"> 3</w:t>
+        <w:t xml:space="preserve"/>
       </w:r>
       <w:r>
         <w:rPr>
@@ -21349,7 +21411,7 @@
           <w:sz w:val="24"/>
           <w:szCs w:val="24"/>
         </w:rPr>
-        <w:t>]</w:t>
+        <w:t/>
       </w:r>
       <w:r>
         <w:rPr>
@@ -21358,7 +21420,7 @@
           <w:sz w:val="26"/>
           <w:szCs w:val="26"/>
         </w:rPr>
-        <w:t xml:space="preserve"> [20.4]</w:t>
+        <w:t xml:space="preserve"> [204]</w:t>
       </w:r>
       <w:r>
         <w:rPr>
@@ -21373,7 +21435,7 @@
           <w:sz w:val="24"/>
           <w:szCs w:val="24"/>
         </w:rPr>
-        <w:t xml:space="preserve"> [Số tờ</w:t>
+        <w:t xml:space="preserve"> {{soto3}}</w:t>
       </w:r>
       <w:r>
         <w:rPr>
@@ -21381,7 +21443,7 @@
           <w:sz w:val="24"/>
           <w:szCs w:val="24"/>
         </w:rPr>
-        <w:t xml:space="preserve"> 3</w:t>
+        <w:t xml:space="preserve"/>
       </w:r>
       <w:r>
         <w:rPr>
@@ -21389,7 +21451,7 @@
           <w:sz w:val="24"/>
           <w:szCs w:val="24"/>
         </w:rPr>
-        <w:t>]</w:t>
+        <w:t/>
       </w:r>
       <w:r>
         <w:rPr>
@@ -21415,7 +21477,7 @@
           <w:szCs w:val="26"/>
         </w:rPr>
         <w:lastRenderedPageBreak/>
-        <w:t>[20.5]</w:t>
+        <w:t>[205]</w:t>
       </w:r>
       <w:r>
         <w:rPr>
@@ -21430,7 +21492,7 @@
           <w:sz w:val="24"/>
           <w:szCs w:val="24"/>
         </w:rPr>
-        <w:t>[Diện tích]</w:t>
+        <w:t>{{dientich1}}</w:t>
       </w:r>
       <w:r>
         <w:rPr>
@@ -21439,7 +21501,7 @@
           <w:sz w:val="26"/>
           <w:szCs w:val="26"/>
         </w:rPr>
-        <w:t xml:space="preserve"> [20.6] </w:t>
+        <w:t xml:space="preserve"> [206] </w:t>
       </w:r>
       <w:r>
         <w:rPr>
@@ -21455,7 +21517,7 @@
           <w:sz w:val="24"/>
           <w:szCs w:val="24"/>
         </w:rPr>
-        <w:t>[Loại đất</w:t>
+        <w:t>{{loaidat3}}</w:t>
       </w:r>
       <w:r>
         <w:rPr>
@@ -21464,7 +21526,7 @@
           <w:sz w:val="24"/>
           <w:szCs w:val="24"/>
         </w:rPr>
-        <w:t xml:space="preserve"> 3</w:t>
+        <w:t xml:space="preserve"/>
       </w:r>
       <w:bookmarkStart w:id="4" w:name="_GoBack"/>
       <w:bookmarkEnd w:id="4"/>
@@ -21475,7 +21537,7 @@
           <w:sz w:val="24"/>
           <w:szCs w:val="24"/>
         </w:rPr>
-        <w:t>]</w:t>
+        <w:t/>
       </w:r>
     </w:p>
     <w:p>
@@ -21518,7 +21580,7 @@
           <w:sz w:val="26"/>
           <w:szCs w:val="26"/>
         </w:rPr>
-        <w:t>[21.1]</w:t>
+        <w:t>[211]</w:t>
       </w:r>
       <w:r>
         <w:rPr>
@@ -21543,7 +21605,7 @@
           <w:sz w:val="26"/>
           <w:szCs w:val="26"/>
         </w:rPr>
-        <w:t>[21.2]</w:t>
+        <w:t>[212]</w:t>
       </w:r>
       <w:r>
         <w:rPr>
@@ -21568,7 +21630,7 @@
           <w:sz w:val="26"/>
           <w:szCs w:val="26"/>
         </w:rPr>
-        <w:t>[21.3]</w:t>
+        <w:t>[213]</w:t>
       </w:r>
       <w:r>
         <w:rPr>
@@ -21593,7 +21655,7 @@
           <w:sz w:val="26"/>
           <w:szCs w:val="26"/>
         </w:rPr>
-        <w:t>[21.4]</w:t>
+        <w:t>[214]</w:t>
       </w:r>
       <w:r>
         <w:rPr>
@@ -21651,7 +21713,7 @@
           <w:sz w:val="26"/>
           <w:szCs w:val="26"/>
         </w:rPr>
-        <w:t>[22.1]</w:t>
+        <w:t>[221]</w:t>
       </w:r>
       <w:r>
         <w:rPr>
@@ -21667,7 +21729,7 @@
           <w:sz w:val="26"/>
           <w:szCs w:val="26"/>
         </w:rPr>
-        <w:t xml:space="preserve">[22.2] </w:t>
+        <w:t xml:space="preserve">[222] </w:t>
       </w:r>
       <w:r>
         <w:rPr>
@@ -21785,7 +21847,7 @@
           <w:sz w:val="26"/>
           <w:szCs w:val="26"/>
         </w:rPr>
-        <w:t>[25.1]</w:t>
+        <w:t>[251]</w:t>
       </w:r>
       <w:r>
         <w:rPr>
@@ -21801,7 +21863,7 @@
           <w:sz w:val="26"/>
           <w:szCs w:val="26"/>
         </w:rPr>
-        <w:t xml:space="preserve">[25.2] </w:t>
+        <w:t xml:space="preserve">[252] </w:t>
       </w:r>
       <w:r>
         <w:rPr>
@@ -21817,7 +21879,7 @@
           <w:sz w:val="26"/>
           <w:szCs w:val="26"/>
         </w:rPr>
-        <w:t>[25.3]</w:t>
+        <w:t>[253]</w:t>
       </w:r>
       <w:r>
         <w:rPr>
@@ -21876,7 +21938,7 @@
           <w:sz w:val="26"/>
           <w:szCs w:val="26"/>
         </w:rPr>
-        <w:t>[26.1]</w:t>
+        <w:t>[261]</w:t>
       </w:r>
       <w:r>
         <w:rPr>
@@ -21910,7 +21972,7 @@
           <w:sz w:val="26"/>
           <w:szCs w:val="26"/>
         </w:rPr>
-        <w:t>[26.2]</w:t>
+        <w:t>[262]</w:t>
       </w:r>
       <w:r>
         <w:rPr>
@@ -21935,7 +21997,7 @@
           <w:sz w:val="26"/>
           <w:szCs w:val="26"/>
         </w:rPr>
-        <w:t>[26.3]</w:t>
+        <w:t>[263]</w:t>
       </w:r>
       <w:r>
         <w:rPr>
@@ -21960,7 +22022,7 @@
           <w:sz w:val="26"/>
           <w:szCs w:val="26"/>
         </w:rPr>
-        <w:t>[26.4]</w:t>
+        <w:t>[264]</w:t>
       </w:r>
       <w:r>
         <w:rPr>
@@ -22119,7 +22181,7 @@
                 <w:szCs w:val="24"/>
                 <w:lang w:val="nl-NL" w:eastAsia="vi-VN"/>
               </w:rPr>
-              <w:t>Ninh Bình , ngày [Ngày] tháng [Tháng] năm 2026</w:t>
+              <w:t>Ninh Bình , ngày {{ngay}} tháng {{thang}} năm 2026</w:t>
             </w:r>
             <w:r>
               <w:rPr>
@@ -22509,7 +22571,7 @@
           <w:sz w:val="26"/>
           <w:szCs w:val="26"/>
         </w:rPr>
-        <w:t>[33.1]</w:t>
+        <w:t>[331]</w:t>
       </w:r>
       <w:r>
         <w:rPr>
@@ -22525,7 +22587,7 @@
           <w:sz w:val="26"/>
           <w:szCs w:val="26"/>
         </w:rPr>
-        <w:t>[33.2]</w:t>
+        <w:t>[332]</w:t>
       </w:r>
       <w:r>
         <w:rPr>
@@ -22550,7 +22612,7 @@
           <w:sz w:val="26"/>
           <w:szCs w:val="26"/>
         </w:rPr>
-        <w:t>[33.3]</w:t>
+        <w:t>[333]</w:t>
       </w:r>
       <w:r>
         <w:rPr>
@@ -22566,7 +22628,7 @@
           <w:sz w:val="26"/>
           <w:szCs w:val="26"/>
         </w:rPr>
-        <w:t xml:space="preserve">[33.4] </w:t>
+        <w:t xml:space="preserve">[334] </w:t>
       </w:r>
       <w:r>
         <w:rPr>
@@ -22591,7 +22653,7 @@
           <w:sz w:val="26"/>
           <w:szCs w:val="26"/>
         </w:rPr>
-        <w:t>[33.5]</w:t>
+        <w:t>[335]</w:t>
       </w:r>
       <w:r>
         <w:rPr>
@@ -22649,7 +22711,7 @@
           <w:sz w:val="26"/>
           <w:szCs w:val="26"/>
         </w:rPr>
-        <w:t>[34.1]</w:t>
+        <w:t>[341]</w:t>
       </w:r>
       <w:r>
         <w:rPr>
@@ -22665,7 +22727,7 @@
           <w:sz w:val="26"/>
           <w:szCs w:val="26"/>
         </w:rPr>
-        <w:t xml:space="preserve">[34.2] </w:t>
+        <w:t xml:space="preserve">[342] </w:t>
       </w:r>
       <w:r>
         <w:rPr>
@@ -22690,7 +22752,7 @@
           <w:sz w:val="26"/>
           <w:szCs w:val="26"/>
         </w:rPr>
-        <w:t>[34.3]</w:t>
+        <w:t>[343]</w:t>
       </w:r>
       <w:r>
         <w:rPr>
@@ -22722,7 +22784,7 @@
           <w:sz w:val="26"/>
           <w:szCs w:val="26"/>
         </w:rPr>
-        <w:t xml:space="preserve">[34.4] </w:t>
+        <w:t xml:space="preserve">[344] </w:t>
       </w:r>
       <w:r>
         <w:rPr>
@@ -22763,7 +22825,7 @@
           <w:sz w:val="26"/>
           <w:szCs w:val="26"/>
         </w:rPr>
-        <w:t>[34.5]</w:t>
+        <w:t>[345]</w:t>
       </w:r>
       <w:r>
         <w:rPr>
@@ -22788,7 +22850,7 @@
           <w:sz w:val="26"/>
           <w:szCs w:val="26"/>
         </w:rPr>
-        <w:t>[34.6]</w:t>
+        <w:t>[346]</w:t>
       </w:r>
       <w:r>
         <w:rPr>
@@ -22813,7 +22875,7 @@
           <w:sz w:val="26"/>
           <w:szCs w:val="26"/>
         </w:rPr>
-        <w:t>[34.7]</w:t>
+        <w:t>[347]</w:t>
       </w:r>
       <w:r>
         <w:rPr>
@@ -22838,7 +22900,7 @@
           <w:sz w:val="26"/>
           <w:szCs w:val="26"/>
         </w:rPr>
-        <w:t>[34.8]</w:t>
+        <w:t>[348]</w:t>
       </w:r>
       <w:r>
         <w:rPr>
@@ -22912,7 +22974,7 @@
           <w:sz w:val="26"/>
           <w:szCs w:val="26"/>
         </w:rPr>
-        <w:t>[35.1]</w:t>
+        <w:t>[351]</w:t>
       </w:r>
       <w:r>
         <w:rPr>
@@ -22928,7 +22990,7 @@
           <w:sz w:val="26"/>
           <w:szCs w:val="26"/>
         </w:rPr>
-        <w:t xml:space="preserve">[35.2] </w:t>
+        <w:t xml:space="preserve">[352] </w:t>
       </w:r>
       <w:r>
         <w:rPr>
@@ -23137,7 +23199,7 @@
           <w:sz w:val="26"/>
           <w:szCs w:val="26"/>
         </w:rPr>
-        <w:t>[41.1]</w:t>
+        <w:t>[411]</w:t>
       </w:r>
       <w:r>
         <w:rPr>
@@ -23153,7 +23215,7 @@
           <w:sz w:val="26"/>
           <w:szCs w:val="26"/>
         </w:rPr>
-        <w:t xml:space="preserve">[41.2] </w:t>
+        <w:t xml:space="preserve">[412] </w:t>
       </w:r>
       <w:r>
         <w:rPr>
@@ -23178,7 +23240,7 @@
           <w:sz w:val="26"/>
           <w:szCs w:val="26"/>
         </w:rPr>
-        <w:t>[41.3]</w:t>
+        <w:t>[413]</w:t>
       </w:r>
       <w:r>
         <w:rPr>
@@ -23194,7 +23256,7 @@
           <w:sz w:val="26"/>
           <w:szCs w:val="26"/>
         </w:rPr>
-        <w:t xml:space="preserve">[41.4] </w:t>
+        <w:t xml:space="preserve">[414] </w:t>
       </w:r>
       <w:r>
         <w:rPr>
@@ -23219,7 +23281,7 @@
           <w:sz w:val="26"/>
           <w:szCs w:val="26"/>
         </w:rPr>
-        <w:t>[41.5]</w:t>
+        <w:t>[415]</w:t>
       </w:r>
       <w:r>
         <w:rPr>
@@ -23235,7 +23297,7 @@
           <w:sz w:val="26"/>
           <w:szCs w:val="26"/>
         </w:rPr>
-        <w:t xml:space="preserve">[41.6] </w:t>
+        <w:t xml:space="preserve">[416] </w:t>
       </w:r>
       <w:r>
         <w:rPr>
@@ -23251,7 +23313,7 @@
           <w:sz w:val="26"/>
           <w:szCs w:val="26"/>
         </w:rPr>
-        <w:t xml:space="preserve">[41.7] </w:t>
+        <w:t xml:space="preserve">[417] </w:t>
       </w:r>
       <w:r>
         <w:rPr>
@@ -23276,7 +23338,7 @@
           <w:sz w:val="26"/>
           <w:szCs w:val="26"/>
         </w:rPr>
-        <w:t>[41.8]</w:t>
+        <w:t>[418]</w:t>
       </w:r>
       <w:r>
         <w:rPr>
@@ -24236,7 +24298,7 @@
 </w:document>
 </file>
 
-<file path=word/endnotes.xml><?xml version="1.0" encoding="utf-8"?>
+<file path=word\endnotes.xml><?xml version="1.0" encoding="utf-8"?>
 <w:endnotes xmlns:wpc="http://schemas.microsoft.com/office/word/2010/wordprocessingCanvas" xmlns:cx="http://schemas.microsoft.com/office/drawing/2014/chartex" xmlns:cx1="http://schemas.microsoft.com/office/drawing/2015/9/8/chartex" xmlns:cx2="http://schemas.microsoft.com/office/drawing/2015/10/21/chartex" xmlns:cx3="http://schemas.microsoft.com/office/drawing/2016/5/9/chartex" xmlns:cx4="http://schemas.microsoft.com/office/drawing/2016/5/10/chartex" xmlns:cx5="http://schemas.microsoft.com/office/drawing/2016/5/11/chartex" xmlns:cx6="http://schemas.microsoft.com/office/drawing/2016/5/12/chartex" xmlns:cx7="http://schemas.microsoft.com/office/drawing/2016/5/13/chartex" xmlns:cx8="http://schemas.microsoft.com/office/drawing/2016/5/14/chartex" xmlns:mc="http://schemas.openxmlformats.org/markup-compatibility/2006" xmlns:aink="http://schemas.microsoft.com/office/drawing/2016/ink" xmlns:am3d="http://schemas.microsoft.com/office/drawing/2017/model3d" xmlns:o="urn:schemas-microsoft-com:office:office" xmlns:r="http://schemas.openxmlformats.org/officeDocument/2006/relationships" xmlns:m="http://schemas.openxmlformats.org/officeDocument/2006/math" xmlns:v="urn:schemas-microsoft-com:vml" xmlns:wp14="http://schemas.microsoft.com/office/word/2010/wordprocessingDrawing" xmlns:wp="http://schemas.openxmlformats.org/drawingml/2006/wordprocessingDrawing" xmlns:w10="urn:schemas-microsoft-com:office:word" xmlns:w="http://schemas.openxmlformats.org/wordprocessingml/2006/main" xmlns:w14="http://schemas.microsoft.com/office/word/2010/wordml" xmlns:w15="http://schemas.microsoft.com/office/word/2012/wordml" xmlns:w16cid="http://schemas.microsoft.com/office/word/2016/wordml/cid" xmlns:w16se="http://schemas.microsoft.com/office/word/2015/wordml/symex" xmlns:wpg="http://schemas.microsoft.com/office/word/2010/wordprocessingGroup" xmlns:wpi="http://schemas.microsoft.com/office/word/2010/wordprocessingInk" xmlns:wne="http://schemas.microsoft.com/office/word/2006/wordml" xmlns:wps="http://schemas.microsoft.com/office/word/2010/wordprocessingShape" mc:Ignorable="w14 w15 w16se w16cid wp14">
   <w:endnote w:type="separator" w:id="-1">
     <w:p>
@@ -24261,7 +24323,85 @@
 </w:endnotes>
 </file>
 
-<file path=word/footer1.xml><?xml version="1.0" encoding="utf-8"?>
+<file path=word\fontTable.xml><?xml version="1.0" encoding="utf-8"?>
+<w:fonts xmlns:mc="http://schemas.openxmlformats.org/markup-compatibility/2006" xmlns:r="http://schemas.openxmlformats.org/officeDocument/2006/relationships" xmlns:w="http://schemas.openxmlformats.org/wordprocessingml/2006/main" xmlns:w14="http://schemas.microsoft.com/office/word/2010/wordml" xmlns:w15="http://schemas.microsoft.com/office/word/2012/wordml" xmlns:w16cid="http://schemas.microsoft.com/office/word/2016/wordml/cid" xmlns:w16se="http://schemas.microsoft.com/office/word/2015/wordml/symex" mc:Ignorable="w14 w15 w16se w16cid">
+  <w:font w:name="Times New Roman">
+    <w:panose1 w:val="02020603050405020304"/>
+    <w:charset w:val="00"/>
+    <w:family w:val="roman"/>
+    <w:pitch w:val="variable"/>
+    <w:sig w:usb0="E0002EFF" w:usb1="C000785B" w:usb2="00000009" w:usb3="00000000" w:csb0="000001FF" w:csb1="00000000"/>
+  </w:font>
+  <w:font w:name="Calibri">
+    <w:panose1 w:val="020F0502020204030204"/>
+    <w:charset w:val="00"/>
+    <w:family w:val="swiss"/>
+    <w:pitch w:val="variable"/>
+    <w:sig w:usb0="E4002EFF" w:usb1="C000247B" w:usb2="00000009" w:usb3="00000000" w:csb0="000001FF" w:csb1="00000000"/>
+  </w:font>
+  <w:font w:name=".VnTimeH">
+    <w:altName w:val="Times New Roman"/>
+    <w:panose1 w:val="020B7200000000000000"/>
+    <w:charset w:val="00"/>
+    <w:family w:val="swiss"/>
+    <w:pitch w:val="variable"/>
+    <w:sig w:usb0="00000007" w:usb1="00000000" w:usb2="00000000" w:usb3="00000000" w:csb0="00000013" w:csb1="00000000"/>
+  </w:font>
+  <w:font w:name="Tahoma">
+    <w:panose1 w:val="020B0604030504040204"/>
+    <w:charset w:val="00"/>
+    <w:family w:val="swiss"/>
+    <w:pitch w:val="variable"/>
+    <w:sig w:usb0="E1002EFF" w:usb1="C000605B" w:usb2="00000029" w:usb3="00000000" w:csb0="000101FF" w:csb1="00000000"/>
+  </w:font>
+  <w:font w:name=".VnTime">
+    <w:panose1 w:val="020B7200000000000000"/>
+    <w:charset w:val="00"/>
+    <w:family w:val="swiss"/>
+    <w:pitch w:val="variable"/>
+    <w:sig w:usb0="00000003" w:usb1="00000000" w:usb2="00000000" w:usb3="00000000" w:csb0="00000001" w:csb1="00000000"/>
+  </w:font>
+  <w:font w:name="Wingdings 2">
+    <w:panose1 w:val="05020102010507070707"/>
+    <w:charset w:val="02"/>
+    <w:family w:val="roman"/>
+    <w:pitch w:val="variable"/>
+    <w:sig w:usb0="00000000" w:usb1="10000000" w:usb2="00000000" w:usb3="00000000" w:csb0="80000000" w:csb1="00000000"/>
+  </w:font>
+  <w:font w:name="Palatino Linotype">
+    <w:panose1 w:val="02040502050505030304"/>
+    <w:charset w:val="00"/>
+    <w:family w:val="roman"/>
+    <w:pitch w:val="variable"/>
+    <w:sig w:usb0="E0000287" w:usb1="40000013" w:usb2="00000000" w:usb3="00000000" w:csb0="0000019F" w:csb1="00000000"/>
+  </w:font>
+  <w:font w:name="Times New Roman Bold">
+    <w:altName w:val="Times New Roman"/>
+    <w:panose1 w:val="02020803070505020304"/>
+    <w:charset w:val="00"/>
+    <w:family w:val="roman"/>
+    <w:notTrueType/>
+    <w:pitch w:val="default"/>
+    <w:sig w:usb0="00000003" w:usb1="00000000" w:usb2="00000000" w:usb3="00000000" w:csb0="00000001" w:csb1="00000000"/>
+  </w:font>
+  <w:font w:name="Segoe UI Symbol">
+    <w:panose1 w:val="020B0502040204020203"/>
+    <w:charset w:val="00"/>
+    <w:family w:val="swiss"/>
+    <w:pitch w:val="variable"/>
+    <w:sig w:usb0="800001E3" w:usb1="1200FFEF" w:usb2="00040000" w:usb3="00000000" w:csb0="00000001" w:csb1="00000000"/>
+  </w:font>
+  <w:font w:name="Calibri Light">
+    <w:panose1 w:val="020F0302020204030204"/>
+    <w:charset w:val="00"/>
+    <w:family w:val="swiss"/>
+    <w:pitch w:val="variable"/>
+    <w:sig w:usb0="E4002EFF" w:usb1="C000247B" w:usb2="00000009" w:usb3="00000000" w:csb0="000001FF" w:csb1="00000000"/>
+  </w:font>
+</w:fonts>
+</file>
+
+<file path=word\footer1.xml><?xml version="1.0" encoding="utf-8"?>
 <w:ftr xmlns:wpc="http://schemas.microsoft.com/office/word/2010/wordprocessingCanvas" xmlns:cx="http://schemas.microsoft.com/office/drawing/2014/chartex" xmlns:cx1="http://schemas.microsoft.com/office/drawing/2015/9/8/chartex" xmlns:cx2="http://schemas.microsoft.com/office/drawing/2015/10/21/chartex" xmlns:cx3="http://schemas.microsoft.com/office/drawing/2016/5/9/chartex" xmlns:cx4="http://schemas.microsoft.com/office/drawing/2016/5/10/chartex" xmlns:cx5="http://schemas.microsoft.com/office/drawing/2016/5/11/chartex" xmlns:cx6="http://schemas.microsoft.com/office/drawing/2016/5/12/chartex" xmlns:cx7="http://schemas.microsoft.com/office/drawing/2016/5/13/chartex" xmlns:cx8="http://schemas.microsoft.com/office/drawing/2016/5/14/chartex" xmlns:mc="http://schemas.openxmlformats.org/markup-compatibility/2006" xmlns:aink="http://schemas.microsoft.com/office/drawing/2016/ink" xmlns:am3d="http://schemas.microsoft.com/office/drawing/2017/model3d" xmlns:o="urn:schemas-microsoft-com:office:office" xmlns:r="http://schemas.openxmlformats.org/officeDocument/2006/relationships" xmlns:m="http://schemas.openxmlformats.org/officeDocument/2006/math" xmlns:v="urn:schemas-microsoft-com:vml" xmlns:wp14="http://schemas.microsoft.com/office/word/2010/wordprocessingDrawing" xmlns:wp="http://schemas.openxmlformats.org/drawingml/2006/wordprocessingDrawing" xmlns:w10="urn:schemas-microsoft-com:office:word" xmlns:w="http://schemas.openxmlformats.org/wordprocessingml/2006/main" xmlns:w14="http://schemas.microsoft.com/office/word/2010/wordml" xmlns:w15="http://schemas.microsoft.com/office/word/2012/wordml" xmlns:w16cid="http://schemas.microsoft.com/office/word/2016/wordml/cid" xmlns:w16se="http://schemas.microsoft.com/office/word/2015/wordml/symex" xmlns:wpg="http://schemas.microsoft.com/office/word/2010/wordprocessingGroup" xmlns:wpi="http://schemas.microsoft.com/office/word/2010/wordprocessingInk" xmlns:wne="http://schemas.microsoft.com/office/word/2006/wordml" xmlns:wps="http://schemas.microsoft.com/office/word/2010/wordprocessingShape" mc:Ignorable="w14 w15 w16se w16cid wp14">
   <w:p>
     <w:pPr>
@@ -24312,7 +24452,7 @@
 </w:ftr>
 </file>
 
-<file path=word/footer2.xml><?xml version="1.0" encoding="utf-8"?>
+<file path=word\footer2.xml><?xml version="1.0" encoding="utf-8"?>
 <w:ftr xmlns:wpc="http://schemas.microsoft.com/office/word/2010/wordprocessingCanvas" xmlns:cx="http://schemas.microsoft.com/office/drawing/2014/chartex" xmlns:cx1="http://schemas.microsoft.com/office/drawing/2015/9/8/chartex" xmlns:cx2="http://schemas.microsoft.com/office/drawing/2015/10/21/chartex" xmlns:cx3="http://schemas.microsoft.com/office/drawing/2016/5/9/chartex" xmlns:cx4="http://schemas.microsoft.com/office/drawing/2016/5/10/chartex" xmlns:cx5="http://schemas.microsoft.com/office/drawing/2016/5/11/chartex" xmlns:cx6="http://schemas.microsoft.com/office/drawing/2016/5/12/chartex" xmlns:cx7="http://schemas.microsoft.com/office/drawing/2016/5/13/chartex" xmlns:cx8="http://schemas.microsoft.com/office/drawing/2016/5/14/chartex" xmlns:mc="http://schemas.openxmlformats.org/markup-compatibility/2006" xmlns:aink="http://schemas.microsoft.com/office/drawing/2016/ink" xmlns:am3d="http://schemas.microsoft.com/office/drawing/2017/model3d" xmlns:o="urn:schemas-microsoft-com:office:office" xmlns:r="http://schemas.openxmlformats.org/officeDocument/2006/relationships" xmlns:m="http://schemas.openxmlformats.org/officeDocument/2006/math" xmlns:v="urn:schemas-microsoft-com:vml" xmlns:wp14="http://schemas.microsoft.com/office/word/2010/wordprocessingDrawing" xmlns:wp="http://schemas.openxmlformats.org/drawingml/2006/wordprocessingDrawing" xmlns:w10="urn:schemas-microsoft-com:office:word" xmlns:w="http://schemas.openxmlformats.org/wordprocessingml/2006/main" xmlns:w14="http://schemas.microsoft.com/office/word/2010/wordml" xmlns:w15="http://schemas.microsoft.com/office/word/2012/wordml" xmlns:w16cid="http://schemas.microsoft.com/office/word/2016/wordml/cid" xmlns:w16se="http://schemas.microsoft.com/office/word/2015/wordml/symex" xmlns:wpg="http://schemas.microsoft.com/office/word/2010/wordprocessingGroup" xmlns:wpi="http://schemas.microsoft.com/office/word/2010/wordprocessingInk" xmlns:wne="http://schemas.microsoft.com/office/word/2006/wordml" xmlns:wps="http://schemas.microsoft.com/office/word/2010/wordprocessingShape" mc:Ignorable="w14 w15 w16se w16cid wp14">
   <w:p>
     <w:pPr>
@@ -24323,7 +24463,7 @@
 </w:ftr>
 </file>
 
-<file path=word/footnotes.xml><?xml version="1.0" encoding="utf-8"?>
+<file path=word\footnotes.xml><?xml version="1.0" encoding="utf-8"?>
 <w:footnotes xmlns:wpc="http://schemas.microsoft.com/office/word/2010/wordprocessingCanvas" xmlns:cx="http://schemas.microsoft.com/office/drawing/2014/chartex" xmlns:cx1="http://schemas.microsoft.com/office/drawing/2015/9/8/chartex" xmlns:cx2="http://schemas.microsoft.com/office/drawing/2015/10/21/chartex" xmlns:cx3="http://schemas.microsoft.com/office/drawing/2016/5/9/chartex" xmlns:cx4="http://schemas.microsoft.com/office/drawing/2016/5/10/chartex" xmlns:cx5="http://schemas.microsoft.com/office/drawing/2016/5/11/chartex" xmlns:cx6="http://schemas.microsoft.com/office/drawing/2016/5/12/chartex" xmlns:cx7="http://schemas.microsoft.com/office/drawing/2016/5/13/chartex" xmlns:cx8="http://schemas.microsoft.com/office/drawing/2016/5/14/chartex" xmlns:mc="http://schemas.openxmlformats.org/markup-compatibility/2006" xmlns:aink="http://schemas.microsoft.com/office/drawing/2016/ink" xmlns:am3d="http://schemas.microsoft.com/office/drawing/2017/model3d" xmlns:o="urn:schemas-microsoft-com:office:office" xmlns:r="http://schemas.openxmlformats.org/officeDocument/2006/relationships" xmlns:m="http://schemas.openxmlformats.org/officeDocument/2006/math" xmlns:v="urn:schemas-microsoft-com:vml" xmlns:wp14="http://schemas.microsoft.com/office/word/2010/wordprocessingDrawing" xmlns:wp="http://schemas.openxmlformats.org/drawingml/2006/wordprocessingDrawing" xmlns:w10="urn:schemas-microsoft-com:office:word" xmlns:w="http://schemas.openxmlformats.org/wordprocessingml/2006/main" xmlns:w14="http://schemas.microsoft.com/office/word/2010/wordml" xmlns:w15="http://schemas.microsoft.com/office/word/2012/wordml" xmlns:w16cid="http://schemas.microsoft.com/office/word/2016/wordml/cid" xmlns:w16se="http://schemas.microsoft.com/office/word/2015/wordml/symex" xmlns:wpg="http://schemas.microsoft.com/office/word/2010/wordprocessingGroup" xmlns:wpi="http://schemas.microsoft.com/office/word/2010/wordprocessingInk" xmlns:wne="http://schemas.microsoft.com/office/word/2006/wordml" xmlns:wps="http://schemas.microsoft.com/office/word/2010/wordprocessingShape" mc:Ignorable="w14 w15 w16se w16cid wp14">
   <w:footnote w:type="separator" w:id="-1">
     <w:p>
@@ -24348,7 +24488,7 @@
 </w:footnotes>
 </file>
 
-<file path=word/header1.xml><?xml version="1.0" encoding="utf-8"?>
+<file path=word\header1.xml><?xml version="1.0" encoding="utf-8"?>
 <w:hdr xmlns:wpc="http://schemas.microsoft.com/office/word/2010/wordprocessingCanvas" xmlns:cx="http://schemas.microsoft.com/office/drawing/2014/chartex" xmlns:cx1="http://schemas.microsoft.com/office/drawing/2015/9/8/chartex" xmlns:cx2="http://schemas.microsoft.com/office/drawing/2015/10/21/chartex" xmlns:cx3="http://schemas.microsoft.com/office/drawing/2016/5/9/chartex" xmlns:cx4="http://schemas.microsoft.com/office/drawing/2016/5/10/chartex" xmlns:cx5="http://schemas.microsoft.com/office/drawing/2016/5/11/chartex" xmlns:cx6="http://schemas.microsoft.com/office/drawing/2016/5/12/chartex" xmlns:cx7="http://schemas.microsoft.com/office/drawing/2016/5/13/chartex" xmlns:cx8="http://schemas.microsoft.com/office/drawing/2016/5/14/chartex" xmlns:mc="http://schemas.openxmlformats.org/markup-compatibility/2006" xmlns:aink="http://schemas.microsoft.com/office/drawing/2016/ink" xmlns:am3d="http://schemas.microsoft.com/office/drawing/2017/model3d" xmlns:o="urn:schemas-microsoft-com:office:office" xmlns:r="http://schemas.openxmlformats.org/officeDocument/2006/relationships" xmlns:m="http://schemas.openxmlformats.org/officeDocument/2006/math" xmlns:v="urn:schemas-microsoft-com:vml" xmlns:wp14="http://schemas.microsoft.com/office/word/2010/wordprocessingDrawing" xmlns:wp="http://schemas.openxmlformats.org/drawingml/2006/wordprocessingDrawing" xmlns:w10="urn:schemas-microsoft-com:office:word" xmlns:w="http://schemas.openxmlformats.org/wordprocessingml/2006/main" xmlns:w14="http://schemas.microsoft.com/office/word/2010/wordml" xmlns:w15="http://schemas.microsoft.com/office/word/2012/wordml" xmlns:w16cid="http://schemas.microsoft.com/office/word/2016/wordml/cid" xmlns:w16se="http://schemas.microsoft.com/office/word/2015/wordml/symex" xmlns:wpg="http://schemas.microsoft.com/office/word/2010/wordprocessingGroup" xmlns:wpi="http://schemas.microsoft.com/office/word/2010/wordprocessingInk" xmlns:wne="http://schemas.microsoft.com/office/word/2006/wordml" xmlns:wps="http://schemas.microsoft.com/office/word/2010/wordprocessingShape" mc:Ignorable="w14 w15 w16se w16cid wp14">
   <w:p>
     <w:pPr>
@@ -24399,7 +24539,7 @@
 </w:hdr>
 </file>
 
-<file path=word/numbering.xml><?xml version="1.0" encoding="utf-8"?>
+<file path=word\numbering.xml><?xml version="1.0" encoding="utf-8"?>
 <w:numbering xmlns:wpc="http://schemas.microsoft.com/office/word/2010/wordprocessingCanvas" xmlns:cx="http://schemas.microsoft.com/office/drawing/2014/chartex" xmlns:cx1="http://schemas.microsoft.com/office/drawing/2015/9/8/chartex" xmlns:cx2="http://schemas.microsoft.com/office/drawing/2015/10/21/chartex" xmlns:cx3="http://schemas.microsoft.com/office/drawing/2016/5/9/chartex" xmlns:cx4="http://schemas.microsoft.com/office/drawing/2016/5/10/chartex" xmlns:cx5="http://schemas.microsoft.com/office/drawing/2016/5/11/chartex" xmlns:cx6="http://schemas.microsoft.com/office/drawing/2016/5/12/chartex" xmlns:cx7="http://schemas.microsoft.com/office/drawing/2016/5/13/chartex" xmlns:cx8="http://schemas.microsoft.com/office/drawing/2016/5/14/chartex" xmlns:mc="http://schemas.openxmlformats.org/markup-compatibility/2006" xmlns:aink="http://schemas.microsoft.com/office/drawing/2016/ink" xmlns:am3d="http://schemas.microsoft.com/office/drawing/2017/model3d" xmlns:o="urn:schemas-microsoft-com:office:office" xmlns:r="http://schemas.openxmlformats.org/officeDocument/2006/relationships" xmlns:m="http://schemas.openxmlformats.org/officeDocument/2006/math" xmlns:v="urn:schemas-microsoft-com:vml" xmlns:wp14="http://schemas.microsoft.com/office/word/2010/wordprocessingDrawing" xmlns:wp="http://schemas.openxmlformats.org/drawingml/2006/wordprocessingDrawing" xmlns:w10="urn:schemas-microsoft-com:office:word" xmlns:w="http://schemas.openxmlformats.org/wordprocessingml/2006/main" xmlns:w14="http://schemas.microsoft.com/office/word/2010/wordml" xmlns:w15="http://schemas.microsoft.com/office/word/2012/wordml" xmlns:w16cid="http://schemas.microsoft.com/office/word/2016/wordml/cid" xmlns:w16se="http://schemas.microsoft.com/office/word/2015/wordml/symex" xmlns:wpg="http://schemas.microsoft.com/office/word/2010/wordprocessingGroup" xmlns:wpi="http://schemas.microsoft.com/office/word/2010/wordprocessingInk" xmlns:wne="http://schemas.microsoft.com/office/word/2006/wordml" xmlns:wps="http://schemas.microsoft.com/office/word/2010/wordprocessingShape" mc:Ignorable="w14 w15 w16se w16cid wp14">
   <w:abstractNum w:abstractNumId="0" w15:restartNumberingAfterBreak="1">
     <w:nsid w:val="39CB613B"/>
@@ -24677,7 +24817,494 @@
 </w:numbering>
 </file>
 
-<file path=word/styles.xml><?xml version="1.0" encoding="utf-8"?>
+<file path=word\settings.xml><?xml version="1.0" encoding="utf-8"?>
+<w:settings xmlns:mc="http://schemas.openxmlformats.org/markup-compatibility/2006" xmlns:o="urn:schemas-microsoft-com:office:office" xmlns:r="http://schemas.openxmlformats.org/officeDocument/2006/relationships" xmlns:m="http://schemas.openxmlformats.org/officeDocument/2006/math" xmlns:v="urn:schemas-microsoft-com:vml" xmlns:w10="urn:schemas-microsoft-com:office:word" xmlns:w="http://schemas.openxmlformats.org/wordprocessingml/2006/main" xmlns:w14="http://schemas.microsoft.com/office/word/2010/wordml" xmlns:w15="http://schemas.microsoft.com/office/word/2012/wordml" xmlns:w16cid="http://schemas.microsoft.com/office/word/2016/wordml/cid" xmlns:w16se="http://schemas.microsoft.com/office/word/2015/wordml/symex" xmlns:sl="http://schemas.openxmlformats.org/schemaLibrary/2006/main" mc:Ignorable="w14 w15 w16se w16cid">
+  <w:zoom w:percent="112"/>
+  <w:hideSpellingErrors/>
+  <w:hideGrammaticalErrors/>
+  <w:defaultTabStop w:val="720"/>
+  <w:drawingGridHorizontalSpacing w:val="140"/>
+  <w:displayHorizontalDrawingGridEvery w:val="2"/>
+  <w:characterSpacingControl w:val="doNotCompress"/>
+  <w:footnotePr>
+    <w:footnote w:id="-1"/>
+    <w:footnote w:id="0"/>
+  </w:footnotePr>
+  <w:endnotePr>
+    <w:endnote w:id="-1"/>
+    <w:endnote w:id="0"/>
+  </w:endnotePr>
+  <w:compat>
+    <w:compatSetting w:name="compatibilityMode" w:uri="http://schemas.microsoft.com/office/word" w:val="15"/>
+    <w:compatSetting w:name="overrideTableStyleFontSizeAndJustification" w:uri="http://schemas.microsoft.com/office/word" w:val="1"/>
+    <w:compatSetting w:name="enableOpenTypeFeatures" w:uri="http://schemas.microsoft.com/office/word" w:val="1"/>
+    <w:compatSetting w:name="doNotFlipMirrorIndents" w:uri="http://schemas.microsoft.com/office/word" w:val="1"/>
+    <w:compatSetting w:name="differentiateMultirowTableHeaders" w:uri="http://schemas.microsoft.com/office/word" w:val="1"/>
+    <w:compatSetting w:name="useWord2013TrackBottomHyphenation" w:uri="http://schemas.microsoft.com/office/word" w:val="0"/>
+  </w:compat>
+  <w:rsids>
+    <w:rsidRoot w:val="00ED3D10"/>
+    <w:rsid w:val="00001D7F"/>
+    <w:rsid w:val="00011EDB"/>
+    <w:rsid w:val="000142F8"/>
+    <w:rsid w:val="00014B83"/>
+    <w:rsid w:val="0002000A"/>
+    <w:rsid w:val="0003002B"/>
+    <w:rsid w:val="00034197"/>
+    <w:rsid w:val="0004260F"/>
+    <w:rsid w:val="00046021"/>
+    <w:rsid w:val="00051CDB"/>
+    <w:rsid w:val="00062012"/>
+    <w:rsid w:val="000720AD"/>
+    <w:rsid w:val="00087910"/>
+    <w:rsid w:val="00087E66"/>
+    <w:rsid w:val="000953FB"/>
+    <w:rsid w:val="000A3DD6"/>
+    <w:rsid w:val="000B373A"/>
+    <w:rsid w:val="000C7CD3"/>
+    <w:rsid w:val="000E6053"/>
+    <w:rsid w:val="000E742C"/>
+    <w:rsid w:val="000E7AE0"/>
+    <w:rsid w:val="00101F3D"/>
+    <w:rsid w:val="0011058A"/>
+    <w:rsid w:val="00113BCA"/>
+    <w:rsid w:val="00117C08"/>
+    <w:rsid w:val="00121659"/>
+    <w:rsid w:val="00125E99"/>
+    <w:rsid w:val="001301C2"/>
+    <w:rsid w:val="00131D2C"/>
+    <w:rsid w:val="00140777"/>
+    <w:rsid w:val="00140EF4"/>
+    <w:rsid w:val="00141D08"/>
+    <w:rsid w:val="0014279E"/>
+    <w:rsid w:val="00146985"/>
+    <w:rsid w:val="00147AFB"/>
+    <w:rsid w:val="0015280A"/>
+    <w:rsid w:val="0015315A"/>
+    <w:rsid w:val="00155377"/>
+    <w:rsid w:val="0015712B"/>
+    <w:rsid w:val="001634A5"/>
+    <w:rsid w:val="0016439B"/>
+    <w:rsid w:val="001704F0"/>
+    <w:rsid w:val="00170805"/>
+    <w:rsid w:val="001736DF"/>
+    <w:rsid w:val="001772C8"/>
+    <w:rsid w:val="001A04EE"/>
+    <w:rsid w:val="001A6E28"/>
+    <w:rsid w:val="001B0707"/>
+    <w:rsid w:val="001B1AC4"/>
+    <w:rsid w:val="001B47C9"/>
+    <w:rsid w:val="001B51CA"/>
+    <w:rsid w:val="001B7D06"/>
+    <w:rsid w:val="001C05FB"/>
+    <w:rsid w:val="001D03C1"/>
+    <w:rsid w:val="001D17D7"/>
+    <w:rsid w:val="001D46C9"/>
+    <w:rsid w:val="001E457A"/>
+    <w:rsid w:val="001F68C0"/>
+    <w:rsid w:val="0020058A"/>
+    <w:rsid w:val="00200CD8"/>
+    <w:rsid w:val="00206423"/>
+    <w:rsid w:val="00207B5B"/>
+    <w:rsid w:val="00214112"/>
+    <w:rsid w:val="00217BFD"/>
+    <w:rsid w:val="002224D4"/>
+    <w:rsid w:val="00224238"/>
+    <w:rsid w:val="00226685"/>
+    <w:rsid w:val="002301CB"/>
+    <w:rsid w:val="00234D57"/>
+    <w:rsid w:val="002474F3"/>
+    <w:rsid w:val="00257EAA"/>
+    <w:rsid w:val="002660D2"/>
+    <w:rsid w:val="00267C2B"/>
+    <w:rsid w:val="002803CD"/>
+    <w:rsid w:val="00284154"/>
+    <w:rsid w:val="00297493"/>
+    <w:rsid w:val="002B528F"/>
+    <w:rsid w:val="002C1F52"/>
+    <w:rsid w:val="002D0CA2"/>
+    <w:rsid w:val="002D21C7"/>
+    <w:rsid w:val="002D4AF0"/>
+    <w:rsid w:val="002D4F4C"/>
+    <w:rsid w:val="002D67D0"/>
+    <w:rsid w:val="002E26D3"/>
+    <w:rsid w:val="002F063A"/>
+    <w:rsid w:val="002F138F"/>
+    <w:rsid w:val="002F2532"/>
+    <w:rsid w:val="002F7839"/>
+    <w:rsid w:val="002F7F0B"/>
+    <w:rsid w:val="00310B0A"/>
+    <w:rsid w:val="00315222"/>
+    <w:rsid w:val="00326786"/>
+    <w:rsid w:val="00334B71"/>
+    <w:rsid w:val="00334EEA"/>
+    <w:rsid w:val="00336A9E"/>
+    <w:rsid w:val="0033730C"/>
+    <w:rsid w:val="00342720"/>
+    <w:rsid w:val="00373E9C"/>
+    <w:rsid w:val="003771EF"/>
+    <w:rsid w:val="00377EEE"/>
+    <w:rsid w:val="0038360D"/>
+    <w:rsid w:val="003A58FE"/>
+    <w:rsid w:val="003C1CC7"/>
+    <w:rsid w:val="003C3819"/>
+    <w:rsid w:val="003C7D74"/>
+    <w:rsid w:val="003E1736"/>
+    <w:rsid w:val="003F3373"/>
+    <w:rsid w:val="003F51BC"/>
+    <w:rsid w:val="004006BA"/>
+    <w:rsid w:val="00403C4D"/>
+    <w:rsid w:val="004100A0"/>
+    <w:rsid w:val="00413E51"/>
+    <w:rsid w:val="00422E3C"/>
+    <w:rsid w:val="00423FC4"/>
+    <w:rsid w:val="00424EE0"/>
+    <w:rsid w:val="004256A8"/>
+    <w:rsid w:val="00427A8E"/>
+    <w:rsid w:val="00431D6B"/>
+    <w:rsid w:val="0043515B"/>
+    <w:rsid w:val="00440E15"/>
+    <w:rsid w:val="004479AC"/>
+    <w:rsid w:val="00453D00"/>
+    <w:rsid w:val="004614B6"/>
+    <w:rsid w:val="00474BE0"/>
+    <w:rsid w:val="00475AC9"/>
+    <w:rsid w:val="00477F85"/>
+    <w:rsid w:val="00477FFD"/>
+    <w:rsid w:val="004854B7"/>
+    <w:rsid w:val="004870BE"/>
+    <w:rsid w:val="004A174A"/>
+    <w:rsid w:val="004A3B71"/>
+    <w:rsid w:val="004A3CDF"/>
+    <w:rsid w:val="004B4E6E"/>
+    <w:rsid w:val="004B69F6"/>
+    <w:rsid w:val="004C39C3"/>
+    <w:rsid w:val="004C45A5"/>
+    <w:rsid w:val="004E26D7"/>
+    <w:rsid w:val="004E30CF"/>
+    <w:rsid w:val="004E422E"/>
+    <w:rsid w:val="004F03E9"/>
+    <w:rsid w:val="004F309A"/>
+    <w:rsid w:val="004F5FF5"/>
+    <w:rsid w:val="00505D7F"/>
+    <w:rsid w:val="00510053"/>
+    <w:rsid w:val="00521ADE"/>
+    <w:rsid w:val="00546FF7"/>
+    <w:rsid w:val="00551654"/>
+    <w:rsid w:val="00557554"/>
+    <w:rsid w:val="005620A4"/>
+    <w:rsid w:val="0056567F"/>
+    <w:rsid w:val="005731B0"/>
+    <w:rsid w:val="005736BE"/>
+    <w:rsid w:val="00584188"/>
+    <w:rsid w:val="00584AE9"/>
+    <w:rsid w:val="0059608F"/>
+    <w:rsid w:val="005A1D26"/>
+    <w:rsid w:val="005B22F2"/>
+    <w:rsid w:val="005B61AC"/>
+    <w:rsid w:val="005B768C"/>
+    <w:rsid w:val="005C626B"/>
+    <w:rsid w:val="005D060C"/>
+    <w:rsid w:val="005D131E"/>
+    <w:rsid w:val="005D3917"/>
+    <w:rsid w:val="005D48A1"/>
+    <w:rsid w:val="005D7963"/>
+    <w:rsid w:val="005E230D"/>
+    <w:rsid w:val="005E5A52"/>
+    <w:rsid w:val="005E7B5E"/>
+    <w:rsid w:val="005F0E66"/>
+    <w:rsid w:val="00622B61"/>
+    <w:rsid w:val="0062506C"/>
+    <w:rsid w:val="00625B49"/>
+    <w:rsid w:val="00632286"/>
+    <w:rsid w:val="00642533"/>
+    <w:rsid w:val="00650E90"/>
+    <w:rsid w:val="00651B7B"/>
+    <w:rsid w:val="0065265E"/>
+    <w:rsid w:val="00655E58"/>
+    <w:rsid w:val="0066371F"/>
+    <w:rsid w:val="006671A1"/>
+    <w:rsid w:val="006725D3"/>
+    <w:rsid w:val="00680E38"/>
+    <w:rsid w:val="00682C1E"/>
+    <w:rsid w:val="006A57F7"/>
+    <w:rsid w:val="006A5F4D"/>
+    <w:rsid w:val="006A62A1"/>
+    <w:rsid w:val="006B3054"/>
+    <w:rsid w:val="006B3A2B"/>
+    <w:rsid w:val="006B4D78"/>
+    <w:rsid w:val="006C16C3"/>
+    <w:rsid w:val="006C3BFC"/>
+    <w:rsid w:val="006D02B1"/>
+    <w:rsid w:val="006D37D4"/>
+    <w:rsid w:val="006E178F"/>
+    <w:rsid w:val="006F0D8D"/>
+    <w:rsid w:val="006F2372"/>
+    <w:rsid w:val="006F4370"/>
+    <w:rsid w:val="00706F59"/>
+    <w:rsid w:val="00714B16"/>
+    <w:rsid w:val="00716C8A"/>
+    <w:rsid w:val="007232B9"/>
+    <w:rsid w:val="00723430"/>
+    <w:rsid w:val="0072358D"/>
+    <w:rsid w:val="007273E7"/>
+    <w:rsid w:val="00731397"/>
+    <w:rsid w:val="00735950"/>
+    <w:rsid w:val="007409A7"/>
+    <w:rsid w:val="0074747B"/>
+    <w:rsid w:val="00747B4D"/>
+    <w:rsid w:val="00752C90"/>
+    <w:rsid w:val="0076309B"/>
+    <w:rsid w:val="007764FD"/>
+    <w:rsid w:val="00797842"/>
+    <w:rsid w:val="007A340D"/>
+    <w:rsid w:val="007A7A43"/>
+    <w:rsid w:val="007C0B59"/>
+    <w:rsid w:val="007C0FFE"/>
+    <w:rsid w:val="007C2783"/>
+    <w:rsid w:val="007D2217"/>
+    <w:rsid w:val="007D341C"/>
+    <w:rsid w:val="007D3EF0"/>
+    <w:rsid w:val="007E1725"/>
+    <w:rsid w:val="007E254D"/>
+    <w:rsid w:val="007E5CD4"/>
+    <w:rsid w:val="007F1485"/>
+    <w:rsid w:val="007F7F49"/>
+    <w:rsid w:val="008202F3"/>
+    <w:rsid w:val="008237E4"/>
+    <w:rsid w:val="0083549F"/>
+    <w:rsid w:val="00845026"/>
+    <w:rsid w:val="00847789"/>
+    <w:rsid w:val="008506F6"/>
+    <w:rsid w:val="0085714A"/>
+    <w:rsid w:val="00862FD2"/>
+    <w:rsid w:val="0086335A"/>
+    <w:rsid w:val="008676C9"/>
+    <w:rsid w:val="00884638"/>
+    <w:rsid w:val="008905D8"/>
+    <w:rsid w:val="00893F72"/>
+    <w:rsid w:val="008A38E7"/>
+    <w:rsid w:val="008A7E59"/>
+    <w:rsid w:val="008B43CA"/>
+    <w:rsid w:val="008B63FB"/>
+    <w:rsid w:val="008C1AAD"/>
+    <w:rsid w:val="008C398F"/>
+    <w:rsid w:val="008C7DC9"/>
+    <w:rsid w:val="008E738C"/>
+    <w:rsid w:val="0091003F"/>
+    <w:rsid w:val="00916309"/>
+    <w:rsid w:val="009254AC"/>
+    <w:rsid w:val="00931CE7"/>
+    <w:rsid w:val="009327B4"/>
+    <w:rsid w:val="009379CE"/>
+    <w:rsid w:val="00946C05"/>
+    <w:rsid w:val="00955B37"/>
+    <w:rsid w:val="00980743"/>
+    <w:rsid w:val="00985C65"/>
+    <w:rsid w:val="009A55C9"/>
+    <w:rsid w:val="009A59BB"/>
+    <w:rsid w:val="009B5858"/>
+    <w:rsid w:val="009C18D1"/>
+    <w:rsid w:val="009F7DD9"/>
+    <w:rsid w:val="00A01EA0"/>
+    <w:rsid w:val="00A0318F"/>
+    <w:rsid w:val="00A30001"/>
+    <w:rsid w:val="00A40479"/>
+    <w:rsid w:val="00A40537"/>
+    <w:rsid w:val="00A4212D"/>
+    <w:rsid w:val="00A53852"/>
+    <w:rsid w:val="00A60B63"/>
+    <w:rsid w:val="00A61FE6"/>
+    <w:rsid w:val="00A6562A"/>
+    <w:rsid w:val="00A705D6"/>
+    <w:rsid w:val="00A9273E"/>
+    <w:rsid w:val="00AB07ED"/>
+    <w:rsid w:val="00AB4A80"/>
+    <w:rsid w:val="00AB6426"/>
+    <w:rsid w:val="00AC0F2C"/>
+    <w:rsid w:val="00AC5198"/>
+    <w:rsid w:val="00AC6350"/>
+    <w:rsid w:val="00AC68AF"/>
+    <w:rsid w:val="00AD1757"/>
+    <w:rsid w:val="00AD5F35"/>
+    <w:rsid w:val="00AE10DD"/>
+    <w:rsid w:val="00AE43CC"/>
+    <w:rsid w:val="00AF0A7C"/>
+    <w:rsid w:val="00B14CD7"/>
+    <w:rsid w:val="00B216A9"/>
+    <w:rsid w:val="00B21A1C"/>
+    <w:rsid w:val="00B25AEC"/>
+    <w:rsid w:val="00B37DDE"/>
+    <w:rsid w:val="00B40407"/>
+    <w:rsid w:val="00B4431E"/>
+    <w:rsid w:val="00B47C4B"/>
+    <w:rsid w:val="00B60C23"/>
+    <w:rsid w:val="00B71DAD"/>
+    <w:rsid w:val="00B7266E"/>
+    <w:rsid w:val="00B73678"/>
+    <w:rsid w:val="00B74AD5"/>
+    <w:rsid w:val="00B9280E"/>
+    <w:rsid w:val="00B92ADA"/>
+    <w:rsid w:val="00B966C3"/>
+    <w:rsid w:val="00BB2295"/>
+    <w:rsid w:val="00BB29D3"/>
+    <w:rsid w:val="00BB3CF4"/>
+    <w:rsid w:val="00BC0395"/>
+    <w:rsid w:val="00BC1A08"/>
+    <w:rsid w:val="00BC1D27"/>
+    <w:rsid w:val="00BC3E5A"/>
+    <w:rsid w:val="00BC4893"/>
+    <w:rsid w:val="00BE469C"/>
+    <w:rsid w:val="00BF2FC9"/>
+    <w:rsid w:val="00BF40FE"/>
+    <w:rsid w:val="00C04593"/>
+    <w:rsid w:val="00C0559D"/>
+    <w:rsid w:val="00C069ED"/>
+    <w:rsid w:val="00C12A93"/>
+    <w:rsid w:val="00C21F01"/>
+    <w:rsid w:val="00C277A6"/>
+    <w:rsid w:val="00C30EB0"/>
+    <w:rsid w:val="00C4160E"/>
+    <w:rsid w:val="00C422A7"/>
+    <w:rsid w:val="00C43AEF"/>
+    <w:rsid w:val="00C5485F"/>
+    <w:rsid w:val="00C56ADC"/>
+    <w:rsid w:val="00C71929"/>
+    <w:rsid w:val="00C741FA"/>
+    <w:rsid w:val="00C84558"/>
+    <w:rsid w:val="00C901C2"/>
+    <w:rsid w:val="00C92085"/>
+    <w:rsid w:val="00C93A30"/>
+    <w:rsid w:val="00C9457D"/>
+    <w:rsid w:val="00C96804"/>
+    <w:rsid w:val="00C96F5B"/>
+    <w:rsid w:val="00CA013B"/>
+    <w:rsid w:val="00CB2337"/>
+    <w:rsid w:val="00CC0506"/>
+    <w:rsid w:val="00CC1368"/>
+    <w:rsid w:val="00CC6D22"/>
+    <w:rsid w:val="00CC790F"/>
+    <w:rsid w:val="00CD0A85"/>
+    <w:rsid w:val="00CD26C3"/>
+    <w:rsid w:val="00CD7FF0"/>
+    <w:rsid w:val="00CE2E5D"/>
+    <w:rsid w:val="00CF2266"/>
+    <w:rsid w:val="00CF232F"/>
+    <w:rsid w:val="00CF76CA"/>
+    <w:rsid w:val="00CF76F5"/>
+    <w:rsid w:val="00D0065D"/>
+    <w:rsid w:val="00D00ACB"/>
+    <w:rsid w:val="00D00DA4"/>
+    <w:rsid w:val="00D02E77"/>
+    <w:rsid w:val="00D0415D"/>
+    <w:rsid w:val="00D06117"/>
+    <w:rsid w:val="00D07FD2"/>
+    <w:rsid w:val="00D23DA4"/>
+    <w:rsid w:val="00D3602E"/>
+    <w:rsid w:val="00D373F6"/>
+    <w:rsid w:val="00D46938"/>
+    <w:rsid w:val="00D748B6"/>
+    <w:rsid w:val="00D84CF7"/>
+    <w:rsid w:val="00D929F0"/>
+    <w:rsid w:val="00D93B46"/>
+    <w:rsid w:val="00D95EDB"/>
+    <w:rsid w:val="00DA42CA"/>
+    <w:rsid w:val="00DA4EC9"/>
+    <w:rsid w:val="00DA7D34"/>
+    <w:rsid w:val="00DB47BE"/>
+    <w:rsid w:val="00DB6FE3"/>
+    <w:rsid w:val="00DC2028"/>
+    <w:rsid w:val="00DC7B98"/>
+    <w:rsid w:val="00DD1275"/>
+    <w:rsid w:val="00DD5A68"/>
+    <w:rsid w:val="00E01F31"/>
+    <w:rsid w:val="00E075F8"/>
+    <w:rsid w:val="00E13967"/>
+    <w:rsid w:val="00E167C6"/>
+    <w:rsid w:val="00E20010"/>
+    <w:rsid w:val="00E218D8"/>
+    <w:rsid w:val="00E3131D"/>
+    <w:rsid w:val="00E46981"/>
+    <w:rsid w:val="00E57F15"/>
+    <w:rsid w:val="00E654D2"/>
+    <w:rsid w:val="00E66CE2"/>
+    <w:rsid w:val="00E72908"/>
+    <w:rsid w:val="00E864A9"/>
+    <w:rsid w:val="00E868EE"/>
+    <w:rsid w:val="00E91CBE"/>
+    <w:rsid w:val="00E95963"/>
+    <w:rsid w:val="00E97F0F"/>
+    <w:rsid w:val="00EA5C92"/>
+    <w:rsid w:val="00EB19D8"/>
+    <w:rsid w:val="00EB269F"/>
+    <w:rsid w:val="00EB43A7"/>
+    <w:rsid w:val="00EB4A46"/>
+    <w:rsid w:val="00EB7FFC"/>
+    <w:rsid w:val="00EC3BA4"/>
+    <w:rsid w:val="00EC56E5"/>
+    <w:rsid w:val="00EC578B"/>
+    <w:rsid w:val="00EC6F45"/>
+    <w:rsid w:val="00ED19E2"/>
+    <w:rsid w:val="00ED3D10"/>
+    <w:rsid w:val="00ED63A0"/>
+    <w:rsid w:val="00ED6670"/>
+    <w:rsid w:val="00EE031F"/>
+    <w:rsid w:val="00EE0C98"/>
+    <w:rsid w:val="00EE0ECF"/>
+    <w:rsid w:val="00EE159B"/>
+    <w:rsid w:val="00EE22B0"/>
+    <w:rsid w:val="00F10C3C"/>
+    <w:rsid w:val="00F16055"/>
+    <w:rsid w:val="00F2145D"/>
+    <w:rsid w:val="00F25247"/>
+    <w:rsid w:val="00F351C8"/>
+    <w:rsid w:val="00F45577"/>
+    <w:rsid w:val="00F56E35"/>
+    <w:rsid w:val="00F627C0"/>
+    <w:rsid w:val="00F630FE"/>
+    <w:rsid w:val="00F64940"/>
+    <w:rsid w:val="00F84B57"/>
+    <w:rsid w:val="00F9644A"/>
+    <w:rsid w:val="00F9750B"/>
+    <w:rsid w:val="00FB3A16"/>
+    <w:rsid w:val="00FB5925"/>
+    <w:rsid w:val="00FC2400"/>
+    <w:rsid w:val="00FC4897"/>
+    <w:rsid w:val="00FC6923"/>
+    <w:rsid w:val="00FD61F8"/>
+    <w:rsid w:val="00FE0562"/>
+    <w:rsid w:val="00FE26CA"/>
+    <w:rsid w:val="00FE4073"/>
+  </w:rsids>
+  <m:mathPr>
+    <m:mathFont m:val="Cambria Math"/>
+    <m:brkBin m:val="before"/>
+    <m:brkBinSub m:val="--"/>
+    <m:smallFrac m:val="0"/>
+    <m:dispDef/>
+    <m:lMargin m:val="0"/>
+    <m:rMargin m:val="0"/>
+    <m:defJc m:val="centerGroup"/>
+    <m:wrapIndent m:val="1440"/>
+    <m:intLim m:val="subSup"/>
+    <m:naryLim m:val="undOvr"/>
+  </m:mathPr>
+  <w:themeFontLang w:val="en-US"/>
+  <w:clrSchemeMapping w:bg1="light1" w:t1="dark1" w:bg2="light2" w:t2="dark2" w:accent1="accent1" w:accent2="accent2" w:accent3="accent3" w:accent4="accent4" w:accent5="accent5" w:accent6="accent6" w:hyperlink="hyperlink" w:followedHyperlink="followedHyperlink"/>
+  <w:shapeDefaults>
+    <o:shapedefaults v:ext="edit" spidmax="1026"/>
+    <o:shapelayout v:ext="edit">
+      <o:idmap v:ext="edit" data="1"/>
+    </o:shapelayout>
+  </w:shapeDefaults>
+  <w:decimalSymbol w:val=","/>
+  <w:listSeparator w:val=","/>
+  <w14:docId w14:val="3E0B5915"/>
+  <w15:docId w15:val="{2CF7EF2D-4560-42EE-9097-74C23E986086}"/>
+</w:settings>
+</file>
+
+<file path=word\styles.xml><?xml version="1.0" encoding="utf-8"?>
 <w:styles xmlns:mc="http://schemas.openxmlformats.org/markup-compatibility/2006" xmlns:r="http://schemas.openxmlformats.org/officeDocument/2006/relationships" xmlns:w="http://schemas.openxmlformats.org/wordprocessingml/2006/main" xmlns:w14="http://schemas.microsoft.com/office/word/2010/wordml" xmlns:w15="http://schemas.microsoft.com/office/word/2012/wordml" xmlns:w16cid="http://schemas.microsoft.com/office/word/2016/wordml/cid" xmlns:w16se="http://schemas.microsoft.com/office/word/2015/wordml/symex" mc:Ignorable="w14 w15 w16se w16cid">
   <w:docDefaults>
     <w:rPrDefault>
@@ -25312,7 +25939,7 @@
 </w:styles>
 </file>
 
-<file path=word/theme/theme1.xml><?xml version="1.0" encoding="utf-8"?>
+<file path=word\theme\theme1.xml><?xml version="1.0" encoding="utf-8"?>
 <a:theme xmlns:a="http://schemas.openxmlformats.org/drawingml/2006/main" name="Office Theme">
   <a:themeElements>
     <a:clrScheme name="Office">
@@ -25607,14 +26234,1260 @@
 </a:theme>
 </file>
 
-<file path=customXml/item1.xml><?xml version="1.0" encoding="utf-8"?>
-<b:Sources xmlns:b="http://schemas.openxmlformats.org/officeDocument/2006/bibliography" xmlns="http://schemas.openxmlformats.org/officeDocument/2006/bibliography" SelectedStyle="\APASixthEditionOfficeOnline.xsl" StyleName="APA" Version="6"/>
-</file>
-
-<file path=customXml/itemProps1.xml><?xml version="1.0" encoding="utf-8"?>
-<ds:datastoreItem xmlns:ds="http://schemas.openxmlformats.org/officeDocument/2006/customXml" ds:itemID="{C3CAE955-13BB-48CC-9CEF-CDD7AAB4E86C}">
-  <ds:schemaRefs>
-    <ds:schemaRef ds:uri="http://schemas.openxmlformats.org/officeDocument/2006/bibliography"/>
-  </ds:schemaRefs>
-</ds:datastoreItem>
+<file path=word\webSettings.xml><?xml version="1.0" encoding="utf-8"?>
+<w:webSettings xmlns:mc="http://schemas.openxmlformats.org/markup-compatibility/2006" xmlns:r="http://schemas.openxmlformats.org/officeDocument/2006/relationships" xmlns:w="http://schemas.openxmlformats.org/wordprocessingml/2006/main" xmlns:w14="http://schemas.microsoft.com/office/word/2010/wordml" xmlns:w15="http://schemas.microsoft.com/office/word/2012/wordml" xmlns:w16cid="http://schemas.microsoft.com/office/word/2016/wordml/cid" xmlns:w16se="http://schemas.microsoft.com/office/word/2015/wordml/symex" mc:Ignorable="w14 w15 w16se w16cid">
+  <w:divs>
+    <w:div w:id="18630382">
+      <w:bodyDiv w:val="1"/>
+      <w:marLeft w:val="0"/>
+      <w:marRight w:val="0"/>
+      <w:marTop w:val="0"/>
+      <w:marBottom w:val="0"/>
+      <w:divBdr>
+        <w:top w:val="none" w:sz="0" w:space="0" w:color="auto"/>
+        <w:left w:val="none" w:sz="0" w:space="0" w:color="auto"/>
+        <w:bottom w:val="none" w:sz="0" w:space="0" w:color="auto"/>
+        <w:right w:val="none" w:sz="0" w:space="0" w:color="auto"/>
+      </w:divBdr>
+    </w:div>
+    <w:div w:id="33508925">
+      <w:bodyDiv w:val="1"/>
+      <w:marLeft w:val="0"/>
+      <w:marRight w:val="0"/>
+      <w:marTop w:val="0"/>
+      <w:marBottom w:val="0"/>
+      <w:divBdr>
+        <w:top w:val="none" w:sz="0" w:space="0" w:color="auto"/>
+        <w:left w:val="none" w:sz="0" w:space="0" w:color="auto"/>
+        <w:bottom w:val="none" w:sz="0" w:space="0" w:color="auto"/>
+        <w:right w:val="none" w:sz="0" w:space="0" w:color="auto"/>
+      </w:divBdr>
+    </w:div>
+    <w:div w:id="48188777">
+      <w:bodyDiv w:val="1"/>
+      <w:marLeft w:val="0"/>
+      <w:marRight w:val="0"/>
+      <w:marTop w:val="0"/>
+      <w:marBottom w:val="0"/>
+      <w:divBdr>
+        <w:top w:val="none" w:sz="0" w:space="0" w:color="auto"/>
+        <w:left w:val="none" w:sz="0" w:space="0" w:color="auto"/>
+        <w:bottom w:val="none" w:sz="0" w:space="0" w:color="auto"/>
+        <w:right w:val="none" w:sz="0" w:space="0" w:color="auto"/>
+      </w:divBdr>
+    </w:div>
+    <w:div w:id="52891251">
+      <w:bodyDiv w:val="1"/>
+      <w:marLeft w:val="0"/>
+      <w:marRight w:val="0"/>
+      <w:marTop w:val="0"/>
+      <w:marBottom w:val="0"/>
+      <w:divBdr>
+        <w:top w:val="none" w:sz="0" w:space="0" w:color="auto"/>
+        <w:left w:val="none" w:sz="0" w:space="0" w:color="auto"/>
+        <w:bottom w:val="none" w:sz="0" w:space="0" w:color="auto"/>
+        <w:right w:val="none" w:sz="0" w:space="0" w:color="auto"/>
+      </w:divBdr>
+    </w:div>
+    <w:div w:id="77867894">
+      <w:bodyDiv w:val="1"/>
+      <w:marLeft w:val="0"/>
+      <w:marRight w:val="0"/>
+      <w:marTop w:val="0"/>
+      <w:marBottom w:val="0"/>
+      <w:divBdr>
+        <w:top w:val="none" w:sz="0" w:space="0" w:color="auto"/>
+        <w:left w:val="none" w:sz="0" w:space="0" w:color="auto"/>
+        <w:bottom w:val="none" w:sz="0" w:space="0" w:color="auto"/>
+        <w:right w:val="none" w:sz="0" w:space="0" w:color="auto"/>
+      </w:divBdr>
+    </w:div>
+    <w:div w:id="141847536">
+      <w:bodyDiv w:val="1"/>
+      <w:marLeft w:val="0"/>
+      <w:marRight w:val="0"/>
+      <w:marTop w:val="0"/>
+      <w:marBottom w:val="0"/>
+      <w:divBdr>
+        <w:top w:val="none" w:sz="0" w:space="0" w:color="auto"/>
+        <w:left w:val="none" w:sz="0" w:space="0" w:color="auto"/>
+        <w:bottom w:val="none" w:sz="0" w:space="0" w:color="auto"/>
+        <w:right w:val="none" w:sz="0" w:space="0" w:color="auto"/>
+      </w:divBdr>
+    </w:div>
+    <w:div w:id="162280880">
+      <w:bodyDiv w:val="1"/>
+      <w:marLeft w:val="0"/>
+      <w:marRight w:val="0"/>
+      <w:marTop w:val="0"/>
+      <w:marBottom w:val="0"/>
+      <w:divBdr>
+        <w:top w:val="none" w:sz="0" w:space="0" w:color="auto"/>
+        <w:left w:val="none" w:sz="0" w:space="0" w:color="auto"/>
+        <w:bottom w:val="none" w:sz="0" w:space="0" w:color="auto"/>
+        <w:right w:val="none" w:sz="0" w:space="0" w:color="auto"/>
+      </w:divBdr>
+    </w:div>
+    <w:div w:id="184444380">
+      <w:bodyDiv w:val="1"/>
+      <w:marLeft w:val="0"/>
+      <w:marRight w:val="0"/>
+      <w:marTop w:val="0"/>
+      <w:marBottom w:val="0"/>
+      <w:divBdr>
+        <w:top w:val="none" w:sz="0" w:space="0" w:color="auto"/>
+        <w:left w:val="none" w:sz="0" w:space="0" w:color="auto"/>
+        <w:bottom w:val="none" w:sz="0" w:space="0" w:color="auto"/>
+        <w:right w:val="none" w:sz="0" w:space="0" w:color="auto"/>
+      </w:divBdr>
+    </w:div>
+    <w:div w:id="206842798">
+      <w:bodyDiv w:val="1"/>
+      <w:marLeft w:val="0"/>
+      <w:marRight w:val="0"/>
+      <w:marTop w:val="0"/>
+      <w:marBottom w:val="0"/>
+      <w:divBdr>
+        <w:top w:val="none" w:sz="0" w:space="0" w:color="auto"/>
+        <w:left w:val="none" w:sz="0" w:space="0" w:color="auto"/>
+        <w:bottom w:val="none" w:sz="0" w:space="0" w:color="auto"/>
+        <w:right w:val="none" w:sz="0" w:space="0" w:color="auto"/>
+      </w:divBdr>
+    </w:div>
+    <w:div w:id="214320616">
+      <w:bodyDiv w:val="1"/>
+      <w:marLeft w:val="0"/>
+      <w:marRight w:val="0"/>
+      <w:marTop w:val="0"/>
+      <w:marBottom w:val="0"/>
+      <w:divBdr>
+        <w:top w:val="none" w:sz="0" w:space="0" w:color="auto"/>
+        <w:left w:val="none" w:sz="0" w:space="0" w:color="auto"/>
+        <w:bottom w:val="none" w:sz="0" w:space="0" w:color="auto"/>
+        <w:right w:val="none" w:sz="0" w:space="0" w:color="auto"/>
+      </w:divBdr>
+    </w:div>
+    <w:div w:id="216353969">
+      <w:bodyDiv w:val="1"/>
+      <w:marLeft w:val="0"/>
+      <w:marRight w:val="0"/>
+      <w:marTop w:val="0"/>
+      <w:marBottom w:val="0"/>
+      <w:divBdr>
+        <w:top w:val="none" w:sz="0" w:space="0" w:color="auto"/>
+        <w:left w:val="none" w:sz="0" w:space="0" w:color="auto"/>
+        <w:bottom w:val="none" w:sz="0" w:space="0" w:color="auto"/>
+        <w:right w:val="none" w:sz="0" w:space="0" w:color="auto"/>
+      </w:divBdr>
+    </w:div>
+    <w:div w:id="222524143">
+      <w:bodyDiv w:val="1"/>
+      <w:marLeft w:val="0"/>
+      <w:marRight w:val="0"/>
+      <w:marTop w:val="0"/>
+      <w:marBottom w:val="0"/>
+      <w:divBdr>
+        <w:top w:val="none" w:sz="0" w:space="0" w:color="auto"/>
+        <w:left w:val="none" w:sz="0" w:space="0" w:color="auto"/>
+        <w:bottom w:val="none" w:sz="0" w:space="0" w:color="auto"/>
+        <w:right w:val="none" w:sz="0" w:space="0" w:color="auto"/>
+      </w:divBdr>
+    </w:div>
+    <w:div w:id="237834954">
+      <w:bodyDiv w:val="1"/>
+      <w:marLeft w:val="0"/>
+      <w:marRight w:val="0"/>
+      <w:marTop w:val="0"/>
+      <w:marBottom w:val="0"/>
+      <w:divBdr>
+        <w:top w:val="none" w:sz="0" w:space="0" w:color="auto"/>
+        <w:left w:val="none" w:sz="0" w:space="0" w:color="auto"/>
+        <w:bottom w:val="none" w:sz="0" w:space="0" w:color="auto"/>
+        <w:right w:val="none" w:sz="0" w:space="0" w:color="auto"/>
+      </w:divBdr>
+    </w:div>
+    <w:div w:id="239288607">
+      <w:bodyDiv w:val="1"/>
+      <w:marLeft w:val="0"/>
+      <w:marRight w:val="0"/>
+      <w:marTop w:val="0"/>
+      <w:marBottom w:val="0"/>
+      <w:divBdr>
+        <w:top w:val="none" w:sz="0" w:space="0" w:color="auto"/>
+        <w:left w:val="none" w:sz="0" w:space="0" w:color="auto"/>
+        <w:bottom w:val="none" w:sz="0" w:space="0" w:color="auto"/>
+        <w:right w:val="none" w:sz="0" w:space="0" w:color="auto"/>
+      </w:divBdr>
+    </w:div>
+    <w:div w:id="264073417">
+      <w:bodyDiv w:val="1"/>
+      <w:marLeft w:val="0"/>
+      <w:marRight w:val="0"/>
+      <w:marTop w:val="0"/>
+      <w:marBottom w:val="0"/>
+      <w:divBdr>
+        <w:top w:val="none" w:sz="0" w:space="0" w:color="auto"/>
+        <w:left w:val="none" w:sz="0" w:space="0" w:color="auto"/>
+        <w:bottom w:val="none" w:sz="0" w:space="0" w:color="auto"/>
+        <w:right w:val="none" w:sz="0" w:space="0" w:color="auto"/>
+      </w:divBdr>
+    </w:div>
+    <w:div w:id="264507034">
+      <w:bodyDiv w:val="1"/>
+      <w:marLeft w:val="0"/>
+      <w:marRight w:val="0"/>
+      <w:marTop w:val="0"/>
+      <w:marBottom w:val="0"/>
+      <w:divBdr>
+        <w:top w:val="none" w:sz="0" w:space="0" w:color="auto"/>
+        <w:left w:val="none" w:sz="0" w:space="0" w:color="auto"/>
+        <w:bottom w:val="none" w:sz="0" w:space="0" w:color="auto"/>
+        <w:right w:val="none" w:sz="0" w:space="0" w:color="auto"/>
+      </w:divBdr>
+    </w:div>
+    <w:div w:id="275328700">
+      <w:bodyDiv w:val="1"/>
+      <w:marLeft w:val="0"/>
+      <w:marRight w:val="0"/>
+      <w:marTop w:val="0"/>
+      <w:marBottom w:val="0"/>
+      <w:divBdr>
+        <w:top w:val="none" w:sz="0" w:space="0" w:color="auto"/>
+        <w:left w:val="none" w:sz="0" w:space="0" w:color="auto"/>
+        <w:bottom w:val="none" w:sz="0" w:space="0" w:color="auto"/>
+        <w:right w:val="none" w:sz="0" w:space="0" w:color="auto"/>
+      </w:divBdr>
+    </w:div>
+    <w:div w:id="279142479">
+      <w:bodyDiv w:val="1"/>
+      <w:marLeft w:val="0"/>
+      <w:marRight w:val="0"/>
+      <w:marTop w:val="0"/>
+      <w:marBottom w:val="0"/>
+      <w:divBdr>
+        <w:top w:val="none" w:sz="0" w:space="0" w:color="auto"/>
+        <w:left w:val="none" w:sz="0" w:space="0" w:color="auto"/>
+        <w:bottom w:val="none" w:sz="0" w:space="0" w:color="auto"/>
+        <w:right w:val="none" w:sz="0" w:space="0" w:color="auto"/>
+      </w:divBdr>
+    </w:div>
+    <w:div w:id="295109871">
+      <w:bodyDiv w:val="1"/>
+      <w:marLeft w:val="0"/>
+      <w:marRight w:val="0"/>
+      <w:marTop w:val="0"/>
+      <w:marBottom w:val="0"/>
+      <w:divBdr>
+        <w:top w:val="none" w:sz="0" w:space="0" w:color="auto"/>
+        <w:left w:val="none" w:sz="0" w:space="0" w:color="auto"/>
+        <w:bottom w:val="none" w:sz="0" w:space="0" w:color="auto"/>
+        <w:right w:val="none" w:sz="0" w:space="0" w:color="auto"/>
+      </w:divBdr>
+    </w:div>
+    <w:div w:id="316303806">
+      <w:bodyDiv w:val="1"/>
+      <w:marLeft w:val="0"/>
+      <w:marRight w:val="0"/>
+      <w:marTop w:val="0"/>
+      <w:marBottom w:val="0"/>
+      <w:divBdr>
+        <w:top w:val="none" w:sz="0" w:space="0" w:color="auto"/>
+        <w:left w:val="none" w:sz="0" w:space="0" w:color="auto"/>
+        <w:bottom w:val="none" w:sz="0" w:space="0" w:color="auto"/>
+        <w:right w:val="none" w:sz="0" w:space="0" w:color="auto"/>
+      </w:divBdr>
+    </w:div>
+    <w:div w:id="331685556">
+      <w:bodyDiv w:val="1"/>
+      <w:marLeft w:val="0"/>
+      <w:marRight w:val="0"/>
+      <w:marTop w:val="0"/>
+      <w:marBottom w:val="0"/>
+      <w:divBdr>
+        <w:top w:val="none" w:sz="0" w:space="0" w:color="auto"/>
+        <w:left w:val="none" w:sz="0" w:space="0" w:color="auto"/>
+        <w:bottom w:val="none" w:sz="0" w:space="0" w:color="auto"/>
+        <w:right w:val="none" w:sz="0" w:space="0" w:color="auto"/>
+      </w:divBdr>
+    </w:div>
+    <w:div w:id="342778927">
+      <w:bodyDiv w:val="1"/>
+      <w:marLeft w:val="0"/>
+      <w:marRight w:val="0"/>
+      <w:marTop w:val="0"/>
+      <w:marBottom w:val="0"/>
+      <w:divBdr>
+        <w:top w:val="none" w:sz="0" w:space="0" w:color="auto"/>
+        <w:left w:val="none" w:sz="0" w:space="0" w:color="auto"/>
+        <w:bottom w:val="none" w:sz="0" w:space="0" w:color="auto"/>
+        <w:right w:val="none" w:sz="0" w:space="0" w:color="auto"/>
+      </w:divBdr>
+    </w:div>
+    <w:div w:id="349839786">
+      <w:bodyDiv w:val="1"/>
+      <w:marLeft w:val="0"/>
+      <w:marRight w:val="0"/>
+      <w:marTop w:val="0"/>
+      <w:marBottom w:val="0"/>
+      <w:divBdr>
+        <w:top w:val="none" w:sz="0" w:space="0" w:color="auto"/>
+        <w:left w:val="none" w:sz="0" w:space="0" w:color="auto"/>
+        <w:bottom w:val="none" w:sz="0" w:space="0" w:color="auto"/>
+        <w:right w:val="none" w:sz="0" w:space="0" w:color="auto"/>
+      </w:divBdr>
+    </w:div>
+    <w:div w:id="372972155">
+      <w:bodyDiv w:val="1"/>
+      <w:marLeft w:val="0"/>
+      <w:marRight w:val="0"/>
+      <w:marTop w:val="0"/>
+      <w:marBottom w:val="0"/>
+      <w:divBdr>
+        <w:top w:val="none" w:sz="0" w:space="0" w:color="auto"/>
+        <w:left w:val="none" w:sz="0" w:space="0" w:color="auto"/>
+        <w:bottom w:val="none" w:sz="0" w:space="0" w:color="auto"/>
+        <w:right w:val="none" w:sz="0" w:space="0" w:color="auto"/>
+      </w:divBdr>
+    </w:div>
+    <w:div w:id="414934489">
+      <w:bodyDiv w:val="1"/>
+      <w:marLeft w:val="0"/>
+      <w:marRight w:val="0"/>
+      <w:marTop w:val="0"/>
+      <w:marBottom w:val="0"/>
+      <w:divBdr>
+        <w:top w:val="none" w:sz="0" w:space="0" w:color="auto"/>
+        <w:left w:val="none" w:sz="0" w:space="0" w:color="auto"/>
+        <w:bottom w:val="none" w:sz="0" w:space="0" w:color="auto"/>
+        <w:right w:val="none" w:sz="0" w:space="0" w:color="auto"/>
+      </w:divBdr>
+    </w:div>
+    <w:div w:id="427235788">
+      <w:bodyDiv w:val="1"/>
+      <w:marLeft w:val="0"/>
+      <w:marRight w:val="0"/>
+      <w:marTop w:val="0"/>
+      <w:marBottom w:val="0"/>
+      <w:divBdr>
+        <w:top w:val="none" w:sz="0" w:space="0" w:color="auto"/>
+        <w:left w:val="none" w:sz="0" w:space="0" w:color="auto"/>
+        <w:bottom w:val="none" w:sz="0" w:space="0" w:color="auto"/>
+        <w:right w:val="none" w:sz="0" w:space="0" w:color="auto"/>
+      </w:divBdr>
+    </w:div>
+    <w:div w:id="514735950">
+      <w:bodyDiv w:val="1"/>
+      <w:marLeft w:val="0"/>
+      <w:marRight w:val="0"/>
+      <w:marTop w:val="0"/>
+      <w:marBottom w:val="0"/>
+      <w:divBdr>
+        <w:top w:val="none" w:sz="0" w:space="0" w:color="auto"/>
+        <w:left w:val="none" w:sz="0" w:space="0" w:color="auto"/>
+        <w:bottom w:val="none" w:sz="0" w:space="0" w:color="auto"/>
+        <w:right w:val="none" w:sz="0" w:space="0" w:color="auto"/>
+      </w:divBdr>
+    </w:div>
+    <w:div w:id="549460090">
+      <w:bodyDiv w:val="1"/>
+      <w:marLeft w:val="0"/>
+      <w:marRight w:val="0"/>
+      <w:marTop w:val="0"/>
+      <w:marBottom w:val="0"/>
+      <w:divBdr>
+        <w:top w:val="none" w:sz="0" w:space="0" w:color="auto"/>
+        <w:left w:val="none" w:sz="0" w:space="0" w:color="auto"/>
+        <w:bottom w:val="none" w:sz="0" w:space="0" w:color="auto"/>
+        <w:right w:val="none" w:sz="0" w:space="0" w:color="auto"/>
+      </w:divBdr>
+    </w:div>
+    <w:div w:id="558368741">
+      <w:bodyDiv w:val="1"/>
+      <w:marLeft w:val="0"/>
+      <w:marRight w:val="0"/>
+      <w:marTop w:val="0"/>
+      <w:marBottom w:val="0"/>
+      <w:divBdr>
+        <w:top w:val="none" w:sz="0" w:space="0" w:color="auto"/>
+        <w:left w:val="none" w:sz="0" w:space="0" w:color="auto"/>
+        <w:bottom w:val="none" w:sz="0" w:space="0" w:color="auto"/>
+        <w:right w:val="none" w:sz="0" w:space="0" w:color="auto"/>
+      </w:divBdr>
+    </w:div>
+    <w:div w:id="563100866">
+      <w:bodyDiv w:val="1"/>
+      <w:marLeft w:val="0"/>
+      <w:marRight w:val="0"/>
+      <w:marTop w:val="0"/>
+      <w:marBottom w:val="0"/>
+      <w:divBdr>
+        <w:top w:val="none" w:sz="0" w:space="0" w:color="auto"/>
+        <w:left w:val="none" w:sz="0" w:space="0" w:color="auto"/>
+        <w:bottom w:val="none" w:sz="0" w:space="0" w:color="auto"/>
+        <w:right w:val="none" w:sz="0" w:space="0" w:color="auto"/>
+      </w:divBdr>
+    </w:div>
+    <w:div w:id="603923511">
+      <w:bodyDiv w:val="1"/>
+      <w:marLeft w:val="0"/>
+      <w:marRight w:val="0"/>
+      <w:marTop w:val="0"/>
+      <w:marBottom w:val="0"/>
+      <w:divBdr>
+        <w:top w:val="none" w:sz="0" w:space="0" w:color="auto"/>
+        <w:left w:val="none" w:sz="0" w:space="0" w:color="auto"/>
+        <w:bottom w:val="none" w:sz="0" w:space="0" w:color="auto"/>
+        <w:right w:val="none" w:sz="0" w:space="0" w:color="auto"/>
+      </w:divBdr>
+    </w:div>
+    <w:div w:id="608395473">
+      <w:bodyDiv w:val="1"/>
+      <w:marLeft w:val="0"/>
+      <w:marRight w:val="0"/>
+      <w:marTop w:val="0"/>
+      <w:marBottom w:val="0"/>
+      <w:divBdr>
+        <w:top w:val="none" w:sz="0" w:space="0" w:color="auto"/>
+        <w:left w:val="none" w:sz="0" w:space="0" w:color="auto"/>
+        <w:bottom w:val="none" w:sz="0" w:space="0" w:color="auto"/>
+        <w:right w:val="none" w:sz="0" w:space="0" w:color="auto"/>
+      </w:divBdr>
+    </w:div>
+    <w:div w:id="627399628">
+      <w:bodyDiv w:val="1"/>
+      <w:marLeft w:val="0"/>
+      <w:marRight w:val="0"/>
+      <w:marTop w:val="0"/>
+      <w:marBottom w:val="0"/>
+      <w:divBdr>
+        <w:top w:val="none" w:sz="0" w:space="0" w:color="auto"/>
+        <w:left w:val="none" w:sz="0" w:space="0" w:color="auto"/>
+        <w:bottom w:val="none" w:sz="0" w:space="0" w:color="auto"/>
+        <w:right w:val="none" w:sz="0" w:space="0" w:color="auto"/>
+      </w:divBdr>
+    </w:div>
+    <w:div w:id="640500050">
+      <w:bodyDiv w:val="1"/>
+      <w:marLeft w:val="0"/>
+      <w:marRight w:val="0"/>
+      <w:marTop w:val="0"/>
+      <w:marBottom w:val="0"/>
+      <w:divBdr>
+        <w:top w:val="none" w:sz="0" w:space="0" w:color="auto"/>
+        <w:left w:val="none" w:sz="0" w:space="0" w:color="auto"/>
+        <w:bottom w:val="none" w:sz="0" w:space="0" w:color="auto"/>
+        <w:right w:val="none" w:sz="0" w:space="0" w:color="auto"/>
+      </w:divBdr>
+    </w:div>
+    <w:div w:id="662468235">
+      <w:bodyDiv w:val="1"/>
+      <w:marLeft w:val="0"/>
+      <w:marRight w:val="0"/>
+      <w:marTop w:val="0"/>
+      <w:marBottom w:val="0"/>
+      <w:divBdr>
+        <w:top w:val="none" w:sz="0" w:space="0" w:color="auto"/>
+        <w:left w:val="none" w:sz="0" w:space="0" w:color="auto"/>
+        <w:bottom w:val="none" w:sz="0" w:space="0" w:color="auto"/>
+        <w:right w:val="none" w:sz="0" w:space="0" w:color="auto"/>
+      </w:divBdr>
+    </w:div>
+    <w:div w:id="668992567">
+      <w:bodyDiv w:val="1"/>
+      <w:marLeft w:val="0"/>
+      <w:marRight w:val="0"/>
+      <w:marTop w:val="0"/>
+      <w:marBottom w:val="0"/>
+      <w:divBdr>
+        <w:top w:val="none" w:sz="0" w:space="0" w:color="auto"/>
+        <w:left w:val="none" w:sz="0" w:space="0" w:color="auto"/>
+        <w:bottom w:val="none" w:sz="0" w:space="0" w:color="auto"/>
+        <w:right w:val="none" w:sz="0" w:space="0" w:color="auto"/>
+      </w:divBdr>
+    </w:div>
+    <w:div w:id="707417285">
+      <w:bodyDiv w:val="1"/>
+      <w:marLeft w:val="0"/>
+      <w:marRight w:val="0"/>
+      <w:marTop w:val="0"/>
+      <w:marBottom w:val="0"/>
+      <w:divBdr>
+        <w:top w:val="none" w:sz="0" w:space="0" w:color="auto"/>
+        <w:left w:val="none" w:sz="0" w:space="0" w:color="auto"/>
+        <w:bottom w:val="none" w:sz="0" w:space="0" w:color="auto"/>
+        <w:right w:val="none" w:sz="0" w:space="0" w:color="auto"/>
+      </w:divBdr>
+    </w:div>
+    <w:div w:id="715350075">
+      <w:bodyDiv w:val="1"/>
+      <w:marLeft w:val="0"/>
+      <w:marRight w:val="0"/>
+      <w:marTop w:val="0"/>
+      <w:marBottom w:val="0"/>
+      <w:divBdr>
+        <w:top w:val="none" w:sz="0" w:space="0" w:color="auto"/>
+        <w:left w:val="none" w:sz="0" w:space="0" w:color="auto"/>
+        <w:bottom w:val="none" w:sz="0" w:space="0" w:color="auto"/>
+        <w:right w:val="none" w:sz="0" w:space="0" w:color="auto"/>
+      </w:divBdr>
+    </w:div>
+    <w:div w:id="806706127">
+      <w:bodyDiv w:val="1"/>
+      <w:marLeft w:val="0"/>
+      <w:marRight w:val="0"/>
+      <w:marTop w:val="0"/>
+      <w:marBottom w:val="0"/>
+      <w:divBdr>
+        <w:top w:val="none" w:sz="0" w:space="0" w:color="auto"/>
+        <w:left w:val="none" w:sz="0" w:space="0" w:color="auto"/>
+        <w:bottom w:val="none" w:sz="0" w:space="0" w:color="auto"/>
+        <w:right w:val="none" w:sz="0" w:space="0" w:color="auto"/>
+      </w:divBdr>
+    </w:div>
+    <w:div w:id="865480702">
+      <w:bodyDiv w:val="1"/>
+      <w:marLeft w:val="0"/>
+      <w:marRight w:val="0"/>
+      <w:marTop w:val="0"/>
+      <w:marBottom w:val="0"/>
+      <w:divBdr>
+        <w:top w:val="none" w:sz="0" w:space="0" w:color="auto"/>
+        <w:left w:val="none" w:sz="0" w:space="0" w:color="auto"/>
+        <w:bottom w:val="none" w:sz="0" w:space="0" w:color="auto"/>
+        <w:right w:val="none" w:sz="0" w:space="0" w:color="auto"/>
+      </w:divBdr>
+    </w:div>
+    <w:div w:id="897940539">
+      <w:bodyDiv w:val="1"/>
+      <w:marLeft w:val="0"/>
+      <w:marRight w:val="0"/>
+      <w:marTop w:val="0"/>
+      <w:marBottom w:val="0"/>
+      <w:divBdr>
+        <w:top w:val="none" w:sz="0" w:space="0" w:color="auto"/>
+        <w:left w:val="none" w:sz="0" w:space="0" w:color="auto"/>
+        <w:bottom w:val="none" w:sz="0" w:space="0" w:color="auto"/>
+        <w:right w:val="none" w:sz="0" w:space="0" w:color="auto"/>
+      </w:divBdr>
+    </w:div>
+    <w:div w:id="900675447">
+      <w:bodyDiv w:val="1"/>
+      <w:marLeft w:val="0"/>
+      <w:marRight w:val="0"/>
+      <w:marTop w:val="0"/>
+      <w:marBottom w:val="0"/>
+      <w:divBdr>
+        <w:top w:val="none" w:sz="0" w:space="0" w:color="auto"/>
+        <w:left w:val="none" w:sz="0" w:space="0" w:color="auto"/>
+        <w:bottom w:val="none" w:sz="0" w:space="0" w:color="auto"/>
+        <w:right w:val="none" w:sz="0" w:space="0" w:color="auto"/>
+      </w:divBdr>
+    </w:div>
+    <w:div w:id="902715423">
+      <w:bodyDiv w:val="1"/>
+      <w:marLeft w:val="0"/>
+      <w:marRight w:val="0"/>
+      <w:marTop w:val="0"/>
+      <w:marBottom w:val="0"/>
+      <w:divBdr>
+        <w:top w:val="none" w:sz="0" w:space="0" w:color="auto"/>
+        <w:left w:val="none" w:sz="0" w:space="0" w:color="auto"/>
+        <w:bottom w:val="none" w:sz="0" w:space="0" w:color="auto"/>
+        <w:right w:val="none" w:sz="0" w:space="0" w:color="auto"/>
+      </w:divBdr>
+    </w:div>
+    <w:div w:id="915751690">
+      <w:bodyDiv w:val="1"/>
+      <w:marLeft w:val="0"/>
+      <w:marRight w:val="0"/>
+      <w:marTop w:val="0"/>
+      <w:marBottom w:val="0"/>
+      <w:divBdr>
+        <w:top w:val="none" w:sz="0" w:space="0" w:color="auto"/>
+        <w:left w:val="none" w:sz="0" w:space="0" w:color="auto"/>
+        <w:bottom w:val="none" w:sz="0" w:space="0" w:color="auto"/>
+        <w:right w:val="none" w:sz="0" w:space="0" w:color="auto"/>
+      </w:divBdr>
+    </w:div>
+    <w:div w:id="1013533403">
+      <w:bodyDiv w:val="1"/>
+      <w:marLeft w:val="0"/>
+      <w:marRight w:val="0"/>
+      <w:marTop w:val="0"/>
+      <w:marBottom w:val="0"/>
+      <w:divBdr>
+        <w:top w:val="none" w:sz="0" w:space="0" w:color="auto"/>
+        <w:left w:val="none" w:sz="0" w:space="0" w:color="auto"/>
+        <w:bottom w:val="none" w:sz="0" w:space="0" w:color="auto"/>
+        <w:right w:val="none" w:sz="0" w:space="0" w:color="auto"/>
+      </w:divBdr>
+    </w:div>
+    <w:div w:id="1015229048">
+      <w:bodyDiv w:val="1"/>
+      <w:marLeft w:val="0"/>
+      <w:marRight w:val="0"/>
+      <w:marTop w:val="0"/>
+      <w:marBottom w:val="0"/>
+      <w:divBdr>
+        <w:top w:val="none" w:sz="0" w:space="0" w:color="auto"/>
+        <w:left w:val="none" w:sz="0" w:space="0" w:color="auto"/>
+        <w:bottom w:val="none" w:sz="0" w:space="0" w:color="auto"/>
+        <w:right w:val="none" w:sz="0" w:space="0" w:color="auto"/>
+      </w:divBdr>
+    </w:div>
+    <w:div w:id="1053427833">
+      <w:bodyDiv w:val="1"/>
+      <w:marLeft w:val="0"/>
+      <w:marRight w:val="0"/>
+      <w:marTop w:val="0"/>
+      <w:marBottom w:val="0"/>
+      <w:divBdr>
+        <w:top w:val="none" w:sz="0" w:space="0" w:color="auto"/>
+        <w:left w:val="none" w:sz="0" w:space="0" w:color="auto"/>
+        <w:bottom w:val="none" w:sz="0" w:space="0" w:color="auto"/>
+        <w:right w:val="none" w:sz="0" w:space="0" w:color="auto"/>
+      </w:divBdr>
+    </w:div>
+    <w:div w:id="1077939636">
+      <w:bodyDiv w:val="1"/>
+      <w:marLeft w:val="0"/>
+      <w:marRight w:val="0"/>
+      <w:marTop w:val="0"/>
+      <w:marBottom w:val="0"/>
+      <w:divBdr>
+        <w:top w:val="none" w:sz="0" w:space="0" w:color="auto"/>
+        <w:left w:val="none" w:sz="0" w:space="0" w:color="auto"/>
+        <w:bottom w:val="none" w:sz="0" w:space="0" w:color="auto"/>
+        <w:right w:val="none" w:sz="0" w:space="0" w:color="auto"/>
+      </w:divBdr>
+    </w:div>
+    <w:div w:id="1121220603">
+      <w:bodyDiv w:val="1"/>
+      <w:marLeft w:val="0"/>
+      <w:marRight w:val="0"/>
+      <w:marTop w:val="0"/>
+      <w:marBottom w:val="0"/>
+      <w:divBdr>
+        <w:top w:val="none" w:sz="0" w:space="0" w:color="auto"/>
+        <w:left w:val="none" w:sz="0" w:space="0" w:color="auto"/>
+        <w:bottom w:val="none" w:sz="0" w:space="0" w:color="auto"/>
+        <w:right w:val="none" w:sz="0" w:space="0" w:color="auto"/>
+      </w:divBdr>
+    </w:div>
+    <w:div w:id="1144204134">
+      <w:bodyDiv w:val="1"/>
+      <w:marLeft w:val="0"/>
+      <w:marRight w:val="0"/>
+      <w:marTop w:val="0"/>
+      <w:marBottom w:val="0"/>
+      <w:divBdr>
+        <w:top w:val="none" w:sz="0" w:space="0" w:color="auto"/>
+        <w:left w:val="none" w:sz="0" w:space="0" w:color="auto"/>
+        <w:bottom w:val="none" w:sz="0" w:space="0" w:color="auto"/>
+        <w:right w:val="none" w:sz="0" w:space="0" w:color="auto"/>
+      </w:divBdr>
+    </w:div>
+    <w:div w:id="1153177418">
+      <w:bodyDiv w:val="1"/>
+      <w:marLeft w:val="0"/>
+      <w:marRight w:val="0"/>
+      <w:marTop w:val="0"/>
+      <w:marBottom w:val="0"/>
+      <w:divBdr>
+        <w:top w:val="none" w:sz="0" w:space="0" w:color="auto"/>
+        <w:left w:val="none" w:sz="0" w:space="0" w:color="auto"/>
+        <w:bottom w:val="none" w:sz="0" w:space="0" w:color="auto"/>
+        <w:right w:val="none" w:sz="0" w:space="0" w:color="auto"/>
+      </w:divBdr>
+    </w:div>
+    <w:div w:id="1165902908">
+      <w:bodyDiv w:val="1"/>
+      <w:marLeft w:val="0"/>
+      <w:marRight w:val="0"/>
+      <w:marTop w:val="0"/>
+      <w:marBottom w:val="0"/>
+      <w:divBdr>
+        <w:top w:val="none" w:sz="0" w:space="0" w:color="auto"/>
+        <w:left w:val="none" w:sz="0" w:space="0" w:color="auto"/>
+        <w:bottom w:val="none" w:sz="0" w:space="0" w:color="auto"/>
+        <w:right w:val="none" w:sz="0" w:space="0" w:color="auto"/>
+      </w:divBdr>
+    </w:div>
+    <w:div w:id="1171410524">
+      <w:bodyDiv w:val="1"/>
+      <w:marLeft w:val="0"/>
+      <w:marRight w:val="0"/>
+      <w:marTop w:val="0"/>
+      <w:marBottom w:val="0"/>
+      <w:divBdr>
+        <w:top w:val="none" w:sz="0" w:space="0" w:color="auto"/>
+        <w:left w:val="none" w:sz="0" w:space="0" w:color="auto"/>
+        <w:bottom w:val="none" w:sz="0" w:space="0" w:color="auto"/>
+        <w:right w:val="none" w:sz="0" w:space="0" w:color="auto"/>
+      </w:divBdr>
+    </w:div>
+    <w:div w:id="1194883899">
+      <w:bodyDiv w:val="1"/>
+      <w:marLeft w:val="0"/>
+      <w:marRight w:val="0"/>
+      <w:marTop w:val="0"/>
+      <w:marBottom w:val="0"/>
+      <w:divBdr>
+        <w:top w:val="none" w:sz="0" w:space="0" w:color="auto"/>
+        <w:left w:val="none" w:sz="0" w:space="0" w:color="auto"/>
+        <w:bottom w:val="none" w:sz="0" w:space="0" w:color="auto"/>
+        <w:right w:val="none" w:sz="0" w:space="0" w:color="auto"/>
+      </w:divBdr>
+    </w:div>
+    <w:div w:id="1197960734">
+      <w:bodyDiv w:val="1"/>
+      <w:marLeft w:val="0"/>
+      <w:marRight w:val="0"/>
+      <w:marTop w:val="0"/>
+      <w:marBottom w:val="0"/>
+      <w:divBdr>
+        <w:top w:val="none" w:sz="0" w:space="0" w:color="auto"/>
+        <w:left w:val="none" w:sz="0" w:space="0" w:color="auto"/>
+        <w:bottom w:val="none" w:sz="0" w:space="0" w:color="auto"/>
+        <w:right w:val="none" w:sz="0" w:space="0" w:color="auto"/>
+      </w:divBdr>
+    </w:div>
+    <w:div w:id="1212421763">
+      <w:bodyDiv w:val="1"/>
+      <w:marLeft w:val="0"/>
+      <w:marRight w:val="0"/>
+      <w:marTop w:val="0"/>
+      <w:marBottom w:val="0"/>
+      <w:divBdr>
+        <w:top w:val="none" w:sz="0" w:space="0" w:color="auto"/>
+        <w:left w:val="none" w:sz="0" w:space="0" w:color="auto"/>
+        <w:bottom w:val="none" w:sz="0" w:space="0" w:color="auto"/>
+        <w:right w:val="none" w:sz="0" w:space="0" w:color="auto"/>
+      </w:divBdr>
+    </w:div>
+    <w:div w:id="1214657708">
+      <w:bodyDiv w:val="1"/>
+      <w:marLeft w:val="0"/>
+      <w:marRight w:val="0"/>
+      <w:marTop w:val="0"/>
+      <w:marBottom w:val="0"/>
+      <w:divBdr>
+        <w:top w:val="none" w:sz="0" w:space="0" w:color="auto"/>
+        <w:left w:val="none" w:sz="0" w:space="0" w:color="auto"/>
+        <w:bottom w:val="none" w:sz="0" w:space="0" w:color="auto"/>
+        <w:right w:val="none" w:sz="0" w:space="0" w:color="auto"/>
+      </w:divBdr>
+    </w:div>
+    <w:div w:id="1239436676">
+      <w:bodyDiv w:val="1"/>
+      <w:marLeft w:val="0"/>
+      <w:marRight w:val="0"/>
+      <w:marTop w:val="0"/>
+      <w:marBottom w:val="0"/>
+      <w:divBdr>
+        <w:top w:val="none" w:sz="0" w:space="0" w:color="auto"/>
+        <w:left w:val="none" w:sz="0" w:space="0" w:color="auto"/>
+        <w:bottom w:val="none" w:sz="0" w:space="0" w:color="auto"/>
+        <w:right w:val="none" w:sz="0" w:space="0" w:color="auto"/>
+      </w:divBdr>
+    </w:div>
+    <w:div w:id="1261793761">
+      <w:bodyDiv w:val="1"/>
+      <w:marLeft w:val="0"/>
+      <w:marRight w:val="0"/>
+      <w:marTop w:val="0"/>
+      <w:marBottom w:val="0"/>
+      <w:divBdr>
+        <w:top w:val="none" w:sz="0" w:space="0" w:color="auto"/>
+        <w:left w:val="none" w:sz="0" w:space="0" w:color="auto"/>
+        <w:bottom w:val="none" w:sz="0" w:space="0" w:color="auto"/>
+        <w:right w:val="none" w:sz="0" w:space="0" w:color="auto"/>
+      </w:divBdr>
+    </w:div>
+    <w:div w:id="1301157475">
+      <w:bodyDiv w:val="1"/>
+      <w:marLeft w:val="0"/>
+      <w:marRight w:val="0"/>
+      <w:marTop w:val="0"/>
+      <w:marBottom w:val="0"/>
+      <w:divBdr>
+        <w:top w:val="none" w:sz="0" w:space="0" w:color="auto"/>
+        <w:left w:val="none" w:sz="0" w:space="0" w:color="auto"/>
+        <w:bottom w:val="none" w:sz="0" w:space="0" w:color="auto"/>
+        <w:right w:val="none" w:sz="0" w:space="0" w:color="auto"/>
+      </w:divBdr>
+    </w:div>
+    <w:div w:id="1353072636">
+      <w:bodyDiv w:val="1"/>
+      <w:marLeft w:val="0"/>
+      <w:marRight w:val="0"/>
+      <w:marTop w:val="0"/>
+      <w:marBottom w:val="0"/>
+      <w:divBdr>
+        <w:top w:val="none" w:sz="0" w:space="0" w:color="auto"/>
+        <w:left w:val="none" w:sz="0" w:space="0" w:color="auto"/>
+        <w:bottom w:val="none" w:sz="0" w:space="0" w:color="auto"/>
+        <w:right w:val="none" w:sz="0" w:space="0" w:color="auto"/>
+      </w:divBdr>
+    </w:div>
+    <w:div w:id="1362589434">
+      <w:bodyDiv w:val="1"/>
+      <w:marLeft w:val="0"/>
+      <w:marRight w:val="0"/>
+      <w:marTop w:val="0"/>
+      <w:marBottom w:val="0"/>
+      <w:divBdr>
+        <w:top w:val="none" w:sz="0" w:space="0" w:color="auto"/>
+        <w:left w:val="none" w:sz="0" w:space="0" w:color="auto"/>
+        <w:bottom w:val="none" w:sz="0" w:space="0" w:color="auto"/>
+        <w:right w:val="none" w:sz="0" w:space="0" w:color="auto"/>
+      </w:divBdr>
+    </w:div>
+    <w:div w:id="1402409902">
+      <w:bodyDiv w:val="1"/>
+      <w:marLeft w:val="0"/>
+      <w:marRight w:val="0"/>
+      <w:marTop w:val="0"/>
+      <w:marBottom w:val="0"/>
+      <w:divBdr>
+        <w:top w:val="none" w:sz="0" w:space="0" w:color="auto"/>
+        <w:left w:val="none" w:sz="0" w:space="0" w:color="auto"/>
+        <w:bottom w:val="none" w:sz="0" w:space="0" w:color="auto"/>
+        <w:right w:val="none" w:sz="0" w:space="0" w:color="auto"/>
+      </w:divBdr>
+    </w:div>
+    <w:div w:id="1451126883">
+      <w:bodyDiv w:val="1"/>
+      <w:marLeft w:val="0"/>
+      <w:marRight w:val="0"/>
+      <w:marTop w:val="0"/>
+      <w:marBottom w:val="0"/>
+      <w:divBdr>
+        <w:top w:val="none" w:sz="0" w:space="0" w:color="auto"/>
+        <w:left w:val="none" w:sz="0" w:space="0" w:color="auto"/>
+        <w:bottom w:val="none" w:sz="0" w:space="0" w:color="auto"/>
+        <w:right w:val="none" w:sz="0" w:space="0" w:color="auto"/>
+      </w:divBdr>
+    </w:div>
+    <w:div w:id="1468081866">
+      <w:bodyDiv w:val="1"/>
+      <w:marLeft w:val="0"/>
+      <w:marRight w:val="0"/>
+      <w:marTop w:val="0"/>
+      <w:marBottom w:val="0"/>
+      <w:divBdr>
+        <w:top w:val="none" w:sz="0" w:space="0" w:color="auto"/>
+        <w:left w:val="none" w:sz="0" w:space="0" w:color="auto"/>
+        <w:bottom w:val="none" w:sz="0" w:space="0" w:color="auto"/>
+        <w:right w:val="none" w:sz="0" w:space="0" w:color="auto"/>
+      </w:divBdr>
+    </w:div>
+    <w:div w:id="1491946056">
+      <w:bodyDiv w:val="1"/>
+      <w:marLeft w:val="0"/>
+      <w:marRight w:val="0"/>
+      <w:marTop w:val="0"/>
+      <w:marBottom w:val="0"/>
+      <w:divBdr>
+        <w:top w:val="none" w:sz="0" w:space="0" w:color="auto"/>
+        <w:left w:val="none" w:sz="0" w:space="0" w:color="auto"/>
+        <w:bottom w:val="none" w:sz="0" w:space="0" w:color="auto"/>
+        <w:right w:val="none" w:sz="0" w:space="0" w:color="auto"/>
+      </w:divBdr>
+    </w:div>
+    <w:div w:id="1507212443">
+      <w:bodyDiv w:val="1"/>
+      <w:marLeft w:val="0"/>
+      <w:marRight w:val="0"/>
+      <w:marTop w:val="0"/>
+      <w:marBottom w:val="0"/>
+      <w:divBdr>
+        <w:top w:val="none" w:sz="0" w:space="0" w:color="auto"/>
+        <w:left w:val="none" w:sz="0" w:space="0" w:color="auto"/>
+        <w:bottom w:val="none" w:sz="0" w:space="0" w:color="auto"/>
+        <w:right w:val="none" w:sz="0" w:space="0" w:color="auto"/>
+      </w:divBdr>
+    </w:div>
+    <w:div w:id="1511215873">
+      <w:bodyDiv w:val="1"/>
+      <w:marLeft w:val="0"/>
+      <w:marRight w:val="0"/>
+      <w:marTop w:val="0"/>
+      <w:marBottom w:val="0"/>
+      <w:divBdr>
+        <w:top w:val="none" w:sz="0" w:space="0" w:color="auto"/>
+        <w:left w:val="none" w:sz="0" w:space="0" w:color="auto"/>
+        <w:bottom w:val="none" w:sz="0" w:space="0" w:color="auto"/>
+        <w:right w:val="none" w:sz="0" w:space="0" w:color="auto"/>
+      </w:divBdr>
+    </w:div>
+    <w:div w:id="1665628575">
+      <w:bodyDiv w:val="1"/>
+      <w:marLeft w:val="0"/>
+      <w:marRight w:val="0"/>
+      <w:marTop w:val="0"/>
+      <w:marBottom w:val="0"/>
+      <w:divBdr>
+        <w:top w:val="none" w:sz="0" w:space="0" w:color="auto"/>
+        <w:left w:val="none" w:sz="0" w:space="0" w:color="auto"/>
+        <w:bottom w:val="none" w:sz="0" w:space="0" w:color="auto"/>
+        <w:right w:val="none" w:sz="0" w:space="0" w:color="auto"/>
+      </w:divBdr>
+    </w:div>
+    <w:div w:id="1689912578">
+      <w:bodyDiv w:val="1"/>
+      <w:marLeft w:val="0"/>
+      <w:marRight w:val="0"/>
+      <w:marTop w:val="0"/>
+      <w:marBottom w:val="0"/>
+      <w:divBdr>
+        <w:top w:val="none" w:sz="0" w:space="0" w:color="auto"/>
+        <w:left w:val="none" w:sz="0" w:space="0" w:color="auto"/>
+        <w:bottom w:val="none" w:sz="0" w:space="0" w:color="auto"/>
+        <w:right w:val="none" w:sz="0" w:space="0" w:color="auto"/>
+      </w:divBdr>
+    </w:div>
+    <w:div w:id="1700929908">
+      <w:bodyDiv w:val="1"/>
+      <w:marLeft w:val="0"/>
+      <w:marRight w:val="0"/>
+      <w:marTop w:val="0"/>
+      <w:marBottom w:val="0"/>
+      <w:divBdr>
+        <w:top w:val="none" w:sz="0" w:space="0" w:color="auto"/>
+        <w:left w:val="none" w:sz="0" w:space="0" w:color="auto"/>
+        <w:bottom w:val="none" w:sz="0" w:space="0" w:color="auto"/>
+        <w:right w:val="none" w:sz="0" w:space="0" w:color="auto"/>
+      </w:divBdr>
+    </w:div>
+    <w:div w:id="1727410417">
+      <w:bodyDiv w:val="1"/>
+      <w:marLeft w:val="0"/>
+      <w:marRight w:val="0"/>
+      <w:marTop w:val="0"/>
+      <w:marBottom w:val="0"/>
+      <w:divBdr>
+        <w:top w:val="none" w:sz="0" w:space="0" w:color="auto"/>
+        <w:left w:val="none" w:sz="0" w:space="0" w:color="auto"/>
+        <w:bottom w:val="none" w:sz="0" w:space="0" w:color="auto"/>
+        <w:right w:val="none" w:sz="0" w:space="0" w:color="auto"/>
+      </w:divBdr>
+    </w:div>
+    <w:div w:id="1735424337">
+      <w:bodyDiv w:val="1"/>
+      <w:marLeft w:val="0"/>
+      <w:marRight w:val="0"/>
+      <w:marTop w:val="0"/>
+      <w:marBottom w:val="0"/>
+      <w:divBdr>
+        <w:top w:val="none" w:sz="0" w:space="0" w:color="auto"/>
+        <w:left w:val="none" w:sz="0" w:space="0" w:color="auto"/>
+        <w:bottom w:val="none" w:sz="0" w:space="0" w:color="auto"/>
+        <w:right w:val="none" w:sz="0" w:space="0" w:color="auto"/>
+      </w:divBdr>
+    </w:div>
+    <w:div w:id="1740706668">
+      <w:bodyDiv w:val="1"/>
+      <w:marLeft w:val="0"/>
+      <w:marRight w:val="0"/>
+      <w:marTop w:val="0"/>
+      <w:marBottom w:val="0"/>
+      <w:divBdr>
+        <w:top w:val="none" w:sz="0" w:space="0" w:color="auto"/>
+        <w:left w:val="none" w:sz="0" w:space="0" w:color="auto"/>
+        <w:bottom w:val="none" w:sz="0" w:space="0" w:color="auto"/>
+        <w:right w:val="none" w:sz="0" w:space="0" w:color="auto"/>
+      </w:divBdr>
+    </w:div>
+    <w:div w:id="1758137335">
+      <w:bodyDiv w:val="1"/>
+      <w:marLeft w:val="0"/>
+      <w:marRight w:val="0"/>
+      <w:marTop w:val="0"/>
+      <w:marBottom w:val="0"/>
+      <w:divBdr>
+        <w:top w:val="none" w:sz="0" w:space="0" w:color="auto"/>
+        <w:left w:val="none" w:sz="0" w:space="0" w:color="auto"/>
+        <w:bottom w:val="none" w:sz="0" w:space="0" w:color="auto"/>
+        <w:right w:val="none" w:sz="0" w:space="0" w:color="auto"/>
+      </w:divBdr>
+    </w:div>
+    <w:div w:id="1783497986">
+      <w:bodyDiv w:val="1"/>
+      <w:marLeft w:val="0"/>
+      <w:marRight w:val="0"/>
+      <w:marTop w:val="0"/>
+      <w:marBottom w:val="0"/>
+      <w:divBdr>
+        <w:top w:val="none" w:sz="0" w:space="0" w:color="auto"/>
+        <w:left w:val="none" w:sz="0" w:space="0" w:color="auto"/>
+        <w:bottom w:val="none" w:sz="0" w:space="0" w:color="auto"/>
+        <w:right w:val="none" w:sz="0" w:space="0" w:color="auto"/>
+      </w:divBdr>
+    </w:div>
+    <w:div w:id="1797481160">
+      <w:bodyDiv w:val="1"/>
+      <w:marLeft w:val="0"/>
+      <w:marRight w:val="0"/>
+      <w:marTop w:val="0"/>
+      <w:marBottom w:val="0"/>
+      <w:divBdr>
+        <w:top w:val="none" w:sz="0" w:space="0" w:color="auto"/>
+        <w:left w:val="none" w:sz="0" w:space="0" w:color="auto"/>
+        <w:bottom w:val="none" w:sz="0" w:space="0" w:color="auto"/>
+        <w:right w:val="none" w:sz="0" w:space="0" w:color="auto"/>
+      </w:divBdr>
+    </w:div>
+    <w:div w:id="1818447737">
+      <w:bodyDiv w:val="1"/>
+      <w:marLeft w:val="0"/>
+      <w:marRight w:val="0"/>
+      <w:marTop w:val="0"/>
+      <w:marBottom w:val="0"/>
+      <w:divBdr>
+        <w:top w:val="none" w:sz="0" w:space="0" w:color="auto"/>
+        <w:left w:val="none" w:sz="0" w:space="0" w:color="auto"/>
+        <w:bottom w:val="none" w:sz="0" w:space="0" w:color="auto"/>
+        <w:right w:val="none" w:sz="0" w:space="0" w:color="auto"/>
+      </w:divBdr>
+    </w:div>
+    <w:div w:id="1818959241">
+      <w:bodyDiv w:val="1"/>
+      <w:marLeft w:val="0"/>
+      <w:marRight w:val="0"/>
+      <w:marTop w:val="0"/>
+      <w:marBottom w:val="0"/>
+      <w:divBdr>
+        <w:top w:val="none" w:sz="0" w:space="0" w:color="auto"/>
+        <w:left w:val="none" w:sz="0" w:space="0" w:color="auto"/>
+        <w:bottom w:val="none" w:sz="0" w:space="0" w:color="auto"/>
+        <w:right w:val="none" w:sz="0" w:space="0" w:color="auto"/>
+      </w:divBdr>
+    </w:div>
+    <w:div w:id="1836846142">
+      <w:bodyDiv w:val="1"/>
+      <w:marLeft w:val="0"/>
+      <w:marRight w:val="0"/>
+      <w:marTop w:val="0"/>
+      <w:marBottom w:val="0"/>
+      <w:divBdr>
+        <w:top w:val="none" w:sz="0" w:space="0" w:color="auto"/>
+        <w:left w:val="none" w:sz="0" w:space="0" w:color="auto"/>
+        <w:bottom w:val="none" w:sz="0" w:space="0" w:color="auto"/>
+        <w:right w:val="none" w:sz="0" w:space="0" w:color="auto"/>
+      </w:divBdr>
+    </w:div>
+    <w:div w:id="1851065427">
+      <w:bodyDiv w:val="1"/>
+      <w:marLeft w:val="0"/>
+      <w:marRight w:val="0"/>
+      <w:marTop w:val="0"/>
+      <w:marBottom w:val="0"/>
+      <w:divBdr>
+        <w:top w:val="none" w:sz="0" w:space="0" w:color="auto"/>
+        <w:left w:val="none" w:sz="0" w:space="0" w:color="auto"/>
+        <w:bottom w:val="none" w:sz="0" w:space="0" w:color="auto"/>
+        <w:right w:val="none" w:sz="0" w:space="0" w:color="auto"/>
+      </w:divBdr>
+    </w:div>
+    <w:div w:id="1854875690">
+      <w:bodyDiv w:val="1"/>
+      <w:marLeft w:val="0"/>
+      <w:marRight w:val="0"/>
+      <w:marTop w:val="0"/>
+      <w:marBottom w:val="0"/>
+      <w:divBdr>
+        <w:top w:val="none" w:sz="0" w:space="0" w:color="auto"/>
+        <w:left w:val="none" w:sz="0" w:space="0" w:color="auto"/>
+        <w:bottom w:val="none" w:sz="0" w:space="0" w:color="auto"/>
+        <w:right w:val="none" w:sz="0" w:space="0" w:color="auto"/>
+      </w:divBdr>
+    </w:div>
+    <w:div w:id="1858304689">
+      <w:bodyDiv w:val="1"/>
+      <w:marLeft w:val="0"/>
+      <w:marRight w:val="0"/>
+      <w:marTop w:val="0"/>
+      <w:marBottom w:val="0"/>
+      <w:divBdr>
+        <w:top w:val="none" w:sz="0" w:space="0" w:color="auto"/>
+        <w:left w:val="none" w:sz="0" w:space="0" w:color="auto"/>
+        <w:bottom w:val="none" w:sz="0" w:space="0" w:color="auto"/>
+        <w:right w:val="none" w:sz="0" w:space="0" w:color="auto"/>
+      </w:divBdr>
+    </w:div>
+    <w:div w:id="1911427014">
+      <w:bodyDiv w:val="1"/>
+      <w:marLeft w:val="0"/>
+      <w:marRight w:val="0"/>
+      <w:marTop w:val="0"/>
+      <w:marBottom w:val="0"/>
+      <w:divBdr>
+        <w:top w:val="none" w:sz="0" w:space="0" w:color="auto"/>
+        <w:left w:val="none" w:sz="0" w:space="0" w:color="auto"/>
+        <w:bottom w:val="none" w:sz="0" w:space="0" w:color="auto"/>
+        <w:right w:val="none" w:sz="0" w:space="0" w:color="auto"/>
+      </w:divBdr>
+    </w:div>
+    <w:div w:id="1981305854">
+      <w:bodyDiv w:val="1"/>
+      <w:marLeft w:val="0"/>
+      <w:marRight w:val="0"/>
+      <w:marTop w:val="0"/>
+      <w:marBottom w:val="0"/>
+      <w:divBdr>
+        <w:top w:val="none" w:sz="0" w:space="0" w:color="auto"/>
+        <w:left w:val="none" w:sz="0" w:space="0" w:color="auto"/>
+        <w:bottom w:val="none" w:sz="0" w:space="0" w:color="auto"/>
+        <w:right w:val="none" w:sz="0" w:space="0" w:color="auto"/>
+      </w:divBdr>
+    </w:div>
+    <w:div w:id="1987972787">
+      <w:bodyDiv w:val="1"/>
+      <w:marLeft w:val="0"/>
+      <w:marRight w:val="0"/>
+      <w:marTop w:val="0"/>
+      <w:marBottom w:val="0"/>
+      <w:divBdr>
+        <w:top w:val="none" w:sz="0" w:space="0" w:color="auto"/>
+        <w:left w:val="none" w:sz="0" w:space="0" w:color="auto"/>
+        <w:bottom w:val="none" w:sz="0" w:space="0" w:color="auto"/>
+        <w:right w:val="none" w:sz="0" w:space="0" w:color="auto"/>
+      </w:divBdr>
+    </w:div>
+    <w:div w:id="2024237173">
+      <w:bodyDiv w:val="1"/>
+      <w:marLeft w:val="0"/>
+      <w:marRight w:val="0"/>
+      <w:marTop w:val="0"/>
+      <w:marBottom w:val="0"/>
+      <w:divBdr>
+        <w:top w:val="none" w:sz="0" w:space="0" w:color="auto"/>
+        <w:left w:val="none" w:sz="0" w:space="0" w:color="auto"/>
+        <w:bottom w:val="none" w:sz="0" w:space="0" w:color="auto"/>
+        <w:right w:val="none" w:sz="0" w:space="0" w:color="auto"/>
+      </w:divBdr>
+    </w:div>
+    <w:div w:id="2031026783">
+      <w:bodyDiv w:val="1"/>
+      <w:marLeft w:val="0"/>
+      <w:marRight w:val="0"/>
+      <w:marTop w:val="0"/>
+      <w:marBottom w:val="0"/>
+      <w:divBdr>
+        <w:top w:val="none" w:sz="0" w:space="0" w:color="auto"/>
+        <w:left w:val="none" w:sz="0" w:space="0" w:color="auto"/>
+        <w:bottom w:val="none" w:sz="0" w:space="0" w:color="auto"/>
+        <w:right w:val="none" w:sz="0" w:space="0" w:color="auto"/>
+      </w:divBdr>
+    </w:div>
+    <w:div w:id="2040888169">
+      <w:bodyDiv w:val="1"/>
+      <w:marLeft w:val="0"/>
+      <w:marRight w:val="0"/>
+      <w:marTop w:val="0"/>
+      <w:marBottom w:val="0"/>
+      <w:divBdr>
+        <w:top w:val="none" w:sz="0" w:space="0" w:color="auto"/>
+        <w:left w:val="none" w:sz="0" w:space="0" w:color="auto"/>
+        <w:bottom w:val="none" w:sz="0" w:space="0" w:color="auto"/>
+        <w:right w:val="none" w:sz="0" w:space="0" w:color="auto"/>
+      </w:divBdr>
+    </w:div>
+    <w:div w:id="2054380012">
+      <w:bodyDiv w:val="1"/>
+      <w:marLeft w:val="0"/>
+      <w:marRight w:val="0"/>
+      <w:marTop w:val="0"/>
+      <w:marBottom w:val="0"/>
+      <w:divBdr>
+        <w:top w:val="none" w:sz="0" w:space="0" w:color="auto"/>
+        <w:left w:val="none" w:sz="0" w:space="0" w:color="auto"/>
+        <w:bottom w:val="none" w:sz="0" w:space="0" w:color="auto"/>
+        <w:right w:val="none" w:sz="0" w:space="0" w:color="auto"/>
+      </w:divBdr>
+    </w:div>
+    <w:div w:id="2074037199">
+      <w:bodyDiv w:val="1"/>
+      <w:marLeft w:val="0"/>
+      <w:marRight w:val="0"/>
+      <w:marTop w:val="0"/>
+      <w:marBottom w:val="0"/>
+      <w:divBdr>
+        <w:top w:val="none" w:sz="0" w:space="0" w:color="auto"/>
+        <w:left w:val="none" w:sz="0" w:space="0" w:color="auto"/>
+        <w:bottom w:val="none" w:sz="0" w:space="0" w:color="auto"/>
+        <w:right w:val="none" w:sz="0" w:space="0" w:color="auto"/>
+      </w:divBdr>
+    </w:div>
+    <w:div w:id="2088379916">
+      <w:bodyDiv w:val="1"/>
+      <w:marLeft w:val="0"/>
+      <w:marRight w:val="0"/>
+      <w:marTop w:val="0"/>
+      <w:marBottom w:val="0"/>
+      <w:divBdr>
+        <w:top w:val="none" w:sz="0" w:space="0" w:color="auto"/>
+        <w:left w:val="none" w:sz="0" w:space="0" w:color="auto"/>
+        <w:bottom w:val="none" w:sz="0" w:space="0" w:color="auto"/>
+        <w:right w:val="none" w:sz="0" w:space="0" w:color="auto"/>
+      </w:divBdr>
+    </w:div>
+    <w:div w:id="2104372800">
+      <w:bodyDiv w:val="1"/>
+      <w:marLeft w:val="0"/>
+      <w:marRight w:val="0"/>
+      <w:marTop w:val="0"/>
+      <w:marBottom w:val="0"/>
+      <w:divBdr>
+        <w:top w:val="none" w:sz="0" w:space="0" w:color="auto"/>
+        <w:left w:val="none" w:sz="0" w:space="0" w:color="auto"/>
+        <w:bottom w:val="none" w:sz="0" w:space="0" w:color="auto"/>
+        <w:right w:val="none" w:sz="0" w:space="0" w:color="auto"/>
+      </w:divBdr>
+    </w:div>
+    <w:div w:id="2136634432">
+      <w:bodyDiv w:val="1"/>
+      <w:marLeft w:val="0"/>
+      <w:marRight w:val="0"/>
+      <w:marTop w:val="0"/>
+      <w:marBottom w:val="0"/>
+      <w:divBdr>
+        <w:top w:val="none" w:sz="0" w:space="0" w:color="auto"/>
+        <w:left w:val="none" w:sz="0" w:space="0" w:color="auto"/>
+        <w:bottom w:val="none" w:sz="0" w:space="0" w:color="auto"/>
+        <w:right w:val="none" w:sz="0" w:space="0" w:color="auto"/>
+      </w:divBdr>
+    </w:div>
+    <w:div w:id="2140150125">
+      <w:bodyDiv w:val="1"/>
+      <w:marLeft w:val="0"/>
+      <w:marRight w:val="0"/>
+      <w:marTop w:val="0"/>
+      <w:marBottom w:val="0"/>
+      <w:divBdr>
+        <w:top w:val="none" w:sz="0" w:space="0" w:color="auto"/>
+        <w:left w:val="none" w:sz="0" w:space="0" w:color="auto"/>
+        <w:bottom w:val="none" w:sz="0" w:space="0" w:color="auto"/>
+        <w:right w:val="none" w:sz="0" w:space="0" w:color="auto"/>
+      </w:divBdr>
+    </w:div>
+    <w:div w:id="2142067812">
+      <w:bodyDiv w:val="1"/>
+      <w:marLeft w:val="0"/>
+      <w:marRight w:val="0"/>
+      <w:marTop w:val="0"/>
+      <w:marBottom w:val="0"/>
+      <w:divBdr>
+        <w:top w:val="none" w:sz="0" w:space="0" w:color="auto"/>
+        <w:left w:val="none" w:sz="0" w:space="0" w:color="auto"/>
+        <w:bottom w:val="none" w:sz="0" w:space="0" w:color="auto"/>
+        <w:right w:val="none" w:sz="0" w:space="0" w:color="auto"/>
+      </w:divBdr>
+    </w:div>
+  </w:divs>
+  <w:optimizeForBrowser/>
+  <w:relyOnVML/>
+  <w:allowPNG/>
+</w:webSettings>
 </file>